--- a/FYP_Report_RV.docx
+++ b/FYP_Report_RV.docx
@@ -230,7 +230,7 @@
       <w:pPr>
         <w:pStyle w:val="Headings"/>
       </w:pPr>
-      <w:bookmarkStart w:id="0" w:name="_Toc230349921"/>
+      <w:bookmarkStart w:id="0" w:name="_Toc230709540"/>
       <w:r>
         <w:lastRenderedPageBreak/>
         <w:t>Abstract</w:t>
@@ -266,7 +266,7 @@
       <w:pPr>
         <w:pStyle w:val="Headings"/>
       </w:pPr>
-      <w:bookmarkStart w:id="1" w:name="_Toc230349922"/>
+      <w:bookmarkStart w:id="1" w:name="_Toc230709541"/>
       <w:r>
         <w:lastRenderedPageBreak/>
         <w:t>Acknowledgements</w:t>
@@ -304,7 +304,7 @@
         <w:t xml:space="preserve"> not only to this dissertation but also to my growth as a student.</w:t>
       </w:r>
     </w:p>
-    <w:bookmarkStart w:id="2" w:name="_Toc230349923" w:displacedByCustomXml="next"/>
+    <w:bookmarkStart w:id="2" w:name="_Toc230709542" w:displacedByCustomXml="next"/>
     <w:sdt>
       <w:sdtPr>
         <w:rPr>
@@ -360,7 +360,7 @@
           <w:r>
             <w:fldChar w:fldCharType="separate"/>
           </w:r>
-          <w:hyperlink w:anchor="_Toc230349921" w:history="1">
+          <w:hyperlink w:anchor="_Toc230709540" w:history="1">
             <w:r>
               <w:rPr>
                 <w:rStyle w:val="Hyperlink"/>
@@ -387,7 +387,7 @@
                 <w:noProof/>
                 <w:webHidden/>
               </w:rPr>
-              <w:instrText xml:space="preserve"> PAGEREF _Toc230349921 \h </w:instrText>
+              <w:instrText xml:space="preserve"> PAGEREF _Toc230709540 \h </w:instrText>
             </w:r>
             <w:r>
               <w:rPr>
@@ -432,7 +432,7 @@
               <w14:ligatures w14:val="standardContextual"/>
             </w:rPr>
           </w:pPr>
-          <w:hyperlink w:anchor="_Toc230349922" w:history="1">
+          <w:hyperlink w:anchor="_Toc230709541" w:history="1">
             <w:r>
               <w:rPr>
                 <w:rStyle w:val="Hyperlink"/>
@@ -459,7 +459,7 @@
                 <w:noProof/>
                 <w:webHidden/>
               </w:rPr>
-              <w:instrText xml:space="preserve"> PAGEREF _Toc230349922 \h </w:instrText>
+              <w:instrText xml:space="preserve"> PAGEREF _Toc230709541 \h </w:instrText>
             </w:r>
             <w:r>
               <w:rPr>
@@ -504,7 +504,7 @@
               <w14:ligatures w14:val="standardContextual"/>
             </w:rPr>
           </w:pPr>
-          <w:hyperlink w:anchor="_Toc230349923" w:history="1">
+          <w:hyperlink w:anchor="_Toc230709542" w:history="1">
             <w:r>
               <w:rPr>
                 <w:rStyle w:val="Hyperlink"/>
@@ -531,7 +531,7 @@
                 <w:noProof/>
                 <w:webHidden/>
               </w:rPr>
-              <w:instrText xml:space="preserve"> PAGEREF _Toc230349923 \h </w:instrText>
+              <w:instrText xml:space="preserve"> PAGEREF _Toc230709542 \h </w:instrText>
             </w:r>
             <w:r>
               <w:rPr>
@@ -576,7 +576,7 @@
               <w14:ligatures w14:val="standardContextual"/>
             </w:rPr>
           </w:pPr>
-          <w:hyperlink w:anchor="_Toc230349924" w:history="1">
+          <w:hyperlink w:anchor="_Toc230709543" w:history="1">
             <w:r>
               <w:rPr>
                 <w:rStyle w:val="Hyperlink"/>
@@ -603,7 +603,7 @@
                 <w:noProof/>
                 <w:webHidden/>
               </w:rPr>
-              <w:instrText xml:space="preserve"> PAGEREF _Toc230349924 \h </w:instrText>
+              <w:instrText xml:space="preserve"> PAGEREF _Toc230709543 \h </w:instrText>
             </w:r>
             <w:r>
               <w:rPr>
@@ -648,7 +648,7 @@
               <w14:ligatures w14:val="standardContextual"/>
             </w:rPr>
           </w:pPr>
-          <w:hyperlink w:anchor="_Toc230349925" w:history="1">
+          <w:hyperlink w:anchor="_Toc230709544" w:history="1">
             <w:r>
               <w:rPr>
                 <w:rStyle w:val="Hyperlink"/>
@@ -675,7 +675,7 @@
                 <w:noProof/>
                 <w:webHidden/>
               </w:rPr>
-              <w:instrText xml:space="preserve"> PAGEREF _Toc230349925 \h </w:instrText>
+              <w:instrText xml:space="preserve"> PAGEREF _Toc230709544 \h </w:instrText>
             </w:r>
             <w:r>
               <w:rPr>
@@ -720,7 +720,7 @@
               <w14:ligatures w14:val="standardContextual"/>
             </w:rPr>
           </w:pPr>
-          <w:hyperlink w:anchor="_Toc230349926" w:history="1">
+          <w:hyperlink w:anchor="_Toc230709545" w:history="1">
             <w:r>
               <w:rPr>
                 <w:rStyle w:val="Hyperlink"/>
@@ -747,7 +747,7 @@
                 <w:noProof/>
                 <w:webHidden/>
               </w:rPr>
-              <w:instrText xml:space="preserve"> PAGEREF _Toc230349926 \h </w:instrText>
+              <w:instrText xml:space="preserve"> PAGEREF _Toc230709545 \h </w:instrText>
             </w:r>
             <w:r>
               <w:rPr>
@@ -792,7 +792,7 @@
               <w14:ligatures w14:val="standardContextual"/>
             </w:rPr>
           </w:pPr>
-          <w:hyperlink w:anchor="_Toc230349927" w:history="1">
+          <w:hyperlink w:anchor="_Toc230709546" w:history="1">
             <w:r>
               <w:rPr>
                 <w:rStyle w:val="Hyperlink"/>
@@ -839,7 +839,7 @@
                 <w:noProof/>
                 <w:webHidden/>
               </w:rPr>
-              <w:instrText xml:space="preserve"> PAGEREF _Toc230349927 \h </w:instrText>
+              <w:instrText xml:space="preserve"> PAGEREF _Toc230709546 \h </w:instrText>
             </w:r>
             <w:r>
               <w:rPr>
@@ -886,7 +886,7 @@
               <w14:ligatures w14:val="standardContextual"/>
             </w:rPr>
           </w:pPr>
-          <w:hyperlink w:anchor="_Toc230349928" w:history="1">
+          <w:hyperlink w:anchor="_Toc230709547" w:history="1">
             <w:r>
               <w:rPr>
                 <w:rStyle w:val="Hyperlink"/>
@@ -932,7 +932,7 @@
                 <w:noProof/>
                 <w:webHidden/>
               </w:rPr>
-              <w:instrText xml:space="preserve"> PAGEREF _Toc230349928 \h </w:instrText>
+              <w:instrText xml:space="preserve"> PAGEREF _Toc230709547 \h </w:instrText>
             </w:r>
             <w:r>
               <w:rPr>
@@ -979,7 +979,7 @@
               <w14:ligatures w14:val="standardContextual"/>
             </w:rPr>
           </w:pPr>
-          <w:hyperlink w:anchor="_Toc230349929" w:history="1">
+          <w:hyperlink w:anchor="_Toc230709548" w:history="1">
             <w:r>
               <w:rPr>
                 <w:rStyle w:val="Hyperlink"/>
@@ -1025,7 +1025,7 @@
                 <w:noProof/>
                 <w:webHidden/>
               </w:rPr>
-              <w:instrText xml:space="preserve"> PAGEREF _Toc230349929 \h </w:instrText>
+              <w:instrText xml:space="preserve"> PAGEREF _Toc230709548 \h </w:instrText>
             </w:r>
             <w:r>
               <w:rPr>
@@ -1072,7 +1072,7 @@
               <w14:ligatures w14:val="standardContextual"/>
             </w:rPr>
           </w:pPr>
-          <w:hyperlink w:anchor="_Toc230349930" w:history="1">
+          <w:hyperlink w:anchor="_Toc230709549" w:history="1">
             <w:r>
               <w:rPr>
                 <w:rStyle w:val="Hyperlink"/>
@@ -1118,7 +1118,7 @@
                 <w:noProof/>
                 <w:webHidden/>
               </w:rPr>
-              <w:instrText xml:space="preserve"> PAGEREF _Toc230349930 \h </w:instrText>
+              <w:instrText xml:space="preserve"> PAGEREF _Toc230709549 \h </w:instrText>
             </w:r>
             <w:r>
               <w:rPr>
@@ -1165,7 +1165,7 @@
               <w14:ligatures w14:val="standardContextual"/>
             </w:rPr>
           </w:pPr>
-          <w:hyperlink w:anchor="_Toc230349931" w:history="1">
+          <w:hyperlink w:anchor="_Toc230709550" w:history="1">
             <w:r>
               <w:rPr>
                 <w:rStyle w:val="Hyperlink"/>
@@ -1211,7 +1211,7 @@
                 <w:noProof/>
                 <w:webHidden/>
               </w:rPr>
-              <w:instrText xml:space="preserve"> PAGEREF _Toc230349931 \h </w:instrText>
+              <w:instrText xml:space="preserve"> PAGEREF _Toc230709550 \h </w:instrText>
             </w:r>
             <w:r>
               <w:rPr>
@@ -1256,7 +1256,7 @@
               <w14:ligatures w14:val="standardContextual"/>
             </w:rPr>
           </w:pPr>
-          <w:hyperlink w:anchor="_Toc230349932" w:history="1">
+          <w:hyperlink w:anchor="_Toc230709551" w:history="1">
             <w:r>
               <w:rPr>
                 <w:rStyle w:val="Hyperlink"/>
@@ -1303,7 +1303,7 @@
                 <w:noProof/>
                 <w:webHidden/>
               </w:rPr>
-              <w:instrText xml:space="preserve"> PAGEREF _Toc230349932 \h </w:instrText>
+              <w:instrText xml:space="preserve"> PAGEREF _Toc230709551 \h </w:instrText>
             </w:r>
             <w:r>
               <w:rPr>
@@ -1347,7 +1347,7 @@
               <w14:ligatures w14:val="standardContextual"/>
             </w:rPr>
           </w:pPr>
-          <w:hyperlink w:anchor="_Toc230349933" w:history="1">
+          <w:hyperlink w:anchor="_Toc230709552" w:history="1">
             <w:r>
               <w:rPr>
                 <w:rStyle w:val="Hyperlink"/>
@@ -1375,7 +1375,7 @@
                 <w:noProof/>
                 <w:webHidden/>
               </w:rPr>
-              <w:instrText xml:space="preserve"> PAGEREF _Toc230349933 \h </w:instrText>
+              <w:instrText xml:space="preserve"> PAGEREF _Toc230709552 \h </w:instrText>
             </w:r>
             <w:r>
               <w:rPr>
@@ -1419,7 +1419,7 @@
               <w14:ligatures w14:val="standardContextual"/>
             </w:rPr>
           </w:pPr>
-          <w:hyperlink w:anchor="_Toc230349934" w:history="1">
+          <w:hyperlink w:anchor="_Toc230709553" w:history="1">
             <w:r>
               <w:rPr>
                 <w:rStyle w:val="Hyperlink"/>
@@ -1447,7 +1447,7 @@
                 <w:noProof/>
                 <w:webHidden/>
               </w:rPr>
-              <w:instrText xml:space="preserve"> PAGEREF _Toc230349934 \h </w:instrText>
+              <w:instrText xml:space="preserve"> PAGEREF _Toc230709553 \h </w:instrText>
             </w:r>
             <w:r>
               <w:rPr>
@@ -1467,7 +1467,7 @@
                 <w:noProof/>
                 <w:webHidden/>
               </w:rPr>
-              <w:t>7</w:t>
+              <w:t>8</w:t>
             </w:r>
             <w:r>
               <w:rPr>
@@ -1491,7 +1491,7 @@
               <w14:ligatures w14:val="standardContextual"/>
             </w:rPr>
           </w:pPr>
-          <w:hyperlink w:anchor="_Toc230349935" w:history="1">
+          <w:hyperlink w:anchor="_Toc230709554" w:history="1">
             <w:r>
               <w:rPr>
                 <w:rStyle w:val="Hyperlink"/>
@@ -1519,7 +1519,7 @@
                 <w:noProof/>
                 <w:webHidden/>
               </w:rPr>
-              <w:instrText xml:space="preserve"> PAGEREF _Toc230349935 \h </w:instrText>
+              <w:instrText xml:space="preserve"> PAGEREF _Toc230709554 \h </w:instrText>
             </w:r>
             <w:r>
               <w:rPr>
@@ -1539,7 +1539,7 @@
                 <w:noProof/>
                 <w:webHidden/>
               </w:rPr>
-              <w:t>8</w:t>
+              <w:t>9</w:t>
             </w:r>
             <w:r>
               <w:rPr>
@@ -1563,7 +1563,7 @@
               <w14:ligatures w14:val="standardContextual"/>
             </w:rPr>
           </w:pPr>
-          <w:hyperlink w:anchor="_Toc230349936" w:history="1">
+          <w:hyperlink w:anchor="_Toc230709555" w:history="1">
             <w:r>
               <w:rPr>
                 <w:rStyle w:val="Hyperlink"/>
@@ -1591,7 +1591,7 @@
                 <w:noProof/>
                 <w:webHidden/>
               </w:rPr>
-              <w:instrText xml:space="preserve"> PAGEREF _Toc230349936 \h </w:instrText>
+              <w:instrText xml:space="preserve"> PAGEREF _Toc230709555 \h </w:instrText>
             </w:r>
             <w:r>
               <w:rPr>
@@ -1611,7 +1611,7 @@
                 <w:noProof/>
                 <w:webHidden/>
               </w:rPr>
-              <w:t>10</w:t>
+              <w:t>11</w:t>
             </w:r>
             <w:r>
               <w:rPr>
@@ -1636,7 +1636,7 @@
               <w14:ligatures w14:val="standardContextual"/>
             </w:rPr>
           </w:pPr>
-          <w:hyperlink w:anchor="_Toc230349937" w:history="1">
+          <w:hyperlink w:anchor="_Toc230709556" w:history="1">
             <w:r>
               <w:rPr>
                 <w:rStyle w:val="Hyperlink"/>
@@ -1683,7 +1683,7 @@
                 <w:noProof/>
                 <w:webHidden/>
               </w:rPr>
-              <w:instrText xml:space="preserve"> PAGEREF _Toc230349937 \h </w:instrText>
+              <w:instrText xml:space="preserve"> PAGEREF _Toc230709556 \h </w:instrText>
             </w:r>
             <w:r>
               <w:rPr>
@@ -1703,7 +1703,7 @@
                 <w:noProof/>
                 <w:webHidden/>
               </w:rPr>
-              <w:t>11</w:t>
+              <w:t>12</w:t>
             </w:r>
             <w:r>
               <w:rPr>
@@ -1730,7 +1730,7 @@
               <w14:ligatures w14:val="standardContextual"/>
             </w:rPr>
           </w:pPr>
-          <w:hyperlink w:anchor="_Toc230349938" w:history="1">
+          <w:hyperlink w:anchor="_Toc230709557" w:history="1">
             <w:r>
               <w:rPr>
                 <w:rStyle w:val="Hyperlink"/>
@@ -1776,7 +1776,7 @@
                 <w:noProof/>
                 <w:webHidden/>
               </w:rPr>
-              <w:instrText xml:space="preserve"> PAGEREF _Toc230349938 \h </w:instrText>
+              <w:instrText xml:space="preserve"> PAGEREF _Toc230709557 \h </w:instrText>
             </w:r>
             <w:r>
               <w:rPr>
@@ -1796,7 +1796,7 @@
                 <w:noProof/>
                 <w:webHidden/>
               </w:rPr>
-              <w:t>11</w:t>
+              <w:t>12</w:t>
             </w:r>
             <w:r>
               <w:rPr>
@@ -1823,7 +1823,7 @@
               <w14:ligatures w14:val="standardContextual"/>
             </w:rPr>
           </w:pPr>
-          <w:hyperlink w:anchor="_Toc230349939" w:history="1">
+          <w:hyperlink w:anchor="_Toc230709558" w:history="1">
             <w:r>
               <w:rPr>
                 <w:rStyle w:val="Hyperlink"/>
@@ -1869,7 +1869,7 @@
                 <w:noProof/>
                 <w:webHidden/>
               </w:rPr>
-              <w:instrText xml:space="preserve"> PAGEREF _Toc230349939 \h </w:instrText>
+              <w:instrText xml:space="preserve"> PAGEREF _Toc230709558 \h </w:instrText>
             </w:r>
             <w:r>
               <w:rPr>
@@ -1889,7 +1889,7 @@
                 <w:noProof/>
                 <w:webHidden/>
               </w:rPr>
-              <w:t>12</w:t>
+              <w:t>13</w:t>
             </w:r>
             <w:r>
               <w:rPr>
@@ -1916,7 +1916,7 @@
               <w14:ligatures w14:val="standardContextual"/>
             </w:rPr>
           </w:pPr>
-          <w:hyperlink w:anchor="_Toc230349940" w:history="1">
+          <w:hyperlink w:anchor="_Toc230709559" w:history="1">
             <w:r>
               <w:rPr>
                 <w:rStyle w:val="Hyperlink"/>
@@ -1962,7 +1962,7 @@
                 <w:noProof/>
                 <w:webHidden/>
               </w:rPr>
-              <w:instrText xml:space="preserve"> PAGEREF _Toc230349940 \h </w:instrText>
+              <w:instrText xml:space="preserve"> PAGEREF _Toc230709559 \h </w:instrText>
             </w:r>
             <w:r>
               <w:rPr>
@@ -1982,7 +1982,7 @@
                 <w:noProof/>
                 <w:webHidden/>
               </w:rPr>
-              <w:t>15</w:t>
+              <w:t>16</w:t>
             </w:r>
             <w:r>
               <w:rPr>
@@ -2007,7 +2007,7 @@
               <w14:ligatures w14:val="standardContextual"/>
             </w:rPr>
           </w:pPr>
-          <w:hyperlink w:anchor="_Toc230349941" w:history="1">
+          <w:hyperlink w:anchor="_Toc230709560" w:history="1">
             <w:r>
               <w:rPr>
                 <w:rStyle w:val="Hyperlink"/>
@@ -2054,7 +2054,7 @@
                 <w:noProof/>
                 <w:webHidden/>
               </w:rPr>
-              <w:instrText xml:space="preserve"> PAGEREF _Toc230349941 \h </w:instrText>
+              <w:instrText xml:space="preserve"> PAGEREF _Toc230709560 \h </w:instrText>
             </w:r>
             <w:r>
               <w:rPr>
@@ -2074,7 +2074,7 @@
                 <w:noProof/>
                 <w:webHidden/>
               </w:rPr>
-              <w:t>17</w:t>
+              <w:t>18</w:t>
             </w:r>
             <w:r>
               <w:rPr>
@@ -2101,7 +2101,7 @@
               <w14:ligatures w14:val="standardContextual"/>
             </w:rPr>
           </w:pPr>
-          <w:hyperlink w:anchor="_Toc230349942" w:history="1">
+          <w:hyperlink w:anchor="_Toc230709561" w:history="1">
             <w:r>
               <w:rPr>
                 <w:rStyle w:val="Hyperlink"/>
@@ -2147,7 +2147,7 @@
                 <w:noProof/>
                 <w:webHidden/>
               </w:rPr>
-              <w:instrText xml:space="preserve"> PAGEREF _Toc230349942 \h </w:instrText>
+              <w:instrText xml:space="preserve"> PAGEREF _Toc230709561 \h </w:instrText>
             </w:r>
             <w:r>
               <w:rPr>
@@ -2167,7 +2167,7 @@
                 <w:noProof/>
                 <w:webHidden/>
               </w:rPr>
-              <w:t>17</w:t>
+              <w:t>18</w:t>
             </w:r>
             <w:r>
               <w:rPr>
@@ -2194,7 +2194,7 @@
               <w14:ligatures w14:val="standardContextual"/>
             </w:rPr>
           </w:pPr>
-          <w:hyperlink w:anchor="_Toc230349943" w:history="1">
+          <w:hyperlink w:anchor="_Toc230709562" w:history="1">
             <w:r>
               <w:rPr>
                 <w:rStyle w:val="Hyperlink"/>
@@ -2240,7 +2240,7 @@
                 <w:noProof/>
                 <w:webHidden/>
               </w:rPr>
-              <w:instrText xml:space="preserve"> PAGEREF _Toc230349943 \h </w:instrText>
+              <w:instrText xml:space="preserve"> PAGEREF _Toc230709562 \h </w:instrText>
             </w:r>
             <w:r>
               <w:rPr>
@@ -2260,7 +2260,7 @@
                 <w:noProof/>
                 <w:webHidden/>
               </w:rPr>
-              <w:t>18</w:t>
+              <w:t>19</w:t>
             </w:r>
             <w:r>
               <w:rPr>
@@ -2287,7 +2287,7 @@
               <w14:ligatures w14:val="standardContextual"/>
             </w:rPr>
           </w:pPr>
-          <w:hyperlink w:anchor="_Toc230349944" w:history="1">
+          <w:hyperlink w:anchor="_Toc230709563" w:history="1">
             <w:r>
               <w:rPr>
                 <w:rStyle w:val="Hyperlink"/>
@@ -2333,7 +2333,7 @@
                 <w:noProof/>
                 <w:webHidden/>
               </w:rPr>
-              <w:instrText xml:space="preserve"> PAGEREF _Toc230349944 \h </w:instrText>
+              <w:instrText xml:space="preserve"> PAGEREF _Toc230709563 \h </w:instrText>
             </w:r>
             <w:r>
               <w:rPr>
@@ -2353,7 +2353,7 @@
                 <w:noProof/>
                 <w:webHidden/>
               </w:rPr>
-              <w:t>19</w:t>
+              <w:t>20</w:t>
             </w:r>
             <w:r>
               <w:rPr>
@@ -2380,7 +2380,7 @@
               <w14:ligatures w14:val="standardContextual"/>
             </w:rPr>
           </w:pPr>
-          <w:hyperlink w:anchor="_Toc230349945" w:history="1">
+          <w:hyperlink w:anchor="_Toc230709564" w:history="1">
             <w:r>
               <w:rPr>
                 <w:rStyle w:val="Hyperlink"/>
@@ -2426,7 +2426,7 @@
                 <w:noProof/>
                 <w:webHidden/>
               </w:rPr>
-              <w:instrText xml:space="preserve"> PAGEREF _Toc230349945 \h </w:instrText>
+              <w:instrText xml:space="preserve"> PAGEREF _Toc230709564 \h </w:instrText>
             </w:r>
             <w:r>
               <w:rPr>
@@ -2446,7 +2446,7 @@
                 <w:noProof/>
                 <w:webHidden/>
               </w:rPr>
-              <w:t>19</w:t>
+              <w:t>20</w:t>
             </w:r>
             <w:r>
               <w:rPr>
@@ -2473,7 +2473,7 @@
               <w14:ligatures w14:val="standardContextual"/>
             </w:rPr>
           </w:pPr>
-          <w:hyperlink w:anchor="_Toc230349946" w:history="1">
+          <w:hyperlink w:anchor="_Toc230709565" w:history="1">
             <w:r>
               <w:rPr>
                 <w:rStyle w:val="Hyperlink"/>
@@ -2519,7 +2519,7 @@
                 <w:noProof/>
                 <w:webHidden/>
               </w:rPr>
-              <w:instrText xml:space="preserve"> PAGEREF _Toc230349946 \h </w:instrText>
+              <w:instrText xml:space="preserve"> PAGEREF _Toc230709565 \h </w:instrText>
             </w:r>
             <w:r>
               <w:rPr>
@@ -2539,7 +2539,7 @@
                 <w:noProof/>
                 <w:webHidden/>
               </w:rPr>
-              <w:t>20</w:t>
+              <w:t>21</w:t>
             </w:r>
             <w:r>
               <w:rPr>
@@ -2566,7 +2566,7 @@
               <w14:ligatures w14:val="standardContextual"/>
             </w:rPr>
           </w:pPr>
-          <w:hyperlink w:anchor="_Toc230349947" w:history="1">
+          <w:hyperlink w:anchor="_Toc230709566" w:history="1">
             <w:r>
               <w:rPr>
                 <w:rStyle w:val="Hyperlink"/>
@@ -2612,7 +2612,7 @@
                 <w:noProof/>
                 <w:webHidden/>
               </w:rPr>
-              <w:instrText xml:space="preserve"> PAGEREF _Toc230349947 \h </w:instrText>
+              <w:instrText xml:space="preserve"> PAGEREF _Toc230709566 \h </w:instrText>
             </w:r>
             <w:r>
               <w:rPr>
@@ -2632,7 +2632,7 @@
                 <w:noProof/>
                 <w:webHidden/>
               </w:rPr>
-              <w:t>20</w:t>
+              <w:t>21</w:t>
             </w:r>
             <w:r>
               <w:rPr>
@@ -2659,7 +2659,7 @@
               <w14:ligatures w14:val="standardContextual"/>
             </w:rPr>
           </w:pPr>
-          <w:hyperlink w:anchor="_Toc230349948" w:history="1">
+          <w:hyperlink w:anchor="_Toc230709567" w:history="1">
             <w:r>
               <w:rPr>
                 <w:rStyle w:val="Hyperlink"/>
@@ -2705,7 +2705,7 @@
                 <w:noProof/>
                 <w:webHidden/>
               </w:rPr>
-              <w:instrText xml:space="preserve"> PAGEREF _Toc230349948 \h </w:instrText>
+              <w:instrText xml:space="preserve"> PAGEREF _Toc230709567 \h </w:instrText>
             </w:r>
             <w:r>
               <w:rPr>
@@ -2725,7 +2725,7 @@
                 <w:noProof/>
                 <w:webHidden/>
               </w:rPr>
-              <w:t>20</w:t>
+              <w:t>21</w:t>
             </w:r>
             <w:r>
               <w:rPr>
@@ -2752,7 +2752,7 @@
               <w14:ligatures w14:val="standardContextual"/>
             </w:rPr>
           </w:pPr>
-          <w:hyperlink w:anchor="_Toc230349949" w:history="1">
+          <w:hyperlink w:anchor="_Toc230709568" w:history="1">
             <w:r>
               <w:rPr>
                 <w:rStyle w:val="Hyperlink"/>
@@ -2798,7 +2798,7 @@
                 <w:noProof/>
                 <w:webHidden/>
               </w:rPr>
-              <w:instrText xml:space="preserve"> PAGEREF _Toc230349949 \h </w:instrText>
+              <w:instrText xml:space="preserve"> PAGEREF _Toc230709568 \h </w:instrText>
             </w:r>
             <w:r>
               <w:rPr>
@@ -2818,7 +2818,7 @@
                 <w:noProof/>
                 <w:webHidden/>
               </w:rPr>
-              <w:t>21</w:t>
+              <w:t>22</w:t>
             </w:r>
             <w:r>
               <w:rPr>
@@ -2845,7 +2845,7 @@
               <w14:ligatures w14:val="standardContextual"/>
             </w:rPr>
           </w:pPr>
-          <w:hyperlink w:anchor="_Toc230349950" w:history="1">
+          <w:hyperlink w:anchor="_Toc230709569" w:history="1">
             <w:r>
               <w:rPr>
                 <w:rStyle w:val="Hyperlink"/>
@@ -2891,7 +2891,7 @@
                 <w:noProof/>
                 <w:webHidden/>
               </w:rPr>
-              <w:instrText xml:space="preserve"> PAGEREF _Toc230349950 \h </w:instrText>
+              <w:instrText xml:space="preserve"> PAGEREF _Toc230709569 \h </w:instrText>
             </w:r>
             <w:r>
               <w:rPr>
@@ -2911,7 +2911,7 @@
                 <w:noProof/>
                 <w:webHidden/>
               </w:rPr>
-              <w:t>21</w:t>
+              <w:t>22</w:t>
             </w:r>
             <w:r>
               <w:rPr>
@@ -2938,7 +2938,7 @@
               <w14:ligatures w14:val="standardContextual"/>
             </w:rPr>
           </w:pPr>
-          <w:hyperlink w:anchor="_Toc230349951" w:history="1">
+          <w:hyperlink w:anchor="_Toc230709570" w:history="1">
             <w:r>
               <w:rPr>
                 <w:rStyle w:val="Hyperlink"/>
@@ -2984,7 +2984,7 @@
                 <w:noProof/>
                 <w:webHidden/>
               </w:rPr>
-              <w:instrText xml:space="preserve"> PAGEREF _Toc230349951 \h </w:instrText>
+              <w:instrText xml:space="preserve"> PAGEREF _Toc230709570 \h </w:instrText>
             </w:r>
             <w:r>
               <w:rPr>
@@ -3004,7 +3004,7 @@
                 <w:noProof/>
                 <w:webHidden/>
               </w:rPr>
-              <w:t>22</w:t>
+              <w:t>23</w:t>
             </w:r>
             <w:r>
               <w:rPr>
@@ -3031,7 +3031,7 @@
               <w14:ligatures w14:val="standardContextual"/>
             </w:rPr>
           </w:pPr>
-          <w:hyperlink w:anchor="_Toc230349952" w:history="1">
+          <w:hyperlink w:anchor="_Toc230709571" w:history="1">
             <w:r>
               <w:rPr>
                 <w:rStyle w:val="Hyperlink"/>
@@ -3077,7 +3077,7 @@
                 <w:noProof/>
                 <w:webHidden/>
               </w:rPr>
-              <w:instrText xml:space="preserve"> PAGEREF _Toc230349952 \h </w:instrText>
+              <w:instrText xml:space="preserve"> PAGEREF _Toc230709571 \h </w:instrText>
             </w:r>
             <w:r>
               <w:rPr>
@@ -3097,7 +3097,7 @@
                 <w:noProof/>
                 <w:webHidden/>
               </w:rPr>
-              <w:t>22</w:t>
+              <w:t>23</w:t>
             </w:r>
             <w:r>
               <w:rPr>
@@ -3124,7 +3124,7 @@
               <w14:ligatures w14:val="standardContextual"/>
             </w:rPr>
           </w:pPr>
-          <w:hyperlink w:anchor="_Toc230349953" w:history="1">
+          <w:hyperlink w:anchor="_Toc230709572" w:history="1">
             <w:r>
               <w:rPr>
                 <w:rStyle w:val="Hyperlink"/>
@@ -3170,7 +3170,7 @@
                 <w:noProof/>
                 <w:webHidden/>
               </w:rPr>
-              <w:instrText xml:space="preserve"> PAGEREF _Toc230349953 \h </w:instrText>
+              <w:instrText xml:space="preserve"> PAGEREF _Toc230709572 \h </w:instrText>
             </w:r>
             <w:r>
               <w:rPr>
@@ -3190,7 +3190,7 @@
                 <w:noProof/>
                 <w:webHidden/>
               </w:rPr>
-              <w:t>22</w:t>
+              <w:t>23</w:t>
             </w:r>
             <w:r>
               <w:rPr>
@@ -3217,7 +3217,7 @@
               <w14:ligatures w14:val="standardContextual"/>
             </w:rPr>
           </w:pPr>
-          <w:hyperlink w:anchor="_Toc230349954" w:history="1">
+          <w:hyperlink w:anchor="_Toc230709573" w:history="1">
             <w:r>
               <w:rPr>
                 <w:rStyle w:val="Hyperlink"/>
@@ -3263,7 +3263,7 @@
                 <w:noProof/>
                 <w:webHidden/>
               </w:rPr>
-              <w:instrText xml:space="preserve"> PAGEREF _Toc230349954 \h </w:instrText>
+              <w:instrText xml:space="preserve"> PAGEREF _Toc230709573 \h </w:instrText>
             </w:r>
             <w:r>
               <w:rPr>
@@ -3283,7 +3283,7 @@
                 <w:noProof/>
                 <w:webHidden/>
               </w:rPr>
-              <w:t>23</w:t>
+              <w:t>24</w:t>
             </w:r>
             <w:r>
               <w:rPr>
@@ -3310,7 +3310,7 @@
               <w14:ligatures w14:val="standardContextual"/>
             </w:rPr>
           </w:pPr>
-          <w:hyperlink w:anchor="_Toc230349955" w:history="1">
+          <w:hyperlink w:anchor="_Toc230709574" w:history="1">
             <w:r>
               <w:rPr>
                 <w:rStyle w:val="Hyperlink"/>
@@ -3356,7 +3356,7 @@
                 <w:noProof/>
                 <w:webHidden/>
               </w:rPr>
-              <w:instrText xml:space="preserve"> PAGEREF _Toc230349955 \h </w:instrText>
+              <w:instrText xml:space="preserve"> PAGEREF _Toc230709574 \h </w:instrText>
             </w:r>
             <w:r>
               <w:rPr>
@@ -3376,7 +3376,7 @@
                 <w:noProof/>
                 <w:webHidden/>
               </w:rPr>
-              <w:t>23</w:t>
+              <w:t>24</w:t>
             </w:r>
             <w:r>
               <w:rPr>
@@ -3403,7 +3403,7 @@
               <w14:ligatures w14:val="standardContextual"/>
             </w:rPr>
           </w:pPr>
-          <w:hyperlink w:anchor="_Toc230349956" w:history="1">
+          <w:hyperlink w:anchor="_Toc230709575" w:history="1">
             <w:r>
               <w:rPr>
                 <w:rStyle w:val="Hyperlink"/>
@@ -3428,7 +3428,7 @@
                 <w:rStyle w:val="Hyperlink"/>
                 <w:noProof/>
               </w:rPr>
-              <w:t>4.5.2 Conformal Classification</w:t>
+              <w:t>Conformal Classification</w:t>
             </w:r>
             <w:r>
               <w:rPr>
@@ -3449,7 +3449,7 @@
                 <w:noProof/>
                 <w:webHidden/>
               </w:rPr>
-              <w:instrText xml:space="preserve"> PAGEREF _Toc230349956 \h </w:instrText>
+              <w:instrText xml:space="preserve"> PAGEREF _Toc230709575 \h </w:instrText>
             </w:r>
             <w:r>
               <w:rPr>
@@ -3469,7 +3469,7 @@
                 <w:noProof/>
                 <w:webHidden/>
               </w:rPr>
-              <w:t>23</w:t>
+              <w:t>24</w:t>
             </w:r>
             <w:r>
               <w:rPr>
@@ -3496,7 +3496,7 @@
               <w14:ligatures w14:val="standardContextual"/>
             </w:rPr>
           </w:pPr>
-          <w:hyperlink w:anchor="_Toc230349957" w:history="1">
+          <w:hyperlink w:anchor="_Toc230709576" w:history="1">
             <w:r>
               <w:rPr>
                 <w:rStyle w:val="Hyperlink"/>
@@ -3542,7 +3542,7 @@
                 <w:noProof/>
                 <w:webHidden/>
               </w:rPr>
-              <w:instrText xml:space="preserve"> PAGEREF _Toc230349957 \h </w:instrText>
+              <w:instrText xml:space="preserve"> PAGEREF _Toc230709576 \h </w:instrText>
             </w:r>
             <w:r>
               <w:rPr>
@@ -3562,7 +3562,7 @@
                 <w:noProof/>
                 <w:webHidden/>
               </w:rPr>
-              <w:t>23</w:t>
+              <w:t>24</w:t>
             </w:r>
             <w:r>
               <w:rPr>
@@ -3589,7 +3589,7 @@
               <w14:ligatures w14:val="standardContextual"/>
             </w:rPr>
           </w:pPr>
-          <w:hyperlink w:anchor="_Toc230349958" w:history="1">
+          <w:hyperlink w:anchor="_Toc230709577" w:history="1">
             <w:r>
               <w:rPr>
                 <w:rStyle w:val="Hyperlink"/>
@@ -3635,7 +3635,7 @@
                 <w:noProof/>
                 <w:webHidden/>
               </w:rPr>
-              <w:instrText xml:space="preserve"> PAGEREF _Toc230349958 \h </w:instrText>
+              <w:instrText xml:space="preserve"> PAGEREF _Toc230709577 \h </w:instrText>
             </w:r>
             <w:r>
               <w:rPr>
@@ -3655,7 +3655,7 @@
                 <w:noProof/>
                 <w:webHidden/>
               </w:rPr>
-              <w:t>24</w:t>
+              <w:t>25</w:t>
             </w:r>
             <w:r>
               <w:rPr>
@@ -3680,7 +3680,7 @@
               <w14:ligatures w14:val="standardContextual"/>
             </w:rPr>
           </w:pPr>
-          <w:hyperlink w:anchor="_Toc230349959" w:history="1">
+          <w:hyperlink w:anchor="_Toc230709578" w:history="1">
             <w:r>
               <w:rPr>
                 <w:rStyle w:val="Hyperlink"/>
@@ -3727,7 +3727,7 @@
                 <w:noProof/>
                 <w:webHidden/>
               </w:rPr>
-              <w:instrText xml:space="preserve"> PAGEREF _Toc230349959 \h </w:instrText>
+              <w:instrText xml:space="preserve"> PAGEREF _Toc230709578 \h </w:instrText>
             </w:r>
             <w:r>
               <w:rPr>
@@ -3747,7 +3747,7 @@
                 <w:noProof/>
                 <w:webHidden/>
               </w:rPr>
-              <w:t>26</w:t>
+              <w:t>27</w:t>
             </w:r>
             <w:r>
               <w:rPr>
@@ -3774,7 +3774,7 @@
               <w14:ligatures w14:val="standardContextual"/>
             </w:rPr>
           </w:pPr>
-          <w:hyperlink w:anchor="_Toc230349960" w:history="1">
+          <w:hyperlink w:anchor="_Toc230709579" w:history="1">
             <w:r>
               <w:rPr>
                 <w:rStyle w:val="Hyperlink"/>
@@ -3820,7 +3820,7 @@
                 <w:noProof/>
                 <w:webHidden/>
               </w:rPr>
-              <w:instrText xml:space="preserve"> PAGEREF _Toc230349960 \h </w:instrText>
+              <w:instrText xml:space="preserve"> PAGEREF _Toc230709579 \h </w:instrText>
             </w:r>
             <w:r>
               <w:rPr>
@@ -3840,7 +3840,7 @@
                 <w:noProof/>
                 <w:webHidden/>
               </w:rPr>
-              <w:t>26</w:t>
+              <w:t>27</w:t>
             </w:r>
             <w:r>
               <w:rPr>
@@ -3867,7 +3867,7 @@
               <w14:ligatures w14:val="standardContextual"/>
             </w:rPr>
           </w:pPr>
-          <w:hyperlink w:anchor="_Toc230349961" w:history="1">
+          <w:hyperlink w:anchor="_Toc230709580" w:history="1">
             <w:r>
               <w:rPr>
                 <w:rStyle w:val="Hyperlink"/>
@@ -3913,7 +3913,7 @@
                 <w:noProof/>
                 <w:webHidden/>
               </w:rPr>
-              <w:instrText xml:space="preserve"> PAGEREF _Toc230349961 \h </w:instrText>
+              <w:instrText xml:space="preserve"> PAGEREF _Toc230709580 \h </w:instrText>
             </w:r>
             <w:r>
               <w:rPr>
@@ -3933,7 +3933,7 @@
                 <w:noProof/>
                 <w:webHidden/>
               </w:rPr>
-              <w:t>27</w:t>
+              <w:t>28</w:t>
             </w:r>
             <w:r>
               <w:rPr>
@@ -3960,7 +3960,7 @@
               <w14:ligatures w14:val="standardContextual"/>
             </w:rPr>
           </w:pPr>
-          <w:hyperlink w:anchor="_Toc230349962" w:history="1">
+          <w:hyperlink w:anchor="_Toc230709581" w:history="1">
             <w:r>
               <w:rPr>
                 <w:rStyle w:val="Hyperlink"/>
@@ -4006,7 +4006,7 @@
                 <w:noProof/>
                 <w:webHidden/>
               </w:rPr>
-              <w:instrText xml:space="preserve"> PAGEREF _Toc230349962 \h </w:instrText>
+              <w:instrText xml:space="preserve"> PAGEREF _Toc230709581 \h </w:instrText>
             </w:r>
             <w:r>
               <w:rPr>
@@ -4026,7 +4026,7 @@
                 <w:noProof/>
                 <w:webHidden/>
               </w:rPr>
-              <w:t>27</w:t>
+              <w:t>28</w:t>
             </w:r>
             <w:r>
               <w:rPr>
@@ -4053,7 +4053,7 @@
               <w14:ligatures w14:val="standardContextual"/>
             </w:rPr>
           </w:pPr>
-          <w:hyperlink w:anchor="_Toc230349963" w:history="1">
+          <w:hyperlink w:anchor="_Toc230709582" w:history="1">
             <w:r>
               <w:rPr>
                 <w:rStyle w:val="Hyperlink"/>
@@ -4099,7 +4099,7 @@
                 <w:noProof/>
                 <w:webHidden/>
               </w:rPr>
-              <w:instrText xml:space="preserve"> PAGEREF _Toc230349963 \h </w:instrText>
+              <w:instrText xml:space="preserve"> PAGEREF _Toc230709582 \h </w:instrText>
             </w:r>
             <w:r>
               <w:rPr>
@@ -4119,7 +4119,7 @@
                 <w:noProof/>
                 <w:webHidden/>
               </w:rPr>
-              <w:t>27</w:t>
+              <w:t>28</w:t>
             </w:r>
             <w:r>
               <w:rPr>
@@ -4146,7 +4146,7 @@
               <w14:ligatures w14:val="standardContextual"/>
             </w:rPr>
           </w:pPr>
-          <w:hyperlink w:anchor="_Toc230349964" w:history="1">
+          <w:hyperlink w:anchor="_Toc230709583" w:history="1">
             <w:r>
               <w:rPr>
                 <w:rStyle w:val="Hyperlink"/>
@@ -4192,7 +4192,7 @@
                 <w:noProof/>
                 <w:webHidden/>
               </w:rPr>
-              <w:instrText xml:space="preserve"> PAGEREF _Toc230349964 \h </w:instrText>
+              <w:instrText xml:space="preserve"> PAGEREF _Toc230709583 \h </w:instrText>
             </w:r>
             <w:r>
               <w:rPr>
@@ -4212,7 +4212,7 @@
                 <w:noProof/>
                 <w:webHidden/>
               </w:rPr>
-              <w:t>27</w:t>
+              <w:t>28</w:t>
             </w:r>
             <w:r>
               <w:rPr>
@@ -4237,7 +4237,7 @@
               <w14:ligatures w14:val="standardContextual"/>
             </w:rPr>
           </w:pPr>
-          <w:hyperlink w:anchor="_Toc230349965" w:history="1">
+          <w:hyperlink w:anchor="_Toc230709584" w:history="1">
             <w:r>
               <w:rPr>
                 <w:rStyle w:val="Hyperlink"/>
@@ -4284,7 +4284,7 @@
                 <w:noProof/>
                 <w:webHidden/>
               </w:rPr>
-              <w:instrText xml:space="preserve"> PAGEREF _Toc230349965 \h </w:instrText>
+              <w:instrText xml:space="preserve"> PAGEREF _Toc230709584 \h </w:instrText>
             </w:r>
             <w:r>
               <w:rPr>
@@ -4304,7 +4304,7 @@
                 <w:noProof/>
                 <w:webHidden/>
               </w:rPr>
-              <w:t>28</w:t>
+              <w:t>29</w:t>
             </w:r>
             <w:r>
               <w:rPr>
@@ -4331,7 +4331,7 @@
               <w14:ligatures w14:val="standardContextual"/>
             </w:rPr>
           </w:pPr>
-          <w:hyperlink w:anchor="_Toc230349966" w:history="1">
+          <w:hyperlink w:anchor="_Toc230709585" w:history="1">
             <w:r>
               <w:rPr>
                 <w:rStyle w:val="Hyperlink"/>
@@ -4377,7 +4377,7 @@
                 <w:noProof/>
                 <w:webHidden/>
               </w:rPr>
-              <w:instrText xml:space="preserve"> PAGEREF _Toc230349966 \h </w:instrText>
+              <w:instrText xml:space="preserve"> PAGEREF _Toc230709585 \h </w:instrText>
             </w:r>
             <w:r>
               <w:rPr>
@@ -4397,7 +4397,7 @@
                 <w:noProof/>
                 <w:webHidden/>
               </w:rPr>
-              <w:t>28</w:t>
+              <w:t>29</w:t>
             </w:r>
             <w:r>
               <w:rPr>
@@ -4424,7 +4424,7 @@
               <w14:ligatures w14:val="standardContextual"/>
             </w:rPr>
           </w:pPr>
-          <w:hyperlink w:anchor="_Toc230349967" w:history="1">
+          <w:hyperlink w:anchor="_Toc230709586" w:history="1">
             <w:r>
               <w:rPr>
                 <w:rStyle w:val="Hyperlink"/>
@@ -4470,7 +4470,7 @@
                 <w:noProof/>
                 <w:webHidden/>
               </w:rPr>
-              <w:instrText xml:space="preserve"> PAGEREF _Toc230349967 \h </w:instrText>
+              <w:instrText xml:space="preserve"> PAGEREF _Toc230709586 \h </w:instrText>
             </w:r>
             <w:r>
               <w:rPr>
@@ -4490,7 +4490,7 @@
                 <w:noProof/>
                 <w:webHidden/>
               </w:rPr>
-              <w:t>29</w:t>
+              <w:t>30</w:t>
             </w:r>
             <w:r>
               <w:rPr>
@@ -4517,7 +4517,7 @@
               <w14:ligatures w14:val="standardContextual"/>
             </w:rPr>
           </w:pPr>
-          <w:hyperlink w:anchor="_Toc230349968" w:history="1">
+          <w:hyperlink w:anchor="_Toc230709587" w:history="1">
             <w:r>
               <w:rPr>
                 <w:rStyle w:val="Hyperlink"/>
@@ -4563,7 +4563,7 @@
                 <w:noProof/>
                 <w:webHidden/>
               </w:rPr>
-              <w:instrText xml:space="preserve"> PAGEREF _Toc230349968 \h </w:instrText>
+              <w:instrText xml:space="preserve"> PAGEREF _Toc230709587 \h </w:instrText>
             </w:r>
             <w:r>
               <w:rPr>
@@ -4583,7 +4583,7 @@
                 <w:noProof/>
                 <w:webHidden/>
               </w:rPr>
-              <w:t>32</w:t>
+              <w:t>33</w:t>
             </w:r>
             <w:r>
               <w:rPr>
@@ -4610,7 +4610,7 @@
               <w14:ligatures w14:val="standardContextual"/>
             </w:rPr>
           </w:pPr>
-          <w:hyperlink w:anchor="_Toc230349969" w:history="1">
+          <w:hyperlink w:anchor="_Toc230709588" w:history="1">
             <w:r>
               <w:rPr>
                 <w:rStyle w:val="Hyperlink"/>
@@ -4656,7 +4656,7 @@
                 <w:noProof/>
                 <w:webHidden/>
               </w:rPr>
-              <w:instrText xml:space="preserve"> PAGEREF _Toc230349969 \h </w:instrText>
+              <w:instrText xml:space="preserve"> PAGEREF _Toc230709588 \h </w:instrText>
             </w:r>
             <w:r>
               <w:rPr>
@@ -4676,7 +4676,7 @@
                 <w:noProof/>
                 <w:webHidden/>
               </w:rPr>
-              <w:t>33</w:t>
+              <w:t>34</w:t>
             </w:r>
             <w:r>
               <w:rPr>
@@ -4701,7 +4701,7 @@
               <w14:ligatures w14:val="standardContextual"/>
             </w:rPr>
           </w:pPr>
-          <w:hyperlink w:anchor="_Toc230349970" w:history="1">
+          <w:hyperlink w:anchor="_Toc230709589" w:history="1">
             <w:r>
               <w:rPr>
                 <w:rStyle w:val="Hyperlink"/>
@@ -4748,7 +4748,7 @@
                 <w:noProof/>
                 <w:webHidden/>
               </w:rPr>
-              <w:instrText xml:space="preserve"> PAGEREF _Toc230349970 \h </w:instrText>
+              <w:instrText xml:space="preserve"> PAGEREF _Toc230709589 \h </w:instrText>
             </w:r>
             <w:r>
               <w:rPr>
@@ -4768,7 +4768,7 @@
                 <w:noProof/>
                 <w:webHidden/>
               </w:rPr>
-              <w:t>36</w:t>
+              <w:t>37</w:t>
             </w:r>
             <w:r>
               <w:rPr>
@@ -4795,7 +4795,7 @@
               <w14:ligatures w14:val="standardContextual"/>
             </w:rPr>
           </w:pPr>
-          <w:hyperlink w:anchor="_Toc230349971" w:history="1">
+          <w:hyperlink w:anchor="_Toc230709590" w:history="1">
             <w:r>
               <w:rPr>
                 <w:rStyle w:val="Hyperlink"/>
@@ -4841,7 +4841,7 @@
                 <w:noProof/>
                 <w:webHidden/>
               </w:rPr>
-              <w:instrText xml:space="preserve"> PAGEREF _Toc230349971 \h </w:instrText>
+              <w:instrText xml:space="preserve"> PAGEREF _Toc230709590 \h </w:instrText>
             </w:r>
             <w:r>
               <w:rPr>
@@ -4861,7 +4861,7 @@
                 <w:noProof/>
                 <w:webHidden/>
               </w:rPr>
-              <w:t>36</w:t>
+              <w:t>37</w:t>
             </w:r>
             <w:r>
               <w:rPr>
@@ -4888,7 +4888,7 @@
               <w14:ligatures w14:val="standardContextual"/>
             </w:rPr>
           </w:pPr>
-          <w:hyperlink w:anchor="_Toc230349972" w:history="1">
+          <w:hyperlink w:anchor="_Toc230709591" w:history="1">
             <w:r>
               <w:rPr>
                 <w:rStyle w:val="Hyperlink"/>
@@ -4934,7 +4934,7 @@
                 <w:noProof/>
                 <w:webHidden/>
               </w:rPr>
-              <w:instrText xml:space="preserve"> PAGEREF _Toc230349972 \h </w:instrText>
+              <w:instrText xml:space="preserve"> PAGEREF _Toc230709591 \h </w:instrText>
             </w:r>
             <w:r>
               <w:rPr>
@@ -4954,7 +4954,7 @@
                 <w:noProof/>
                 <w:webHidden/>
               </w:rPr>
-              <w:t>36</w:t>
+              <w:t>37</w:t>
             </w:r>
             <w:r>
               <w:rPr>
@@ -4981,7 +4981,7 @@
               <w14:ligatures w14:val="standardContextual"/>
             </w:rPr>
           </w:pPr>
-          <w:hyperlink w:anchor="_Toc230349973" w:history="1">
+          <w:hyperlink w:anchor="_Toc230709592" w:history="1">
             <w:r>
               <w:rPr>
                 <w:rStyle w:val="Hyperlink"/>
@@ -5027,7 +5027,7 @@
                 <w:noProof/>
                 <w:webHidden/>
               </w:rPr>
-              <w:instrText xml:space="preserve"> PAGEREF _Toc230349973 \h </w:instrText>
+              <w:instrText xml:space="preserve"> PAGEREF _Toc230709592 \h </w:instrText>
             </w:r>
             <w:r>
               <w:rPr>
@@ -5047,7 +5047,7 @@
                 <w:noProof/>
                 <w:webHidden/>
               </w:rPr>
-              <w:t>37</w:t>
+              <w:t>38</w:t>
             </w:r>
             <w:r>
               <w:rPr>
@@ -5074,7 +5074,7 @@
               <w14:ligatures w14:val="standardContextual"/>
             </w:rPr>
           </w:pPr>
-          <w:hyperlink w:anchor="_Toc230349974" w:history="1">
+          <w:hyperlink w:anchor="_Toc230709593" w:history="1">
             <w:r>
               <w:rPr>
                 <w:rStyle w:val="Hyperlink"/>
@@ -5120,7 +5120,7 @@
                 <w:noProof/>
                 <w:webHidden/>
               </w:rPr>
-              <w:instrText xml:space="preserve"> PAGEREF _Toc230349974 \h </w:instrText>
+              <w:instrText xml:space="preserve"> PAGEREF _Toc230709593 \h </w:instrText>
             </w:r>
             <w:r>
               <w:rPr>
@@ -5140,7 +5140,7 @@
                 <w:noProof/>
                 <w:webHidden/>
               </w:rPr>
-              <w:t>37</w:t>
+              <w:t>38</w:t>
             </w:r>
             <w:r>
               <w:rPr>
@@ -5165,7 +5165,7 @@
               <w14:ligatures w14:val="standardContextual"/>
             </w:rPr>
           </w:pPr>
-          <w:hyperlink w:anchor="_Toc230349975" w:history="1">
+          <w:hyperlink w:anchor="_Toc230709594" w:history="1">
             <w:r>
               <w:rPr>
                 <w:rStyle w:val="Hyperlink"/>
@@ -5212,7 +5212,7 @@
                 <w:noProof/>
                 <w:webHidden/>
               </w:rPr>
-              <w:instrText xml:space="preserve"> PAGEREF _Toc230349975 \h </w:instrText>
+              <w:instrText xml:space="preserve"> PAGEREF _Toc230709594 \h </w:instrText>
             </w:r>
             <w:r>
               <w:rPr>
@@ -5232,7 +5232,7 @@
                 <w:noProof/>
                 <w:webHidden/>
               </w:rPr>
-              <w:t>38</w:t>
+              <w:t>39</w:t>
             </w:r>
             <w:r>
               <w:rPr>
@@ -5259,7 +5259,7 @@
               <w14:ligatures w14:val="standardContextual"/>
             </w:rPr>
           </w:pPr>
-          <w:hyperlink w:anchor="_Toc230349976" w:history="1">
+          <w:hyperlink w:anchor="_Toc230709595" w:history="1">
             <w:r>
               <w:rPr>
                 <w:rStyle w:val="Hyperlink"/>
@@ -5305,7 +5305,7 @@
                 <w:noProof/>
                 <w:webHidden/>
               </w:rPr>
-              <w:instrText xml:space="preserve"> PAGEREF _Toc230349976 \h </w:instrText>
+              <w:instrText xml:space="preserve"> PAGEREF _Toc230709595 \h </w:instrText>
             </w:r>
             <w:r>
               <w:rPr>
@@ -5325,7 +5325,7 @@
                 <w:noProof/>
                 <w:webHidden/>
               </w:rPr>
-              <w:t>38</w:t>
+              <w:t>39</w:t>
             </w:r>
             <w:r>
               <w:rPr>
@@ -5352,7 +5352,7 @@
               <w14:ligatures w14:val="standardContextual"/>
             </w:rPr>
           </w:pPr>
-          <w:hyperlink w:anchor="_Toc230349977" w:history="1">
+          <w:hyperlink w:anchor="_Toc230709596" w:history="1">
             <w:r>
               <w:rPr>
                 <w:rStyle w:val="Hyperlink"/>
@@ -5398,7 +5398,7 @@
                 <w:noProof/>
                 <w:webHidden/>
               </w:rPr>
-              <w:instrText xml:space="preserve"> PAGEREF _Toc230349977 \h </w:instrText>
+              <w:instrText xml:space="preserve"> PAGEREF _Toc230709596 \h </w:instrText>
             </w:r>
             <w:r>
               <w:rPr>
@@ -5418,7 +5418,7 @@
                 <w:noProof/>
                 <w:webHidden/>
               </w:rPr>
-              <w:t>39</w:t>
+              <w:t>40</w:t>
             </w:r>
             <w:r>
               <w:rPr>
@@ -5445,7 +5445,7 @@
               <w14:ligatures w14:val="standardContextual"/>
             </w:rPr>
           </w:pPr>
-          <w:hyperlink w:anchor="_Toc230349978" w:history="1">
+          <w:hyperlink w:anchor="_Toc230709597" w:history="1">
             <w:r>
               <w:rPr>
                 <w:rStyle w:val="Hyperlink"/>
@@ -5491,7 +5491,7 @@
                 <w:noProof/>
                 <w:webHidden/>
               </w:rPr>
-              <w:instrText xml:space="preserve"> PAGEREF _Toc230349978 \h </w:instrText>
+              <w:instrText xml:space="preserve"> PAGEREF _Toc230709597 \h </w:instrText>
             </w:r>
             <w:r>
               <w:rPr>
@@ -5511,7 +5511,7 @@
                 <w:noProof/>
                 <w:webHidden/>
               </w:rPr>
-              <w:t>40</w:t>
+              <w:t>41</w:t>
             </w:r>
             <w:r>
               <w:rPr>
@@ -5538,7 +5538,7 @@
               <w14:ligatures w14:val="standardContextual"/>
             </w:rPr>
           </w:pPr>
-          <w:hyperlink w:anchor="_Toc230349979" w:history="1">
+          <w:hyperlink w:anchor="_Toc230709598" w:history="1">
             <w:r>
               <w:rPr>
                 <w:rStyle w:val="Hyperlink"/>
@@ -5584,7 +5584,7 @@
                 <w:noProof/>
                 <w:webHidden/>
               </w:rPr>
-              <w:instrText xml:space="preserve"> PAGEREF _Toc230349979 \h </w:instrText>
+              <w:instrText xml:space="preserve"> PAGEREF _Toc230709598 \h </w:instrText>
             </w:r>
             <w:r>
               <w:rPr>
@@ -5604,7 +5604,7 @@
                 <w:noProof/>
                 <w:webHidden/>
               </w:rPr>
-              <w:t>40</w:t>
+              <w:t>41</w:t>
             </w:r>
             <w:r>
               <w:rPr>
@@ -5629,7 +5629,7 @@
               <w14:ligatures w14:val="standardContextual"/>
             </w:rPr>
           </w:pPr>
-          <w:hyperlink w:anchor="_Toc230349980" w:history="1">
+          <w:hyperlink w:anchor="_Toc230709599" w:history="1">
             <w:r>
               <w:rPr>
                 <w:rStyle w:val="Hyperlink"/>
@@ -5656,7 +5656,7 @@
                 <w:noProof/>
                 <w:webHidden/>
               </w:rPr>
-              <w:instrText xml:space="preserve"> PAGEREF _Toc230349980 \h </w:instrText>
+              <w:instrText xml:space="preserve"> PAGEREF _Toc230709599 \h </w:instrText>
             </w:r>
             <w:r>
               <w:rPr>
@@ -5676,7 +5676,7 @@
                 <w:noProof/>
                 <w:webHidden/>
               </w:rPr>
-              <w:t>41</w:t>
+              <w:t>42</w:t>
             </w:r>
             <w:r>
               <w:rPr>
@@ -5704,7 +5704,7 @@
       <w:pPr>
         <w:pStyle w:val="Headings"/>
       </w:pPr>
-      <w:bookmarkStart w:id="3" w:name="_Toc230349924"/>
+      <w:bookmarkStart w:id="3" w:name="_Toc230709543"/>
       <w:r>
         <w:lastRenderedPageBreak/>
         <w:t>List of Figures</w:t>
@@ -5734,7 +5734,7 @@
       <w:r>
         <w:fldChar w:fldCharType="separate"/>
       </w:r>
-      <w:hyperlink w:anchor="_Toc230349564" w:history="1">
+      <w:hyperlink w:anchor="_Toc230695010" w:history="1">
         <w:r>
           <w:rPr>
             <w:rStyle w:val="Hyperlink"/>
@@ -5761,7 +5761,7 @@
             <w:noProof/>
             <w:webHidden/>
           </w:rPr>
-          <w:instrText xml:space="preserve"> PAGEREF _Toc230349564 \h </w:instrText>
+          <w:instrText xml:space="preserve"> PAGEREF _Toc230695010 \h </w:instrText>
         </w:r>
         <w:r>
           <w:rPr>
@@ -5806,7 +5806,7 @@
           <w14:ligatures w14:val="standardContextual"/>
         </w:rPr>
       </w:pPr>
-      <w:hyperlink w:anchor="_Toc230349565" w:history="1">
+      <w:hyperlink w:anchor="_Toc230695011" w:history="1">
         <w:r>
           <w:rPr>
             <w:rStyle w:val="Hyperlink"/>
@@ -5833,7 +5833,7 @@
             <w:noProof/>
             <w:webHidden/>
           </w:rPr>
-          <w:instrText xml:space="preserve"> PAGEREF _Toc230349565 \h </w:instrText>
+          <w:instrText xml:space="preserve"> PAGEREF _Toc230695011 \h </w:instrText>
         </w:r>
         <w:r>
           <w:rPr>
@@ -5878,7 +5878,7 @@
           <w14:ligatures w14:val="standardContextual"/>
         </w:rPr>
       </w:pPr>
-      <w:hyperlink w:anchor="_Toc230349566" w:history="1">
+      <w:hyperlink w:anchor="_Toc230695012" w:history="1">
         <w:r>
           <w:rPr>
             <w:rStyle w:val="Hyperlink"/>
@@ -5905,7 +5905,7 @@
             <w:noProof/>
             <w:webHidden/>
           </w:rPr>
-          <w:instrText xml:space="preserve"> PAGEREF _Toc230349566 \h </w:instrText>
+          <w:instrText xml:space="preserve"> PAGEREF _Toc230695012 \h </w:instrText>
         </w:r>
         <w:r>
           <w:rPr>
@@ -5950,7 +5950,7 @@
           <w14:ligatures w14:val="standardContextual"/>
         </w:rPr>
       </w:pPr>
-      <w:hyperlink w:anchor="_Toc230349567" w:history="1">
+      <w:hyperlink w:anchor="_Toc230695013" w:history="1">
         <w:r>
           <w:rPr>
             <w:rStyle w:val="Hyperlink"/>
@@ -5977,7 +5977,7 @@
             <w:noProof/>
             <w:webHidden/>
           </w:rPr>
-          <w:instrText xml:space="preserve"> PAGEREF _Toc230349567 \h </w:instrText>
+          <w:instrText xml:space="preserve"> PAGEREF _Toc230695013 \h </w:instrText>
         </w:r>
         <w:r>
           <w:rPr>
@@ -6022,7 +6022,7 @@
           <w14:ligatures w14:val="standardContextual"/>
         </w:rPr>
       </w:pPr>
-      <w:hyperlink w:anchor="_Toc230349568" w:history="1">
+      <w:hyperlink w:anchor="_Toc230695014" w:history="1">
         <w:r>
           <w:rPr>
             <w:rStyle w:val="Hyperlink"/>
@@ -6049,7 +6049,7 @@
             <w:noProof/>
             <w:webHidden/>
           </w:rPr>
-          <w:instrText xml:space="preserve"> PAGEREF _Toc230349568 \h </w:instrText>
+          <w:instrText xml:space="preserve"> PAGEREF _Toc230695014 \h </w:instrText>
         </w:r>
         <w:r>
           <w:rPr>
@@ -6094,7 +6094,7 @@
           <w14:ligatures w14:val="standardContextual"/>
         </w:rPr>
       </w:pPr>
-      <w:hyperlink w:anchor="_Toc230349569" w:history="1">
+      <w:hyperlink w:anchor="_Toc230695015" w:history="1">
         <w:r>
           <w:rPr>
             <w:rStyle w:val="Hyperlink"/>
@@ -6121,7 +6121,7 @@
             <w:noProof/>
             <w:webHidden/>
           </w:rPr>
-          <w:instrText xml:space="preserve"> PAGEREF _Toc230349569 \h </w:instrText>
+          <w:instrText xml:space="preserve"> PAGEREF _Toc230695015 \h </w:instrText>
         </w:r>
         <w:r>
           <w:rPr>
@@ -6154,78 +6154,6 @@
     </w:p>
     <w:p>
       <w:pPr>
-        <w:pStyle w:val="TableofFigures"/>
-        <w:spacing w:line="480" w:lineRule="auto"/>
-        <w:rPr>
-          <w:rFonts w:asciiTheme="minorHAnsi" w:eastAsiaTheme="minorEastAsia" w:hAnsiTheme="minorHAnsi" w:cstheme="minorBidi"/>
-          <w:bCs w:val="0"/>
-          <w:iCs w:val="0"/>
-          <w:noProof/>
-          <w:kern w:val="2"/>
-          <w:lang w:eastAsia="en-GB"/>
-          <w14:ligatures w14:val="standardContextual"/>
-        </w:rPr>
-      </w:pPr>
-      <w:hyperlink w:anchor="_Toc230349570" w:history="1">
-        <w:r>
-          <w:rPr>
-            <w:rStyle w:val="Hyperlink"/>
-            <w:noProof/>
-          </w:rPr>
-          <w:t>Figure 7: MPIW versus RMSE at alpha = 0.10 across all 18 configurations</w:t>
-        </w:r>
-        <w:r>
-          <w:rPr>
-            <w:noProof/>
-            <w:webHidden/>
-          </w:rPr>
-          <w:tab/>
-        </w:r>
-        <w:r>
-          <w:rPr>
-            <w:noProof/>
-            <w:webHidden/>
-          </w:rPr>
-          <w:fldChar w:fldCharType="begin"/>
-        </w:r>
-        <w:r>
-          <w:rPr>
-            <w:noProof/>
-            <w:webHidden/>
-          </w:rPr>
-          <w:instrText xml:space="preserve"> PAGEREF _Toc230349570 \h </w:instrText>
-        </w:r>
-        <w:r>
-          <w:rPr>
-            <w:noProof/>
-            <w:webHidden/>
-          </w:rPr>
-        </w:r>
-        <w:r>
-          <w:rPr>
-            <w:noProof/>
-            <w:webHidden/>
-          </w:rPr>
-          <w:fldChar w:fldCharType="separate"/>
-        </w:r>
-        <w:r>
-          <w:rPr>
-            <w:noProof/>
-            <w:webHidden/>
-          </w:rPr>
-          <w:t>35</w:t>
-        </w:r>
-        <w:r>
-          <w:rPr>
-            <w:noProof/>
-            <w:webHidden/>
-          </w:rPr>
-          <w:fldChar w:fldCharType="end"/>
-        </w:r>
-      </w:hyperlink>
-    </w:p>
-    <w:p>
-      <w:pPr>
         <w:pStyle w:val="DissertationBodyFirstParagraph"/>
         <w:spacing w:line="480" w:lineRule="auto"/>
       </w:pPr>
@@ -6237,7 +6165,7 @@
       <w:pPr>
         <w:pStyle w:val="Headings"/>
       </w:pPr>
-      <w:bookmarkStart w:id="4" w:name="_Toc230349925"/>
+      <w:bookmarkStart w:id="4" w:name="_Toc230709544"/>
       <w:r>
         <w:lastRenderedPageBreak/>
         <w:t>List of Tables</w:t>
@@ -6566,7 +6494,7 @@
       </w:pPr>
       <w:bookmarkStart w:id="5" w:name="_Toc94777350"/>
       <w:bookmarkStart w:id="6" w:name="_Toc94777578"/>
-      <w:bookmarkStart w:id="7" w:name="_Toc230349926"/>
+      <w:bookmarkStart w:id="7" w:name="_Toc230709545"/>
       <w:bookmarkEnd w:id="5"/>
       <w:bookmarkEnd w:id="6"/>
       <w:r>
@@ -6895,7 +6823,7 @@
       <w:pPr>
         <w:pStyle w:val="Heading1"/>
       </w:pPr>
-      <w:bookmarkStart w:id="8" w:name="_Toc230349927"/>
+      <w:bookmarkStart w:id="8" w:name="_Toc230709546"/>
       <w:r>
         <w:lastRenderedPageBreak/>
         <w:t>Introduction</w:t>
@@ -6944,23 +6872,7 @@
           <w:rFonts w:cs="Calibri Light"/>
           <w:color w:val="000000" w:themeColor="text1"/>
         </w:rPr>
-        <w:t xml:space="preserve">. Despite these improvements, a fundamental limitation persists: </w:t>
-      </w:r>
-      <w:proofErr w:type="gramStart"/>
-      <w:r>
-        <w:rPr>
-          <w:rFonts w:cs="Calibri Light"/>
-          <w:color w:val="000000" w:themeColor="text1"/>
-        </w:rPr>
-        <w:t>the vast majority of</w:t>
-      </w:r>
-      <w:proofErr w:type="gramEnd"/>
-      <w:r>
-        <w:rPr>
-          <w:rFonts w:cs="Calibri Light"/>
-          <w:color w:val="000000" w:themeColor="text1"/>
-        </w:rPr>
-        <w:t xml:space="preserve"> current models produce a single point prediction, a scalar value representing the most likely emotion estimate, with no accompanying measure of confidence or uncertainty. In safety-critical and human-facing applications, this limitation is not merely a theoretical inconvenience. A model that is unable to communicate when it is uncertain is a model that cannot be trusted.</w:t>
+        <w:t>. Despite these improvements, a fundamental limitation persists: the vast majority of current models produce a single point prediction, a scalar value representing the most likely emotion estimate, with no accompanying measure of confidence or uncertainty. In safety-critical and human-facing applications, this limitation is not merely a theoretical inconvenience. A model that is unable to communicate when it is uncertain is a model that cannot be trusted.</w:t>
       </w:r>
     </w:p>
     <w:p>
@@ -7036,7 +6948,7 @@
           <w:szCs w:val="24"/>
         </w:rPr>
       </w:pPr>
-      <w:bookmarkStart w:id="9" w:name="_Toc230349928"/>
+      <w:bookmarkStart w:id="9" w:name="_Toc230709547"/>
       <w:r>
         <w:t>1.1</w:t>
       </w:r>
@@ -7165,23 +7077,7 @@
           <w:rFonts w:cs="Calibri Light"/>
           <w:color w:val="000000" w:themeColor="text1"/>
         </w:rPr>
-        <w:t xml:space="preserve">represented by </w:t>
-      </w:r>
-      <w:proofErr w:type="gramStart"/>
-      <w:r>
-        <w:rPr>
-          <w:rFonts w:cs="Calibri Light"/>
-          <w:color w:val="000000" w:themeColor="text1"/>
-        </w:rPr>
-        <w:t>highly-discriminative</w:t>
-      </w:r>
-      <w:proofErr w:type="gramEnd"/>
-      <w:r>
-        <w:rPr>
-          <w:rFonts w:cs="Calibri Light"/>
-          <w:color w:val="000000" w:themeColor="text1"/>
-        </w:rPr>
-        <w:t xml:space="preserve"> feature values</w:t>
+        <w:t>represented by highly-discriminative feature values</w:t>
       </w:r>
       <w:r>
         <w:rPr>
@@ -7205,7 +7101,7 @@
           <w:szCs w:val="24"/>
         </w:rPr>
       </w:pPr>
-      <w:bookmarkStart w:id="10" w:name="_Toc230349929"/>
+      <w:bookmarkStart w:id="10" w:name="_Toc230709548"/>
       <w:r>
         <w:t>1.2</w:t>
       </w:r>
@@ -7302,23 +7198,7 @@
           <w:rFonts w:cs="Calibri Light"/>
           <w:color w:val="000000" w:themeColor="text1"/>
         </w:rPr>
-        <w:t xml:space="preserve">An additional motivation is the relative absence of conformal prediction applications in affective computing. While CP has seen growing adoption in domains such as medical diagnosis and natural language processing, its application to high-frequency, continuous arousal and valence signals, particularly in gaming contexts, remains largely unexplored. Recent work by Li et al. [6] applied CP to depression severity scores derived from facial </w:t>
-      </w:r>
-      <w:proofErr w:type="gramStart"/>
-      <w:r>
-        <w:rPr>
-          <w:rFonts w:cs="Calibri Light"/>
-          <w:color w:val="000000" w:themeColor="text1"/>
-        </w:rPr>
-        <w:t>features, and</w:t>
-      </w:r>
-      <w:proofErr w:type="gramEnd"/>
-      <w:r>
-        <w:rPr>
-          <w:rFonts w:cs="Calibri Light"/>
-          <w:color w:val="000000" w:themeColor="text1"/>
-        </w:rPr>
-        <w:t xml:space="preserve"> demonstrated its utility in emotion recognition from conversation. However, neither addresses the specific challenges </w:t>
+        <w:t xml:space="preserve">An additional motivation is the relative absence of conformal prediction applications in affective computing. While CP has seen growing adoption in domains such as medical diagnosis and natural language processing, its application to high-frequency, continuous arousal and valence signals, particularly in gaming contexts, remains largely unexplored. Recent work by Li et al. [6] applied CP to depression severity scores derived from facial features, and demonstrated its utility in emotion recognition from conversation. However, neither addresses the specific challenges </w:t>
       </w:r>
       <w:r>
         <w:rPr>
@@ -7343,7 +7223,7 @@
           <w:szCs w:val="24"/>
         </w:rPr>
       </w:pPr>
-      <w:bookmarkStart w:id="11" w:name="_Toc230349930"/>
+      <w:bookmarkStart w:id="11" w:name="_Toc230709549"/>
       <w:r>
         <w:t>1.3</w:t>
       </w:r>
@@ -7542,7 +7422,7 @@
           <w:numId w:val="0"/>
         </w:numPr>
       </w:pPr>
-      <w:bookmarkStart w:id="12" w:name="_Toc230349931"/>
+      <w:bookmarkStart w:id="12" w:name="_Toc230709550"/>
       <w:r>
         <w:t>1.4</w:t>
       </w:r>
@@ -7582,7 +7462,7 @@
       </w:pPr>
       <w:bookmarkStart w:id="13" w:name="_Ref119414594"/>
       <w:bookmarkStart w:id="14" w:name="_Ref120105597"/>
-      <w:bookmarkStart w:id="15" w:name="_Toc230349932"/>
+      <w:bookmarkStart w:id="15" w:name="_Toc230709551"/>
       <w:r>
         <w:lastRenderedPageBreak/>
         <w:t>Background</w:t>
@@ -7605,23 +7485,7 @@
           <w:rFonts w:eastAsia="Lato" w:cs="Lato"/>
           <w:color w:val="000000" w:themeColor="text1"/>
         </w:rPr>
-        <w:t xml:space="preserve">This chapter establishes the technical foundations required to understand the research presented in this dissertation. It is organised into five areas: the fundamentals of affective computing and emotion modelling, the audio feature representations used for </w:t>
-      </w:r>
-      <w:proofErr w:type="gramStart"/>
-      <w:r>
-        <w:rPr>
-          <w:rFonts w:eastAsia="Lato" w:cs="Lato"/>
-          <w:color w:val="000000" w:themeColor="text1"/>
-        </w:rPr>
-        <w:t>affect</w:t>
-      </w:r>
-      <w:proofErr w:type="gramEnd"/>
-      <w:r>
-        <w:rPr>
-          <w:rFonts w:eastAsia="Lato" w:cs="Lato"/>
-          <w:color w:val="000000" w:themeColor="text1"/>
-        </w:rPr>
-        <w:t xml:space="preserve"> recognition, the machine learning architectures employed as baselines, the problem of uncertainty in deep learning systems, and the mathematical principles underpinning the conformal prediction framework.</w:t>
+        <w:t>This chapter establishes the technical foundations required to understand the research presented in this dissertation. It is organised into five areas: the fundamentals of affective computing and emotion modelling, the audio feature representations used for affect recognition, the machine learning architectures employed as baselines, the problem of uncertainty in deep learning systems, and the mathematical principles underpinning the conformal prediction framework.</w:t>
       </w:r>
     </w:p>
     <w:p>
@@ -7637,7 +7501,7 @@
           <w:szCs w:val="32"/>
         </w:rPr>
       </w:pPr>
-      <w:bookmarkStart w:id="16" w:name="_Toc230349933"/>
+      <w:bookmarkStart w:id="16" w:name="_Toc230709552"/>
       <w:r>
         <w:rPr>
           <w:rFonts w:eastAsia="Lato" w:cs="Lato"/>
@@ -7754,6 +7618,18 @@
     </w:p>
     <w:p>
       <w:pPr>
+        <w:pStyle w:val="DissertationBody"/>
+      </w:pPr>
+      <w:r>
+        <w:t xml:space="preserve">In response to these limitations, dimensional models of emotion were proposed as a more expressive alternative. The most influential of these is Russell's circumplex model of affect [16], which represents emotional states not as discrete categories but as points in a continuous two-dimensional space defined by two orthogonal axes: arousal, ranging from low activation (calm, bored) to high activation (excited, tense), and valence, ranging from unpleasant to pleasant. Under this framework, any emotional state can be characterised by its coordinates along these two axes, enabling </w:t>
+      </w:r>
+      <w:r>
+        <w:lastRenderedPageBreak/>
+        <w:t>the representation of subtle, mixed, and transitional affective states that categorical models cannot capture. Crucially, the dimensional model also accommodates the continuous temporal evolution of emotion: as a person's affective state shifts gradually over time, its trajectory can be traced as a smooth path through the arousal-valence plane rather than as a sequence of discrete label transitions. This property makes the dimensional model particularly well suited to time-series annotation tasks such as those employed by RECOLA and AGAIN, where annotators continuously track a subject's arousal or valence over the course of an interaction. Russell's circumplex model is illustrated in Figure 1.</w:t>
+      </w:r>
+    </w:p>
+    <w:p>
+      <w:pPr>
         <w:keepNext/>
         <w:spacing w:before="120" w:after="60"/>
         <w:jc w:val="center"/>
@@ -7762,7 +7638,6 @@
         <w:rPr>
           <w:noProof/>
         </w:rPr>
-        <w:lastRenderedPageBreak/>
         <w:drawing>
           <wp:inline distT="0" distB="0" distL="0" distR="0" wp14:anchorId="63677F13" wp14:editId="1482E8A0">
             <wp:extent cx="3657600" cy="2946532"/>
@@ -7804,7 +7679,7 @@
       <w:pPr>
         <w:pStyle w:val="Caption"/>
       </w:pPr>
-      <w:bookmarkStart w:id="17" w:name="_Toc230349564"/>
+      <w:bookmarkStart w:id="17" w:name="_Toc230695010"/>
       <w:r>
         <w:t xml:space="preserve">Figure </w:t>
       </w:r>
@@ -7898,7 +7773,15 @@
           <w:rFonts w:eastAsia="Lato" w:cs="Lato"/>
           <w:color w:val="000000" w:themeColor="text1"/>
         </w:rPr>
-        <w:t>. This aggregation, however, discards the variance in annotator opinion, effectively treating a genuinely uncertain emotional signal as if it were a single deterministic ground truth.</w:t>
+        <w:t xml:space="preserve">. This aggregation, </w:t>
+      </w:r>
+      <w:r>
+        <w:rPr>
+          <w:rFonts w:eastAsia="Lato" w:cs="Lato"/>
+          <w:color w:val="000000" w:themeColor="text1"/>
+        </w:rPr>
+        <w:lastRenderedPageBreak/>
+        <w:t>however, discards the variance in annotator opinion, effectively treating a genuinely uncertain emotional signal as if it were a single deterministic ground truth.</w:t>
       </w:r>
     </w:p>
     <w:p>
@@ -7913,7 +7796,7 @@
           <w:color w:val="000000" w:themeColor="text1"/>
         </w:rPr>
       </w:pPr>
-      <w:bookmarkStart w:id="18" w:name="_Toc230349934"/>
+      <w:bookmarkStart w:id="18" w:name="_Toc230709553"/>
       <w:r>
         <w:rPr>
           <w:rFonts w:eastAsia="Lato" w:cs="Lato"/>
@@ -7939,120 +7822,463 @@
     </w:p>
     <w:p>
       <w:pPr>
-        <w:pStyle w:val="DissertationBodyFirstParagraph"/>
-        <w:ind w:firstLine="720"/>
+        <w:pStyle w:val="DissertationBody"/>
         <w:rPr>
-          <w:rFonts w:eastAsia="Lato" w:cs="Lato"/>
-          <w:color w:val="000000" w:themeColor="text1"/>
+          <w:lang w:val="en-US"/>
         </w:rPr>
       </w:pPr>
       <w:r>
-        <w:t xml:space="preserve">This section describes the three classes of model architecture used as baselines in this dissertation. Each represents a different level of modelling capacity and inductive bias, ranging from a simple linear model to a temporal neural network capable of learning dependencies across time. </w:t>
+        <w:rPr>
+          <w:lang w:val="en-US"/>
+        </w:rPr>
+        <w:t>This section describes the three classes of model architecture used as baselines in this dissertation. Each represents a different level of modelling capacity and inductive bias, ranging from a simple linear model to a temporal neural network capable of learning dependencies across time.</w:t>
       </w:r>
     </w:p>
     <w:p>
       <w:pPr>
         <w:pStyle w:val="DissertationBody"/>
-      </w:pPr>
-      <w:r>
-        <w:t xml:space="preserve">The three baseline architectures are: (i) a Linear model that applies a single affine projection to the final frame of the input window, providing an interpretable </w:t>
-      </w:r>
-      <w:r>
-        <w:lastRenderedPageBreak/>
-        <w:t>lower bound on task difficulty</w:t>
-      </w:r>
-      <w:r>
-        <w:t>,</w:t>
-      </w:r>
-      <w:r>
-        <w:t xml:space="preserve"> (ii) a Multi-Layer Perceptron (MLP) with two hidden layers (128 and 64 units, ReLU activations, and dropout), enabling higher-order feature interactions</w:t>
-      </w:r>
-      <w:r>
-        <w:t>,</w:t>
-      </w:r>
-      <w:r>
-        <w:t xml:space="preserve"> and (iii) an LSTM [19] that processes the full 20-frame window through a 64-dimensional recurrent hidden state, capturing temporal dynamics in the affect signal. Full architectural hyperparameters and design rationale are given in Section 4.4.</w:t>
+        <w:rPr>
+          <w:lang w:val="en-US"/>
+        </w:rPr>
+      </w:pPr>
+      <w:r>
+        <w:rPr>
+          <w:lang w:val="en-US"/>
+        </w:rPr>
+        <w:t>The three baseline architectures are: a Linear model that applies a single affine projection to the final frame of the input window, providing an interpretable lower bound on task difficulty, a Multi-Layer Perceptron (MLP) with two hidden layers (128 and 64 units, ReLU activations, and dropout), enabling higher-order feature interactions, and an LSTM [19] that processes the full 20-frame window through a 64-dimensional recurrent hidden state, capturing temporal dynamics in the affect signal. Full architectural hyperparameters and design rationale are given in Section 4.4.</w:t>
       </w:r>
     </w:p>
     <w:p>
       <w:pPr>
         <w:pStyle w:val="DissertationBody"/>
-      </w:pPr>
-      <w:r>
-        <w:t xml:space="preserve">Model performance in regression tasks is assessed using the Concordance Correlation Coefficient (CCC), defined as: </w:t>
-      </w:r>
-    </w:p>
-    <w:p>
-      <w:pPr>
-        <w:pStyle w:val="Equation"/>
-        <w:tabs>
-          <w:tab w:val="center" w:pos="4535"/>
-          <w:tab w:val="right" w:pos="9070"/>
-        </w:tabs>
+        <w:rPr>
+          <w:lang w:val="en-US"/>
+        </w:rPr>
+      </w:pPr>
+      <w:r>
+        <w:rPr>
+          <w:lang w:val="en-US"/>
+        </w:rPr>
+        <w:t>Model performance in regression tasks is assessed using the Concordance Correlation Coefficient (CCC), defined as:</w:t>
+      </w:r>
+    </w:p>
+    <w:p>
+      <w:pPr>
+        <w:pStyle w:val="DissertationBody"/>
         <w:jc w:val="center"/>
-      </w:pPr>
+        <w:rPr>
+          <w:lang w:val="en-US"/>
+        </w:rPr>
+      </w:pPr>
+      <m:oMath>
+        <m:r>
+          <w:rPr>
+            <w:rFonts w:ascii="Cambria Math" w:hAnsi="Cambria Math"/>
+            <w:lang w:val="en-US"/>
+          </w:rPr>
+          <m:t>ρ</m:t>
+        </m:r>
+        <m:sSub>
+          <m:sSubPr>
+            <m:ctrlPr>
+              <w:rPr>
+                <w:rFonts w:ascii="Cambria Math" w:hAnsi="Cambria Math"/>
+                <w:lang w:val="en-US"/>
+              </w:rPr>
+            </m:ctrlPr>
+          </m:sSubPr>
+          <m:e>
+            <m:r>
+              <w:rPr>
+                <w:rFonts w:ascii="Cambria Math" w:hAnsi="Cambria Math"/>
+                <w:lang w:val="en-US"/>
+              </w:rPr>
+              <m:t>ρ</m:t>
+            </m:r>
+          </m:e>
+          <m:sub>
+            <m:r>
+              <w:rPr>
+                <w:rFonts w:ascii="Cambria Math" w:hAnsi="Cambria Math"/>
+                <w:lang w:val="en-US"/>
+              </w:rPr>
+              <m:t>c</m:t>
+            </m:r>
+          </m:sub>
+        </m:sSub>
+        <m:r>
+          <w:rPr>
+            <w:rFonts w:ascii="Cambria Math" w:hAnsi="Cambria Math"/>
+            <w:lang w:val="en-US"/>
+          </w:rPr>
+          <m:t xml:space="preserve"> = </m:t>
+        </m:r>
+        <m:f>
+          <m:fPr>
+            <m:ctrlPr>
+              <w:rPr>
+                <w:rFonts w:ascii="Cambria Math" w:hAnsi="Cambria Math"/>
+                <w:lang w:val="en-US"/>
+              </w:rPr>
+            </m:ctrlPr>
+          </m:fPr>
+          <m:num>
+            <m:r>
+              <w:rPr>
+                <w:rFonts w:ascii="Cambria Math" w:hAnsi="Cambria Math"/>
+                <w:lang w:val="en-US"/>
+              </w:rPr>
+              <m:t>2</m:t>
+            </m:r>
+            <m:sSub>
+              <m:sSubPr>
+                <m:ctrlPr>
+                  <w:rPr>
+                    <w:rFonts w:ascii="Cambria Math" w:hAnsi="Cambria Math"/>
+                    <w:lang w:val="en-US"/>
+                  </w:rPr>
+                </m:ctrlPr>
+              </m:sSubPr>
+              <m:e>
+                <m:r>
+                  <w:rPr>
+                    <w:rFonts w:ascii="Cambria Math" w:hAnsi="Cambria Math"/>
+                    <w:lang w:val="en-US"/>
+                  </w:rPr>
+                  <m:t>σ</m:t>
+                </m:r>
+              </m:e>
+              <m:sub>
+                <m:r>
+                  <w:rPr>
+                    <w:rFonts w:ascii="Cambria Math" w:hAnsi="Cambria Math"/>
+                    <w:lang w:val="en-US"/>
+                  </w:rPr>
+                  <m:t>yŷ</m:t>
+                </m:r>
+              </m:sub>
+            </m:sSub>
+          </m:num>
+          <m:den>
+            <m:sSup>
+              <m:sSupPr>
+                <m:ctrlPr>
+                  <w:rPr>
+                    <w:rFonts w:ascii="Cambria Math" w:hAnsi="Cambria Math"/>
+                    <w:lang w:val="en-US"/>
+                  </w:rPr>
+                </m:ctrlPr>
+              </m:sSupPr>
+              <m:e>
+                <m:sSub>
+                  <m:sSubPr>
+                    <m:ctrlPr>
+                      <w:rPr>
+                        <w:rFonts w:ascii="Cambria Math" w:hAnsi="Cambria Math"/>
+                        <w:lang w:val="en-US"/>
+                      </w:rPr>
+                    </m:ctrlPr>
+                  </m:sSubPr>
+                  <m:e>
+                    <m:r>
+                      <w:rPr>
+                        <w:rFonts w:ascii="Cambria Math" w:hAnsi="Cambria Math"/>
+                        <w:lang w:val="en-US"/>
+                      </w:rPr>
+                      <m:t>σ</m:t>
+                    </m:r>
+                  </m:e>
+                  <m:sub>
+                    <m:r>
+                      <w:rPr>
+                        <w:rFonts w:ascii="Cambria Math" w:hAnsi="Cambria Math"/>
+                        <w:lang w:val="en-US"/>
+                      </w:rPr>
+                      <m:t>y</m:t>
+                    </m:r>
+                  </m:sub>
+                </m:sSub>
+              </m:e>
+              <m:sup>
+                <m:r>
+                  <w:rPr>
+                    <w:rFonts w:ascii="Cambria Math" w:hAnsi="Cambria Math"/>
+                    <w:lang w:val="en-US"/>
+                  </w:rPr>
+                  <m:t>2</m:t>
+                </m:r>
+              </m:sup>
+            </m:sSup>
+            <m:r>
+              <w:rPr>
+                <w:rFonts w:ascii="Cambria Math" w:hAnsi="Cambria Math"/>
+                <w:lang w:val="en-US"/>
+              </w:rPr>
+              <m:t xml:space="preserve"> + </m:t>
+            </m:r>
+            <m:sSup>
+              <m:sSupPr>
+                <m:ctrlPr>
+                  <w:rPr>
+                    <w:rFonts w:ascii="Cambria Math" w:hAnsi="Cambria Math"/>
+                    <w:lang w:val="en-US"/>
+                  </w:rPr>
+                </m:ctrlPr>
+              </m:sSupPr>
+              <m:e>
+                <m:sSub>
+                  <m:sSubPr>
+                    <m:ctrlPr>
+                      <w:rPr>
+                        <w:rFonts w:ascii="Cambria Math" w:hAnsi="Cambria Math"/>
+                        <w:lang w:val="en-US"/>
+                      </w:rPr>
+                    </m:ctrlPr>
+                  </m:sSubPr>
+                  <m:e>
+                    <m:r>
+                      <w:rPr>
+                        <w:rFonts w:ascii="Cambria Math" w:hAnsi="Cambria Math"/>
+                        <w:lang w:val="en-US"/>
+                      </w:rPr>
+                      <m:t>σ</m:t>
+                    </m:r>
+                  </m:e>
+                  <m:sub>
+                    <m:r>
+                      <w:rPr>
+                        <w:rFonts w:ascii="Cambria Math" w:hAnsi="Cambria Math"/>
+                        <w:lang w:val="en-US"/>
+                      </w:rPr>
+                      <m:t>ŷ</m:t>
+                    </m:r>
+                  </m:sub>
+                </m:sSub>
+              </m:e>
+              <m:sup>
+                <m:r>
+                  <w:rPr>
+                    <w:rFonts w:ascii="Cambria Math" w:hAnsi="Cambria Math"/>
+                    <w:lang w:val="en-US"/>
+                  </w:rPr>
+                  <m:t>2</m:t>
+                </m:r>
+              </m:sup>
+            </m:sSup>
+            <m:r>
+              <w:rPr>
+                <w:rFonts w:ascii="Cambria Math" w:hAnsi="Cambria Math"/>
+                <w:lang w:val="en-US"/>
+              </w:rPr>
+              <m:t xml:space="preserve"> + </m:t>
+            </m:r>
+            <m:sSup>
+              <m:sSupPr>
+                <m:ctrlPr>
+                  <w:rPr>
+                    <w:rFonts w:ascii="Cambria Math" w:hAnsi="Cambria Math"/>
+                    <w:lang w:val="en-US"/>
+                  </w:rPr>
+                </m:ctrlPr>
+              </m:sSupPr>
+              <m:e>
+                <m:d>
+                  <m:dPr>
+                    <m:ctrlPr>
+                      <w:rPr>
+                        <w:rFonts w:ascii="Cambria Math" w:hAnsi="Cambria Math"/>
+                        <w:lang w:val="en-US"/>
+                      </w:rPr>
+                    </m:ctrlPr>
+                  </m:dPr>
+                  <m:e>
+                    <m:sSub>
+                      <m:sSubPr>
+                        <m:ctrlPr>
+                          <w:rPr>
+                            <w:rFonts w:ascii="Cambria Math" w:hAnsi="Cambria Math"/>
+                            <w:lang w:val="en-US"/>
+                          </w:rPr>
+                        </m:ctrlPr>
+                      </m:sSubPr>
+                      <m:e>
+                        <m:r>
+                          <w:rPr>
+                            <w:rFonts w:ascii="Cambria Math" w:hAnsi="Cambria Math"/>
+                            <w:lang w:val="en-US"/>
+                          </w:rPr>
+                          <m:t>μ</m:t>
+                        </m:r>
+                      </m:e>
+                      <m:sub>
+                        <m:r>
+                          <w:rPr>
+                            <w:rFonts w:ascii="Cambria Math" w:hAnsi="Cambria Math"/>
+                            <w:lang w:val="en-US"/>
+                          </w:rPr>
+                          <m:t>y</m:t>
+                        </m:r>
+                      </m:sub>
+                    </m:sSub>
+                    <m:r>
+                      <w:rPr>
+                        <w:rFonts w:ascii="Cambria Math" w:hAnsi="Cambria Math"/>
+                        <w:lang w:val="en-US"/>
+                      </w:rPr>
+                      <m:t xml:space="preserve"> - </m:t>
+                    </m:r>
+                    <m:sSub>
+                      <m:sSubPr>
+                        <m:ctrlPr>
+                          <w:rPr>
+                            <w:rFonts w:ascii="Cambria Math" w:hAnsi="Cambria Math"/>
+                            <w:lang w:val="en-US"/>
+                          </w:rPr>
+                        </m:ctrlPr>
+                      </m:sSubPr>
+                      <m:e>
+                        <m:r>
+                          <w:rPr>
+                            <w:rFonts w:ascii="Cambria Math" w:hAnsi="Cambria Math"/>
+                            <w:lang w:val="en-US"/>
+                          </w:rPr>
+                          <m:t>μ</m:t>
+                        </m:r>
+                      </m:e>
+                      <m:sub>
+                        <m:r>
+                          <w:rPr>
+                            <w:rFonts w:ascii="Cambria Math" w:hAnsi="Cambria Math"/>
+                            <w:lang w:val="en-US"/>
+                          </w:rPr>
+                          <m:t>ŷ</m:t>
+                        </m:r>
+                      </m:sub>
+                    </m:sSub>
+                  </m:e>
+                </m:d>
+              </m:e>
+              <m:sup>
+                <m:r>
+                  <w:rPr>
+                    <w:rFonts w:ascii="Cambria Math" w:hAnsi="Cambria Math"/>
+                    <w:lang w:val="en-US"/>
+                  </w:rPr>
+                  <m:t>2</m:t>
+                </m:r>
+              </m:sup>
+            </m:sSup>
+          </m:den>
+        </m:f>
+      </m:oMath>
+      <w:r>
+        <w:rPr>
+          <w:lang w:val="en-US"/>
+        </w:rPr>
+        <w:t xml:space="preserve">     (2.1)</w:t>
+      </w:r>
+    </w:p>
+    <w:p>
+      <w:pPr>
+        <w:pStyle w:val="DissertationBody"/>
+        <w:rPr>
+          <w:lang w:val="en-US"/>
+        </w:rPr>
+      </w:pPr>
+      <w:r>
+        <w:rPr>
+          <w:lang w:val="en-US"/>
+        </w:rPr>
+        <w:t xml:space="preserve">where </w:t>
+      </w:r>
       <w:r>
         <w:rPr>
           <w:i/>
+          <w:lang w:val="en-US"/>
         </w:rPr>
-        <w:t>ρᴄ = 2σᵧŷ / (σ²ᵧ + σ²ŷ + (μᵧ − μ</w:t>
-      </w:r>
-      <w:proofErr w:type="gramStart"/>
+        <w:t>y</w:t>
+      </w:r>
+      <w:r>
+        <w:rPr>
+          <w:lang w:val="en-US"/>
+        </w:rPr>
+        <w:t xml:space="preserve"> denotes the ground truth annotations, </w:t>
+      </w:r>
       <w:r>
         <w:rPr>
           <w:i/>
+          <w:lang w:val="en-US"/>
         </w:rPr>
-        <w:t>ŷ)²</w:t>
-      </w:r>
-      <w:proofErr w:type="gramEnd"/>
+        <w:t>ŷ</w:t>
+      </w:r>
+      <w:r>
+        <w:rPr>
+          <w:lang w:val="en-US"/>
+        </w:rPr>
+        <w:t xml:space="preserve"> the model predictions, σyŷ denotes the covariance between </w:t>
+      </w:r>
       <w:r>
         <w:rPr>
           <w:i/>
+          <w:lang w:val="en-US"/>
         </w:rPr>
-        <w:t>)</w:t>
-      </w:r>
-      <w:r>
-        <w:tab/>
-        <w:t>(2.1)</w:t>
+        <w:t>y</w:t>
+      </w:r>
+      <w:r>
+        <w:rPr>
+          <w:lang w:val="en-US"/>
+        </w:rPr>
+        <w:t xml:space="preserve"> and </w:t>
+      </w:r>
+      <w:r>
+        <w:rPr>
+          <w:i/>
+          <w:lang w:val="en-US"/>
+        </w:rPr>
+        <w:t>ŷ</w:t>
+      </w:r>
+      <w:r>
+        <w:rPr>
+          <w:lang w:val="en-US"/>
+        </w:rPr>
+        <w:t>, σ²y and σ²ŷ denote their respective variances, and μy and μŷ denote their respective means. The CCC ranges from −1 to +1, where +1 indicates perfect agreement and 0 indicates no relationship. Crucially, unlike Pearson correlation, the CCC penalises both deviations in correlation and in the mean and scale of the prediction [20]. A model that correctly tracks the direction of emotional change but systematically over- or under-predicts absolute values will score lower on CCC than on Pearson correlation. This makes CCC the standard evaluation metric in the AVEC benchmark challenges and in the broader affect modelling literature.</w:t>
       </w:r>
     </w:p>
     <w:p>
       <w:pPr>
         <w:pStyle w:val="DissertationBody"/>
-        <w:ind w:firstLine="0"/>
-      </w:pPr>
-      <w:r>
-        <w:t>where y denotes the ground truth annotations, ŷ the model predictions, cov denotes covariance, var denotes variance, and mean denotes the arithmetic mean. The CCC ranges from −1 to +1, where +1 indicates perfect agreement and 0 indicates no relationship. Crucially, unlike Pearson correlation, the CCC penalises both deviations in correlation and in the mean and scale of the prediction [20]. A model that correctly tracks the direction of emotional change but systematically over or under</w:t>
-      </w:r>
-      <w:r>
-        <w:t xml:space="preserve"> </w:t>
-      </w:r>
-      <w:r>
-        <w:t xml:space="preserve">predicts absolute values will score lower on CCC than on Pearson correlation. This makes CCC the standard evaluation metric in the AVEC benchmark challenges and in the broader </w:t>
-      </w:r>
-      <w:proofErr w:type="gramStart"/>
-      <w:r>
-        <w:t>affect</w:t>
-      </w:r>
-      <w:proofErr w:type="gramEnd"/>
-      <w:r>
-        <w:t xml:space="preserve"> modelling literature. </w:t>
-      </w:r>
+        <w:rPr>
+          <w:lang w:val="en-US"/>
+        </w:rPr>
+      </w:pPr>
     </w:p>
     <w:p>
       <w:pPr>
         <w:pStyle w:val="DissertationBody"/>
-      </w:pPr>
-      <w:r>
-        <w:t xml:space="preserve">Model performance in classification tasks is assessed using </w:t>
-      </w:r>
-      <w:proofErr w:type="gramStart"/>
-      <w:r>
-        <w:t>top-1</w:t>
-      </w:r>
-      <w:proofErr w:type="gramEnd"/>
-      <w:r>
-        <w:t xml:space="preserve"> accuracy, defined as the fraction of test examples for which the predicted class matches the true class. Because all classification tasks in this dissertation use five balanced ordinal classes derived from training-set quantiles, a uniform-random baseline yields an expected accuracy of 20%, providing a natural reference point against which the trained classifiers can be compared.</w:t>
+        <w:rPr>
+          <w:lang w:val="en-US"/>
+        </w:rPr>
+      </w:pPr>
+      <w:r>
+        <w:rPr>
+          <w:lang w:val="en-US"/>
+        </w:rPr>
+        <w:lastRenderedPageBreak/>
+        <w:t>The Root Mean Squared Error (RMSE), defined as the square root of the mean squared difference between predictions and ground truth values, is reported as a complementary regression metric on the same scale as the labels themselves, providing an interpretable measure of absolute prediction error that is directly comparable across model architectures.</w:t>
+      </w:r>
+    </w:p>
+    <w:p>
+      <w:pPr>
+        <w:pStyle w:val="DissertationBody"/>
+        <w:rPr>
+          <w:lang w:val="en-US"/>
+        </w:rPr>
+      </w:pPr>
+      <w:r>
+        <w:rPr>
+          <w:lang w:val="en-US"/>
+        </w:rPr>
+        <w:t>Model performance in classification tasks is assessed using top-1 accuracy, defined as the fraction of test examples for which the predicted class matches the true class. Because all classification tasks in this dissertation use five balanced ordinal classes derived from training-set quantiles, a uniform-random baseline yields an expected accuracy of 20%, providing a natural reference point against which the trained classifiers can be compared.</w:t>
       </w:r>
     </w:p>
     <w:p>
@@ -8067,7 +8293,7 @@
           <w:color w:val="000000" w:themeColor="text1"/>
         </w:rPr>
       </w:pPr>
-      <w:bookmarkStart w:id="19" w:name="_Toc230349935"/>
+      <w:bookmarkStart w:id="19" w:name="_Toc230709554"/>
       <w:r>
         <w:rPr>
           <w:rFonts w:eastAsia="Lato" w:cs="Lato"/>
@@ -8095,14 +8321,31 @@
       <w:pPr>
         <w:pStyle w:val="DissertationBodyFirstParagraph"/>
         <w:ind w:firstLine="720"/>
-        <w:rPr>
-          <w:rFonts w:eastAsia="Lato" w:cs="Lato"/>
-          <w:color w:val="000000" w:themeColor="text1"/>
-        </w:rPr>
-      </w:pPr>
-      <w:r>
-        <w:t xml:space="preserve">Uncertainty in machine learning systems arises from two fundamentally different sources, which have importantly different implications for how they can be reduced or communicated. Understanding this distinction is essential for evaluating the appropriateness of different uncertainty quantification methods in the context of affect modelling. </w:t>
-      </w:r>
+      </w:pPr>
+      <w:r>
+        <w:t xml:space="preserve">Uncertainty in machine learning systems is broadly categorised into two qualitatively distinct types, each arising from a different source and carrying different implications for how it may, or may not, be reduced (see Figure 2). Aleatoric uncertainty, also referred to as data or irreducible uncertainty, is inherent to the data-generating process itself [13]. It arises when the observed outputs are intrinsically variable given the inputs, for example when multiple annotators assign different arousal ratings to the same stimulus because emotional perception is genuinely subjective. Because this variability reflects a property of reality rather than a deficiency of the model or the dataset, aleatoric uncertainty cannot be reduced by collecting more data or by increasing model complexity; it constitutes a fundamental lower bound on the achievable prediction error. Epistemic uncertainty, by contrast, is attributable to the model rather than the data [13]. It arises from a lack of knowledge, either about the true functional relationship between inputs and outputs, or about regions of the input space that are sparsely represented in the training set. Because epistemic uncertainty reflects ignorance rather than irreducible noise, it is in principle reducible: a model trained on more data or </w:t>
+      </w:r>
+      <w:r>
+        <w:t>equipped</w:t>
+      </w:r>
+      <w:r>
+        <w:t xml:space="preserve"> with greater expressive capacity can, in favourable circumstances, achieve lower epistemic uncertainty on previously unseen inputs. In practice, the two types of uncertainty co-exist and are difficult to disentangle</w:t>
+      </w:r>
+      <w:r>
+        <w:t>. T</w:t>
+      </w:r>
+      <w:r>
+        <w:t xml:space="preserve">he standard approach of aggregating annotator disagreement into a </w:t>
+      </w:r>
+      <w:r>
+        <w:lastRenderedPageBreak/>
+        <w:t>single mean label, adopted by both RECOLA and AGAIN, suppresses the visible signal of aleatoric uncertainty and presents the model with a target that conflates both sources.</w:t>
+      </w:r>
+    </w:p>
+    <w:p>
+      <w:pPr>
+        <w:pStyle w:val="DissertationBody"/>
+      </w:pPr>
     </w:p>
     <w:p>
       <w:pPr>
@@ -8114,7 +8357,6 @@
         <w:rPr>
           <w:noProof/>
         </w:rPr>
-        <w:lastRenderedPageBreak/>
         <w:drawing>
           <wp:inline distT="0" distB="0" distL="0" distR="0" wp14:anchorId="7D230B1A" wp14:editId="446DE180">
             <wp:extent cx="5029200" cy="1886161"/>
@@ -8156,7 +8398,7 @@
       <w:pPr>
         <w:pStyle w:val="Caption"/>
       </w:pPr>
-      <w:bookmarkStart w:id="20" w:name="_Toc230349565"/>
+      <w:bookmarkStart w:id="20" w:name="_Toc230695011"/>
       <w:r>
         <w:t xml:space="preserve">Figure </w:t>
       </w:r>
@@ -8186,20 +8428,15 @@
     <w:p>
       <w:pPr>
         <w:pStyle w:val="DissertationBody"/>
-      </w:pPr>
+        <w:ind w:firstLine="0"/>
+      </w:pPr>
+      <w:r>
+        <w:t xml:space="preserve">Conventional deep learning models, including those used in this dissertation, are trained to minimise a point-estimate loss such as mean squared error or cross-entropy. At inference time, they produce a single output value with no associated measure of confidence. This is problematic for two reasons. First, the model cannot signal when it is operating outside its training distribution. Second, deep neural networks are well documented to be overconfident, assigning high confidence to incorrect predictions particularly under distribution shift [21]. In safety-sensitive or user-facing applications, this silent overconfidence is a fundamental reliability risk. </w:t>
+      </w:r>
     </w:p>
     <w:p>
       <w:pPr>
         <w:pStyle w:val="DissertationBody"/>
-        <w:ind w:firstLine="0"/>
-      </w:pPr>
-      <w:r>
-        <w:t xml:space="preserve">Conventional deep learning models, including those used in this dissertation, are trained to minimise a point-estimate loss such as mean squared error or cross-entropy. At inference time, they produce a single output value with no associated measure of confidence. This is problematic for two reasons. First, the model cannot signal when it is operating outside its training distribution. Second, deep neural networks are well documented to be overconfident, assigning high confidence to incorrect predictions particularly under distribution shift [21]. In safety-sensitive or user-facing applications, this silent overconfidence is a fundamental reliability risk. </w:t>
-      </w:r>
-    </w:p>
-    <w:p>
-      <w:pPr>
-        <w:pStyle w:val="DissertationBody"/>
       </w:pPr>
       <w:r>
         <w:t>Several approaches address this limitation. Bayesian Neural Networks (BNNs) [22] place prior distributions over network weights and compute a posterior at training time, providing principled uncertainty estimates at the cost of intractable exact inference. Monte Carlo Dropout [6] approximates Bayesian inference by retaining dropout at inference time across multiple stochastic forward passes</w:t>
@@ -8208,7 +8445,11 @@
         <w:t>,</w:t>
       </w:r>
       <w:r>
-        <w:t xml:space="preserve"> while computationally inexpensive, the resulting estimates can be poorly calibrated [21]. Deep Ensembles [7] aggregate predictions from multiple independently trained networks and have strong empirical performance, but their cost scales linearly with ensemble size. All three methods require architectural modifications or repeated forward passes, making them impractical in some deployment settings. Conformal prediction, introduced in Section 2.4, sidesteps these limitations entirely by operating as a post-hoc wrapper around any trained model.</w:t>
+        <w:t xml:space="preserve"> while computationally inexpensive, the resulting estimates can be poorly calibrated [21]. Deep Ensembles [7] aggregate predictions from multiple independently trained networks and have strong empirical performance, but their cost scales linearly with ensemble size. All three methods require architectural modifications or repeated forward passes, making them impractical in some deployment settings. Conformal </w:t>
+      </w:r>
+      <w:r>
+        <w:lastRenderedPageBreak/>
+        <w:t>prediction, introduced in Section 2.4, sidesteps these limitations entirely by operating as a post-hoc wrapper around any trained model.</w:t>
       </w:r>
     </w:p>
     <w:p>
@@ -8223,13 +8464,12 @@
           <w:color w:val="000000" w:themeColor="text1"/>
         </w:rPr>
       </w:pPr>
-      <w:bookmarkStart w:id="21" w:name="_Toc230349936"/>
+      <w:bookmarkStart w:id="21" w:name="_Toc230709555"/>
       <w:r>
         <w:rPr>
           <w:rFonts w:eastAsia="Lato" w:cs="Lato"/>
           <w:color w:val="000000" w:themeColor="text1"/>
         </w:rPr>
-        <w:lastRenderedPageBreak/>
         <w:t>2.</w:t>
       </w:r>
       <w:r>
@@ -8252,10 +8492,6 @@
       <w:pPr>
         <w:pStyle w:val="DissertationBodyFirstParagraph"/>
         <w:ind w:firstLine="432"/>
-        <w:rPr>
-          <w:rFonts w:eastAsia="Lato" w:cs="Lato"/>
-          <w:color w:val="000000" w:themeColor="text1"/>
-        </w:rPr>
       </w:pPr>
       <w:r>
         <w:t>Conformal prediction is a framework for constructing prediction regions with guaranteed coverage, developed within the framework of algorithmic learning theory by Vovk, Gammerman, and Shafer [8]. Unlike the Bayesian and ensemble-based approaches described in Section 2.</w:t>
@@ -8269,9 +8505,45 @@
     </w:p>
     <w:p>
       <w:pPr>
+        <w:pStyle w:val="DissertationBody"/>
+        <w:ind w:firstLine="432"/>
+      </w:pPr>
+      <w:r>
+        <w:t xml:space="preserve">Important definitions to </w:t>
+      </w:r>
+      <w:r>
+        <w:t>conformal prediction are two concepts that recur throughout this dissertation. The calibration set is a held-out portion of labelled data that is not used during model training</w:t>
+      </w:r>
+      <w:r>
+        <w:t>. O</w:t>
+      </w:r>
+      <w:r>
+        <w:t>nce a base model has been fitted, it is applied to the calibration set to generate predictions, and the discrepancies between those predictions and the true labels are used to characterise the model's typical error behaviour on unseen data. The non-conformity score is the numerical measure of that discrepancy for each calibration example</w:t>
+      </w:r>
+      <w:r>
+        <w:t>,</w:t>
+      </w:r>
+      <w:r>
+        <w:t xml:space="preserve"> quantifying how poorly a given prediction conforms to its observed label. For regression tasks, a natural non-conformity score is the absolute residual</w:t>
+      </w:r>
+      <w:r>
+        <w:t>.</w:t>
+      </w:r>
+      <w:r>
+        <w:t xml:space="preserve"> </w:t>
+      </w:r>
+      <w:r>
+        <w:t>F</w:t>
+      </w:r>
+      <w:r>
+        <w:t>or classification tasks, a common choice is one minus the softmax probability assigned to the true class. The distribution of non-conformity scores across the calibration set encodes the uncertainty of the model in a distribution-free manner: at test time, a quantile of this distribution is used as a threshold to construct the prediction interval or prediction set at the desired confidence level, thereby providing the statistical coverage guarantee that distinguishes conformal prediction from conventional point-estimate methods.</w:t>
+      </w:r>
+    </w:p>
+    <w:p>
+      <w:pPr>
         <w:pStyle w:val="Heading1"/>
       </w:pPr>
-      <w:bookmarkStart w:id="22" w:name="_Toc230349937"/>
+      <w:bookmarkStart w:id="22" w:name="_Toc230709556"/>
       <w:r>
         <w:lastRenderedPageBreak/>
         <w:t>Literature Review</w:t>
@@ -8292,7 +8564,7 @@
         <w:pStyle w:val="Heading2"/>
       </w:pPr>
       <w:bookmarkStart w:id="23" w:name="_LR_S31"/>
-      <w:bookmarkStart w:id="24" w:name="_Toc230349938"/>
+      <w:bookmarkStart w:id="24" w:name="_Toc230709557"/>
       <w:bookmarkEnd w:id="23"/>
       <w:r>
         <w:t>Affect Modelling and Affective Datasets</w:t>
@@ -8313,7 +8585,13 @@
         <w:pStyle w:val="DissertationBody"/>
       </w:pPr>
       <w:r>
-        <w:t>The RECOLA (Remote Collaborative and Affective Interactions) corpus, introduced by Ringeval et al. [1], was collected to capture naturalistic spontaneous affect during a remote collaborative task. Pairs of participants communicated via video link while attempting to reach consensus on a survival scenario. The resulting audio, video, and physiological streams were annotated continuously by trained annotators using the arousal-valence circumplex. A key design feature of RECOLA is that affect is elicited spontaneously rather than performed, producing more nuanced emotional signals than acted datasets. However, this naturalistic quality also introduces substantial inter-annotator disagreement, particularly for valence. The corpus has since become a standard benchmark in the AVEC challenge series.</w:t>
+        <w:t xml:space="preserve">The RECOLA (Remote Collaborative and Affective Interactions) corpus, introduced by Ringeval et al. [1], was collected to capture naturalistic spontaneous affect during a remote collaborative task. Pairs of participants communicated via video link while attempting to reach consensus on a survival scenario. The resulting audio, video, and physiological streams were annotated continuously by trained annotators using the arousal-valence circumplex. A key design feature of RECOLA is that </w:t>
+      </w:r>
+      <w:r>
+        <w:t>e</w:t>
+      </w:r>
+      <w:r>
+        <w:t>ffect is elicited spontaneously rather than performed, producing more nuanced emotional signals than acted datasets. However, this naturalistic quality also introduces substantial inter-annotator disagreement, particularly for valence. The corpus has since become a standard benchmark in the AVEC challenge series.</w:t>
       </w:r>
     </w:p>
     <w:p>
@@ -8349,7 +8627,7 @@
         <w:pStyle w:val="Heading2"/>
       </w:pPr>
       <w:bookmarkStart w:id="25" w:name="_LR_S33"/>
-      <w:bookmarkStart w:id="26" w:name="_Toc230349939"/>
+      <w:bookmarkStart w:id="26" w:name="_Toc230709558"/>
       <w:bookmarkEnd w:id="25"/>
       <w:r>
         <w:t>Conformal Prediction: Theory and Applications</w:t>
@@ -8366,7 +8644,25 @@
       </w:r>
       <w:r>
         <w:lastRenderedPageBreak/>
-        <w:t>theoretical guarantee is stated as a finite-sample marginal coverage bound. For a significance level α ∈ (0, 1) and a calibration set of size n, the conformal predictor Γ^α satisfies Equation (2.2):</w:t>
+        <w:t>theoretical guarantee is stated as a finite-sample marginal coverage bound. For a significance level α ∈ (0, 1) and a calibration set of size n, the conformal predictor</w:t>
+      </w:r>
+      <w:r>
+        <w:t xml:space="preserve"> </w:t>
+      </w:r>
+      <w:r>
+        <w:rPr>
+          <w:i/>
+        </w:rPr>
+        <w:t>Γ</w:t>
+      </w:r>
+      <w:r>
+        <w:rPr>
+          <w:vertAlign w:val="superscript"/>
+        </w:rPr>
+        <w:t>α</w:t>
+      </w:r>
+      <w:r>
+        <w:t xml:space="preserve"> satisfies Equation (2.2):</w:t>
       </w:r>
     </w:p>
     <w:p>
@@ -8378,33 +8674,23 @@
         </w:tabs>
         <w:jc w:val="center"/>
       </w:pPr>
-      <w:proofErr w:type="gramStart"/>
       <w:r>
         <w:rPr>
           <w:i/>
         </w:rPr>
-        <w:t>P(</w:t>
-      </w:r>
-      <w:proofErr w:type="gramEnd"/>
+        <w:t>P(Yⁿ⁺¹ ∈ Γ</w:t>
+      </w:r>
+      <w:r>
+        <w:rPr>
+          <w:vertAlign w:val="superscript"/>
+        </w:rPr>
+        <w:t>α</w:t>
+      </w:r>
       <w:r>
         <w:rPr>
           <w:i/>
         </w:rPr>
-        <w:t xml:space="preserve">Yⁿ⁺¹ ∈ </w:t>
-      </w:r>
-      <w:proofErr w:type="gramStart"/>
-      <w:r>
-        <w:rPr>
-          <w:i/>
-        </w:rPr>
-        <w:t>Γᵟ(</w:t>
-      </w:r>
-      <w:proofErr w:type="gramEnd"/>
-      <w:r>
-        <w:rPr>
-          <w:i/>
-        </w:rPr>
-        <w:t>Xⁿ⁺¹)) ≥ 1 − α</w:t>
+        <w:t>(Xⁿ⁺¹)) ≥ 1 − α</w:t>
       </w:r>
       <w:r>
         <w:tab/>
@@ -8477,7 +8763,7 @@
       <w:pPr>
         <w:pStyle w:val="Caption"/>
       </w:pPr>
-      <w:bookmarkStart w:id="27" w:name="_Toc230349566"/>
+      <w:bookmarkStart w:id="27" w:name="_Toc230695012"/>
       <w:r>
         <w:t xml:space="preserve">Figure </w:t>
       </w:r>
@@ -8535,15 +8821,7 @@
         <w:pStyle w:val="DissertationBody"/>
       </w:pPr>
       <w:r>
-        <w:t xml:space="preserve">Recent applications of conformal prediction in affective computing and adjacent fields demonstrate both the promise and the limitations of the framework. Li et al. [11] applied CP to facial depression severity analysis, finding that conformal intervals effectively captured the ambiguity in clinical depression scores that standard regressors reported with false precision. Their work showed that CP intervals were systematically wider for participants with borderline clinical assessments, indicating that the non-conformity scores were tracking genuine label ambiguity rather than simply inflating all intervals uniformly. This finding directly parallels the annotation disagreement problem in RECOLA, where ambiguous affective stimuli produce high annotator variance that the model should ideally communicate through wider uncertainty bounds. </w:t>
-      </w:r>
-      <w:proofErr w:type="gramStart"/>
-      <w:r>
-        <w:t>AGAIN</w:t>
-      </w:r>
-      <w:proofErr w:type="gramEnd"/>
-      <w:r>
-        <w:t xml:space="preserve"> does not exhibit the same disagreement problem, since each data point carries a single self-reported arousal value, but it does exhibit closely related inter-participant differences whose effect on the conformal intervals is examined empirically in Chapter 6. </w:t>
+        <w:t xml:space="preserve">Recent applications of conformal prediction in affective computing and adjacent fields demonstrate both the promise and the limitations of the framework. Li et al. [11] applied CP to facial depression severity analysis, finding that conformal intervals effectively captured the ambiguity in clinical depression scores that standard regressors reported with false precision. Their work showed that CP intervals were systematically wider for participants with borderline clinical assessments, indicating that the non-conformity scores were tracking genuine label ambiguity rather than simply inflating all intervals uniformly. This finding directly parallels the annotation disagreement problem in RECOLA, where ambiguous affective stimuli produce high annotator variance that the model should ideally communicate through wider uncertainty bounds. AGAIN does not exhibit the same disagreement problem, since each data point carries a single self-reported arousal value, but it does exhibit closely related inter-participant differences whose effect on the conformal intervals is examined empirically in Chapter 6. </w:t>
       </w:r>
     </w:p>
     <w:p>
@@ -8575,7 +8853,22 @@
         <w:t>,</w:t>
       </w:r>
       <w:r>
-        <w:t xml:space="preserve"> conversational emotion labels are assigned at the utterance level, typically one to several seconds in duration. The AGAIN dataset, by contrast, requires affect prediction at 25 Hz across sessions lasting several minutes, with pronounced temporal autocorrelation and substantial inter-session non-stationarity due to varying gameplay events. Under these conditions, the exchangeability assumption that underpins the conformal coverage guarantee is more likely to be strained, and the empirical coverage may fall below the nominal level for some model and dataset combinations. This dissertation investigates this question directly, treating any observed coverage shortfall not as a failure of the implementation but as an empirical finding about the conditions under which CP guarantees hold in affective time-series.</w:t>
+        <w:t xml:space="preserve"> conversational emotion labels are assigned at the utterance level, typically one to several seconds in duration. The AGAIN dataset, by contrast, requires affect prediction at 25 Hz across sessions lasting several minutes, with pronounced temporal autocorrelation and substantial inter-session non-stationarity due to varying gameplay events. Under these conditions, the exchangeability assumption that underpins the conformal coverage guarantee is more likely to be strained, and the empirical coverage may fall below the nominal level for some model and dataset combinations. T</w:t>
+      </w:r>
+      <w:r>
+        <w:t xml:space="preserve">he </w:t>
+      </w:r>
+      <w:r>
+        <w:t>Inductive Conformal Prediction pipeline</w:t>
+      </w:r>
+      <w:r>
+        <w:t xml:space="preserve"> </w:t>
+      </w:r>
+      <w:r>
+        <w:t xml:space="preserve">(Figure 3) was developed and used to </w:t>
+      </w:r>
+      <w:r>
+        <w:t>investigate this question directly, treating any observed coverage shortfall not as a failure of the implementation but as an empirical finding about the conditions under which CP guarantees hold in affective time-series.</w:t>
       </w:r>
     </w:p>
     <w:p>
@@ -8583,7 +8876,7 @@
         <w:pStyle w:val="Heading2"/>
       </w:pPr>
       <w:bookmarkStart w:id="28" w:name="_LR_S34"/>
-      <w:bookmarkStart w:id="29" w:name="_Toc230349940"/>
+      <w:bookmarkStart w:id="29" w:name="_Toc230709559"/>
       <w:bookmarkEnd w:id="28"/>
       <w:r>
         <w:t>Research Gap and Positioning</w:t>
@@ -8628,7 +8921,13 @@
         <w:t>Also</w:t>
       </w:r>
       <w:r>
-        <w:t>, it examines the empirical behaviour of the coverage guarantee under the temporal autocorrelation conditions characteristic of interactive affective tasks, more generally</w:t>
+        <w:t>, it examines the empirical behaviour of the coverage guarantee under the temporal autocorrelation conditions characteristic of interactive affective tasks</w:t>
+      </w:r>
+      <w:r>
+        <w:t>. M</w:t>
+      </w:r>
+      <w:r>
+        <w:t>ore generally</w:t>
       </w:r>
       <w:r>
         <w:t>,</w:t>
@@ -8650,7 +8949,7 @@
       <w:pPr>
         <w:pStyle w:val="Heading1"/>
       </w:pPr>
-      <w:bookmarkStart w:id="30" w:name="_Toc230349941"/>
+      <w:bookmarkStart w:id="30" w:name="_Toc230709560"/>
       <w:r>
         <w:lastRenderedPageBreak/>
         <w:t>Specification and Design</w:t>
@@ -8670,7 +8969,7 @@
       <w:pPr>
         <w:pStyle w:val="Heading2"/>
       </w:pPr>
-      <w:bookmarkStart w:id="31" w:name="_Toc230349942"/>
+      <w:bookmarkStart w:id="31" w:name="_Toc230709561"/>
       <w:r>
         <w:t>System Architecture Overview</w:t>
       </w:r>
@@ -8682,15 +8981,7 @@
         <w:ind w:firstLine="720"/>
       </w:pPr>
       <w:r>
-        <w:t xml:space="preserve">The pipeline is designed to be dataset-agnostic at the training and conformal calibration stages, so that the same model classes and conformal wrappers apply to both RECOLA and AGAIN without modification. Dataset-specific logic—file parsing, feature-column selection, regression-target choice, and the genre filter for AGAIN—is isolated entirely within the preprocessing module. All intermediate outputs </w:t>
-      </w:r>
-      <w:proofErr w:type="gramStart"/>
-      <w:r>
-        <w:t>are persisted</w:t>
-      </w:r>
-      <w:proofErr w:type="gramEnd"/>
-      <w:r>
-        <w:t xml:space="preserve"> to disk: preprocessed arrays as NumPy compressed files (.npy), trained weights as PyTorch state dictionaries (.pth), and evaluation results as plain-text log files, so that any stage can be re-run independently and the full set of experiments is reproducible.</w:t>
+        <w:t>The pipeline is designed to be dataset-agnostic at the training and conformal calibration stages, so that the same model classes and conformal wrappers apply to both RECOLA and AGAIN without modification. Dataset-specific logic—file parsing, feature-column selection, regression-target choice, and the genre filter for AGAIN—is isolated entirely within the preprocessing module. All intermediate outputs are persisted to disk: preprocessed arrays as NumPy compressed files (.npy), trained weights as PyTorch state dictionaries (.pth), and evaluation results as plain-text log files, so that any stage can be re-run independently and the full set of experiments is reproducible.</w:t>
       </w:r>
     </w:p>
     <w:p>
@@ -8709,7 +9000,7 @@
       <w:pPr>
         <w:pStyle w:val="Heading2"/>
       </w:pPr>
-      <w:bookmarkStart w:id="32" w:name="_Toc230349943"/>
+      <w:bookmarkStart w:id="32" w:name="_Toc230709562"/>
       <w:r>
         <w:t>Dataset Specification</w:t>
       </w:r>
@@ -8744,15 +9035,7 @@
         <w:pStyle w:val="DissertationBody"/>
       </w:pPr>
       <w:r>
-        <w:t xml:space="preserve">The AGAIN dataset provides self-reported arousal annotations from 124 participants across nine game titles spanning three genres: Shooter, Platformer, and Racing. Each player annotates their own arousal continuously during gameplay, producing a single arousal trace per session at a frame-level sampling rate. The Shooter genre is selected for this work for two reasons. First, it offers the largest single-genre participant pool, comprising 121 unique players and approximately 162,500 data points after the genre filter is applied, which is more than sufficient for participant-independent evaluation. Second, restricting attention to a </w:t>
-      </w:r>
-      <w:proofErr w:type="gramStart"/>
-      <w:r>
-        <w:t>single genre controls</w:t>
-      </w:r>
-      <w:proofErr w:type="gramEnd"/>
-      <w:r>
-        <w:t xml:space="preserve"> for genre-level confounds in arousal dynamics that have been documented by Melhart et al. [2]</w:t>
+        <w:t>The AGAIN dataset provides self-reported arousal annotations from 124 participants across nine game titles spanning three genres: Shooter, Platformer, and Racing. Each player annotates their own arousal continuously during gameplay, producing a single arousal trace per session at a frame-level sampling rate. The Shooter genre is selected for this work for two reasons. First, it offers the largest single-genre participant pool, comprising 121 unique players and approximately 162,500 data points after the genre filter is applied, which is more than sufficient for participant-independent evaluation. Second, restricting attention to a single genre controls for genre-level confounds in arousal dynamics that have been documented by Melhart et al. [2]</w:t>
       </w:r>
       <w:r>
         <w:t>,</w:t>
@@ -8774,7 +9057,7 @@
       <w:pPr>
         <w:pStyle w:val="Heading2"/>
       </w:pPr>
-      <w:bookmarkStart w:id="33" w:name="_Toc230349944"/>
+      <w:bookmarkStart w:id="33" w:name="_Toc230709563"/>
       <w:r>
         <w:t>Preprocessing Design</w:t>
       </w:r>
@@ -8793,7 +9076,7 @@
       <w:pPr>
         <w:pStyle w:val="Heading3"/>
       </w:pPr>
-      <w:bookmarkStart w:id="34" w:name="_Toc230349945"/>
+      <w:bookmarkStart w:id="34" w:name="_Toc230709564"/>
       <w:r>
         <w:t>Participant-Independent Splitting</w:t>
       </w:r>
@@ -8836,7 +9119,7 @@
       <w:pPr>
         <w:pStyle w:val="Heading3"/>
       </w:pPr>
-      <w:bookmarkStart w:id="35" w:name="_Toc230349946"/>
+      <w:bookmarkStart w:id="35" w:name="_Toc230709565"/>
       <w:r>
         <w:t>Feature Standardisation</w:t>
       </w:r>
@@ -8861,7 +9144,7 @@
       <w:pPr>
         <w:pStyle w:val="Heading3"/>
       </w:pPr>
-      <w:bookmarkStart w:id="36" w:name="_Toc230349947"/>
+      <w:bookmarkStart w:id="36" w:name="_Toc230709566"/>
       <w:r>
         <w:t>Temporal Windowing</w:t>
       </w:r>
@@ -8886,7 +9169,7 @@
       <w:pPr>
         <w:pStyle w:val="Heading3"/>
       </w:pPr>
-      <w:bookmarkStart w:id="37" w:name="_Toc230349948"/>
+      <w:bookmarkStart w:id="37" w:name="_Toc230709567"/>
       <w:r>
         <w:t>Label Discretisation</w:t>
       </w:r>
@@ -8898,15 +9181,7 @@
         <w:ind w:firstLine="720"/>
       </w:pPr>
       <w:r>
-        <w:t xml:space="preserve">To support the classification formulation of the </w:t>
-      </w:r>
-      <w:proofErr w:type="gramStart"/>
-      <w:r>
-        <w:t>affect</w:t>
-      </w:r>
-      <w:proofErr w:type="gramEnd"/>
-      <w:r>
-        <w:t xml:space="preserve"> recognition task, the continuous regression labels in both datasets are discretised into five ordinal classes. The class boundaries are derived from the 20th, 40th, 60th, and 80th percentiles of the training-set labels, with a small uniform jitter (on the order of 10⁻⁶) added to break </w:t>
+        <w:t xml:space="preserve">To support the classification formulation of the affect recognition task, the continuous regression labels in both datasets are discretised into five ordinal classes. The class boundaries are derived from the 20th, 40th, 60th, and 80th percentiles of the training-set labels, with a small uniform jitter (on the order of 10⁻⁶) added to break </w:t>
       </w:r>
       <w:r>
         <w:lastRenderedPageBreak/>
@@ -8939,7 +9214,7 @@
       <w:pPr>
         <w:pStyle w:val="Heading2"/>
       </w:pPr>
-      <w:bookmarkStart w:id="38" w:name="_Toc230349949"/>
+      <w:bookmarkStart w:id="38" w:name="_Toc230709568"/>
       <w:r>
         <w:t>Baseline Model Design</w:t>
       </w:r>
@@ -8958,7 +9233,7 @@
       <w:pPr>
         <w:pStyle w:val="Heading3"/>
       </w:pPr>
-      <w:bookmarkStart w:id="39" w:name="_Toc230349950"/>
+      <w:bookmarkStart w:id="39" w:name="_Toc230709569"/>
       <w:r>
         <w:t>Linear Baseline</w:t>
       </w:r>
@@ -8970,31 +9245,7 @@
         <w:ind w:firstLine="720"/>
       </w:pPr>
       <w:r>
-        <w:t xml:space="preserve">The Linear baseline applies a single </w:t>
-      </w:r>
-      <w:proofErr w:type="gramStart"/>
-      <w:r>
-        <w:t>fully-connected</w:t>
-      </w:r>
-      <w:proofErr w:type="gramEnd"/>
-      <w:r>
-        <w:t xml:space="preserve"> layer to the final frame of the input window, that is, to the slice x</w:t>
-      </w:r>
-      <w:proofErr w:type="gramStart"/>
-      <w:r>
-        <w:t>[:,</w:t>
-      </w:r>
-      <w:proofErr w:type="gramEnd"/>
-      <w:r>
-        <w:t xml:space="preserve"> −1</w:t>
-      </w:r>
-      <w:proofErr w:type="gramStart"/>
-      <w:r>
-        <w:t>, :</w:t>
-      </w:r>
-      <w:proofErr w:type="gramEnd"/>
-      <w:r>
-        <w:t>] of the input tensor. For regression, this corresponds to ordinary linear regression on the most recent feature frame</w:t>
+        <w:t>The Linear baseline applies a single fully-connected layer to the final frame of the input window, that is, to the slice x[:, −1, :] of the input tensor. For regression, this corresponds to ordinary linear regression on the most recent feature frame</w:t>
       </w:r>
       <w:r>
         <w:t>,</w:t>
@@ -9004,22 +9255,14 @@
       </w:r>
       <w:r>
         <w:lastRenderedPageBreak/>
-        <w:t xml:space="preserve">carry a discriminative signal at </w:t>
-      </w:r>
-      <w:proofErr w:type="gramStart"/>
-      <w:r>
-        <w:t>all, and</w:t>
-      </w:r>
-      <w:proofErr w:type="gramEnd"/>
-      <w:r>
-        <w:t xml:space="preserve"> provides a lower bound on the predictive power that any more sophisticated architecture must surpass to justify its additional complexity. </w:t>
+        <w:t xml:space="preserve">carry a discriminative signal at all, and provides a lower bound on the predictive power that any more sophisticated architecture must surpass to justify its additional complexity. </w:t>
       </w:r>
     </w:p>
     <w:p>
       <w:pPr>
         <w:pStyle w:val="Heading3"/>
       </w:pPr>
-      <w:bookmarkStart w:id="40" w:name="_Toc230349951"/>
+      <w:bookmarkStart w:id="40" w:name="_Toc230709570"/>
       <w:r>
         <w:t>Multi-Layer Perceptron</w:t>
       </w:r>
@@ -9031,31 +9274,7 @@
         <w:ind w:firstLine="720"/>
       </w:pPr>
       <w:r>
-        <w:t xml:space="preserve">The Multi-Layer Perceptron (MLP) baseline applies a feedforward network </w:t>
-      </w:r>
-      <w:proofErr w:type="gramStart"/>
-      <w:r>
-        <w:t>with two hidden layers,</w:t>
-      </w:r>
-      <w:proofErr w:type="gramEnd"/>
-      <w:r>
-        <w:t xml:space="preserve"> of dimensionality 128 and 64 respectively, each followed by a ReLU activation and a dropout layer (with dropout probabilities p = 0.3 and p = 0.2). Like the Linear baseline, the MLP operates on the final frame of the input window, x</w:t>
-      </w:r>
-      <w:proofErr w:type="gramStart"/>
-      <w:r>
-        <w:t>[:,</w:t>
-      </w:r>
-      <w:proofErr w:type="gramEnd"/>
-      <w:r>
-        <w:t xml:space="preserve"> −1</w:t>
-      </w:r>
-      <w:proofErr w:type="gramStart"/>
-      <w:r>
-        <w:t>, :</w:t>
-      </w:r>
-      <w:proofErr w:type="gramEnd"/>
-      <w:r>
-        <w:t>]</w:t>
+        <w:t>The Multi-Layer Perceptron (MLP) baseline applies a feedforward network with two hidden layers, of dimensionality 128 and 64 respectively, each followed by a ReLU activation and a dropout layer (with dropout probabilities p = 0.3 and p = 0.2). Like the Linear baseline, the MLP operates on the final frame of the input window, x[:, −1, :]</w:t>
       </w:r>
       <w:r>
         <w:t>,</w:t>
@@ -9068,7 +9287,7 @@
       <w:pPr>
         <w:pStyle w:val="Heading3"/>
       </w:pPr>
-      <w:bookmarkStart w:id="41" w:name="_Toc230349952"/>
+      <w:bookmarkStart w:id="41" w:name="_Toc230709571"/>
       <w:r>
         <w:t>Long Short-Term Memory</w:t>
       </w:r>
@@ -9080,31 +9299,7 @@
         <w:ind w:firstLine="720"/>
       </w:pPr>
       <w:r>
-        <w:t xml:space="preserve">The Long Short-Term Memory (LSTM) baseline processes the full W = 20 frame sequence through a single recurrent layer with a 64-dimensional hidden state, followed by a </w:t>
-      </w:r>
-      <w:proofErr w:type="gramStart"/>
-      <w:r>
-        <w:t>fully-connected</w:t>
-      </w:r>
-      <w:proofErr w:type="gramEnd"/>
-      <w:r>
-        <w:t xml:space="preserve"> output head applied to the final hidden state, out</w:t>
-      </w:r>
-      <w:proofErr w:type="gramStart"/>
-      <w:r>
-        <w:t>[:,</w:t>
-      </w:r>
-      <w:proofErr w:type="gramEnd"/>
-      <w:r>
-        <w:t xml:space="preserve"> −1</w:t>
-      </w:r>
-      <w:proofErr w:type="gramStart"/>
-      <w:r>
-        <w:t>, :</w:t>
-      </w:r>
-      <w:proofErr w:type="gramEnd"/>
-      <w:r>
-        <w:t>]. The LSTM is the only one of the three architectures that has direct access to the temporal ordering of the feature frames within the window</w:t>
+        <w:t>The Long Short-Term Memory (LSTM) baseline processes the full W = 20 frame sequence through a single recurrent layer with a 64-dimensional hidden state, followed by a fully-connected output head applied to the final hidden state, out[:, −1, :]. The LSTM is the only one of the three architectures that has direct access to the temporal ordering of the feature frames within the window</w:t>
       </w:r>
       <w:r>
         <w:t>,</w:t>
@@ -9117,7 +9312,7 @@
       <w:pPr>
         <w:pStyle w:val="Heading3"/>
       </w:pPr>
-      <w:bookmarkStart w:id="42" w:name="_Toc230349953"/>
+      <w:bookmarkStart w:id="42" w:name="_Toc230709572"/>
       <w:r>
         <w:t>Common Output Head</w:t>
       </w:r>
@@ -9129,15 +9324,7 @@
         <w:ind w:firstLine="720"/>
       </w:pPr>
       <w:r>
-        <w:t xml:space="preserve">All three architectures share the same output convention: a single linear projection from the penultimate representation to either a scalar (for regression) or a five-dimensional logit vector (for classification). For regression, the output is interpreted directly as the predicted </w:t>
-      </w:r>
-      <w:proofErr w:type="gramStart"/>
-      <w:r>
-        <w:t>affect</w:t>
-      </w:r>
-      <w:proofErr w:type="gramEnd"/>
-      <w:r>
-        <w:t xml:space="preserve"> value</w:t>
+        <w:t>All three architectures share the same output convention: a single linear projection from the penultimate representation to either a scalar (for regression) or a five-dimensional logit vector (for classification). For regression, the output is interpreted directly as the predicted affect value</w:t>
       </w:r>
       <w:r>
         <w:t>,</w:t>
@@ -9160,7 +9347,7 @@
       <w:pPr>
         <w:pStyle w:val="Heading2"/>
       </w:pPr>
-      <w:bookmarkStart w:id="43" w:name="_Toc230349954"/>
+      <w:bookmarkStart w:id="43" w:name="_Toc230709573"/>
       <w:r>
         <w:t>Conformal Prediction Design</w:t>
       </w:r>
@@ -9185,7 +9372,7 @@
       <w:pPr>
         <w:pStyle w:val="Heading3"/>
       </w:pPr>
-      <w:bookmarkStart w:id="44" w:name="_Toc230349955"/>
+      <w:bookmarkStart w:id="44" w:name="_Toc230709574"/>
       <w:r>
         <w:t>Conformal Regression</w:t>
       </w:r>
@@ -9239,7 +9426,7 @@
       <w:pPr>
         <w:pStyle w:val="Heading3"/>
       </w:pPr>
-      <w:bookmarkStart w:id="45" w:name="_Toc230349956"/>
+      <w:bookmarkStart w:id="45" w:name="_Toc230709575"/>
       <w:r>
         <w:t>Conformal Classification</w:t>
       </w:r>
@@ -9289,7 +9476,7 @@
       <w:pPr>
         <w:pStyle w:val="Heading3"/>
       </w:pPr>
-      <w:bookmarkStart w:id="46" w:name="_Toc230349957"/>
+      <w:bookmarkStart w:id="46" w:name="_Toc230709576"/>
       <w:r>
         <w:t>Significance Levels</w:t>
       </w:r>
@@ -9301,23 +9488,7 @@
         <w:ind w:firstLine="720"/>
       </w:pPr>
       <w:r>
-        <w:t xml:space="preserve">Conformal coverage and efficiency are evaluated at five significance levels, α ∈ </w:t>
-      </w:r>
-      <w:proofErr w:type="gramStart"/>
-      <w:r>
-        <w:t>{ 0.01</w:t>
-      </w:r>
-      <w:proofErr w:type="gramEnd"/>
-      <w:r>
-        <w:t xml:space="preserve">, 0.05, 0.10, 0.20, </w:t>
-      </w:r>
-      <w:proofErr w:type="gramStart"/>
-      <w:r>
-        <w:t>0.40 }</w:t>
-      </w:r>
-      <w:proofErr w:type="gramEnd"/>
-      <w:r>
-        <w:t xml:space="preserve">, corresponding to target confidence levels of 99%, 95%, </w:t>
+        <w:t xml:space="preserve">Conformal coverage and efficiency are evaluated at five significance levels, α ∈ { 0.01, 0.05, 0.10, 0.20, 0.40 }, corresponding to target confidence levels of 99%, 95%, </w:t>
       </w:r>
       <w:r>
         <w:lastRenderedPageBreak/>
@@ -9334,7 +9505,7 @@
       <w:pPr>
         <w:pStyle w:val="Heading2"/>
       </w:pPr>
-      <w:bookmarkStart w:id="47" w:name="_Toc230349958"/>
+      <w:bookmarkStart w:id="47" w:name="_Toc230709577"/>
       <w:r>
         <w:t>Evaluation Protocol</w:t>
       </w:r>
@@ -9360,15 +9531,7 @@
         <w:t>,</w:t>
       </w:r>
       <w:r>
-        <w:t xml:space="preserve"> RMSE is reported as a complementary metric on the same scale as the labels themselves, which is useful for interpreting the absolute magnitude of the prediction errors. For classification tasks, baseline predictive performance is reported using </w:t>
-      </w:r>
-      <w:proofErr w:type="gramStart"/>
-      <w:r>
-        <w:t>top-1</w:t>
-      </w:r>
-      <w:proofErr w:type="gramEnd"/>
-      <w:r>
-        <w:t xml:space="preserve"> accuracy on the held-out test set, with the 20% uniform-random level serving as the natural reference baseline given the qu</w:t>
+        <w:t xml:space="preserve"> RMSE is reported as a complementary metric on the same scale as the labels themselves, which is useful for interpreting the absolute magnitude of the prediction errors. For classification tasks, baseline predictive performance is reported using top-1 accuracy on the held-out test set, with the 20% uniform-random level serving as the natural reference baseline given the qu</w:t>
       </w:r>
       <w:r>
         <w:t>a</w:t>
@@ -9406,15 +9569,7 @@
         <w:pStyle w:val="DissertationBody"/>
       </w:pPr>
       <w:r>
-        <w:t xml:space="preserve">All metrics are computed on the participant-independent test partition, which has not been seen by either the baseline model during training or the conformal wrapper during calibration. This ensures that the reported numbers reflect genuine generalisation to new users rather than within-subject </w:t>
-      </w:r>
-      <w:proofErr w:type="gramStart"/>
-      <w:r>
-        <w:t>memorisation, and</w:t>
-      </w:r>
-      <w:proofErr w:type="gramEnd"/>
-      <w:r>
-        <w:t xml:space="preserve"> provides the most realistic estimate of the predictor’s behaviour in deployment. </w:t>
+        <w:t xml:space="preserve">All metrics are computed on the participant-independent test partition, which has not been seen by either the baseline model during training or the conformal wrapper during calibration. This ensures that the reported numbers reflect genuine generalisation to new users rather than within-subject memorisation, and provides the most realistic estimate of the predictor’s behaviour in deployment. </w:t>
       </w:r>
     </w:p>
     <w:p>
@@ -9437,7 +9592,7 @@
         <w:pStyle w:val="Heading1"/>
       </w:pPr>
       <w:bookmarkStart w:id="48" w:name="_Ref119055571"/>
-      <w:bookmarkStart w:id="49" w:name="_Toc230349959"/>
+      <w:bookmarkStart w:id="49" w:name="_Toc230709578"/>
       <w:bookmarkEnd w:id="48"/>
       <w:r>
         <w:lastRenderedPageBreak/>
@@ -9662,15 +9817,7 @@
               <w:jc w:val="center"/>
             </w:pPr>
             <w:r>
-              <w:t>Participant-independent split, feature standardisation, temporal windowing, label discretisation</w:t>
-            </w:r>
-            <w:proofErr w:type="gramStart"/>
-            <w:r>
-              <w:t>, .npy</w:t>
-            </w:r>
-            <w:proofErr w:type="gramEnd"/>
-            <w:r>
-              <w:t xml:space="preserve"> serialisation</w:t>
+              <w:t>Participant-independent split, feature standardisation, temporal windowing, label discretisation, .npy serialisation</w:t>
             </w:r>
           </w:p>
         </w:tc>
@@ -9714,23 +9861,7 @@
               <w:jc w:val="center"/>
             </w:pPr>
             <w:r>
-              <w:t xml:space="preserve">Three </w:t>
-            </w:r>
-            <w:proofErr w:type="gramStart"/>
-            <w:r>
-              <w:t>torch</w:t>
-            </w:r>
-            <w:proofErr w:type="gramEnd"/>
-            <w:r>
-              <w:t>.</w:t>
-            </w:r>
-            <w:proofErr w:type="gramStart"/>
-            <w:r>
-              <w:t>nn.Module</w:t>
-            </w:r>
-            <w:proofErr w:type="gramEnd"/>
-            <w:r>
-              <w:t xml:space="preserve"> architectures (Linear, MLP, LSTM) with a uniform constructor interface</w:t>
+              <w:t>Three torch.nn.Module architectures (Linear, MLP, LSTM) with a uniform constructor interface</w:t>
             </w:r>
           </w:p>
         </w:tc>
@@ -9852,7 +9983,7 @@
         <w:pStyle w:val="Heading2"/>
       </w:pPr>
       <w:bookmarkStart w:id="51" w:name="_IM_S51"/>
-      <w:bookmarkStart w:id="52" w:name="_Toc230349960"/>
+      <w:bookmarkStart w:id="52" w:name="_Toc230709579"/>
       <w:bookmarkEnd w:id="51"/>
       <w:r>
         <w:t>Data Inspection</w:t>
@@ -9873,7 +10004,7 @@
         <w:pStyle w:val="Heading2"/>
       </w:pPr>
       <w:bookmarkStart w:id="53" w:name="_IM_S52"/>
-      <w:bookmarkStart w:id="54" w:name="_Toc230349961"/>
+      <w:bookmarkStart w:id="54" w:name="_Toc230709580"/>
       <w:bookmarkEnd w:id="53"/>
       <w:r>
         <w:lastRenderedPageBreak/>
@@ -9901,7 +10032,7 @@
         <w:pStyle w:val="Heading2"/>
       </w:pPr>
       <w:bookmarkStart w:id="55" w:name="_IM_S53"/>
-      <w:bookmarkStart w:id="56" w:name="_Toc230349962"/>
+      <w:bookmarkStart w:id="56" w:name="_Toc230709581"/>
       <w:bookmarkEnd w:id="55"/>
       <w:r>
         <w:t>Model Implementation</w:t>
@@ -9914,15 +10045,7 @@
         <w:ind w:firstLine="720"/>
       </w:pPr>
       <w:r>
-        <w:t>The models.py module defines the three baseline architectures as subclasses of torch.</w:t>
-      </w:r>
-      <w:proofErr w:type="gramStart"/>
-      <w:r>
-        <w:t>nn.Module</w:t>
-      </w:r>
-      <w:proofErr w:type="gramEnd"/>
-      <w:r>
-        <w:t>, each accepting input_dim and output_dim at construction. The uniform constructor signature allows the training loop to instantiate any architecture interchangeably. Regression tasks use output_dim = 1</w:t>
+        <w:t>The models.py module defines the three baseline architectures as subclasses of torch.nn.Module, each accepting input_dim and output_dim at construction. The uniform constructor signature allows the training loop to instantiate any architecture interchangeably. Regression tasks use output_dim = 1</w:t>
       </w:r>
       <w:r>
         <w:t>,</w:t>
@@ -9936,7 +10059,7 @@
         <w:pStyle w:val="Heading2"/>
       </w:pPr>
       <w:bookmarkStart w:id="57" w:name="_IM_S54"/>
-      <w:bookmarkStart w:id="58" w:name="_Toc230349963"/>
+      <w:bookmarkStart w:id="58" w:name="_Toc230709582"/>
       <w:bookmarkEnd w:id="57"/>
       <w:r>
         <w:t>Training Implementation</w:t>
@@ -9957,7 +10080,7 @@
         <w:pStyle w:val="Heading2"/>
       </w:pPr>
       <w:bookmarkStart w:id="59" w:name="_IM_S55"/>
-      <w:bookmarkStart w:id="60" w:name="_Toc230349964"/>
+      <w:bookmarkStart w:id="60" w:name="_Toc230709583"/>
       <w:bookmarkEnd w:id="59"/>
       <w:r>
         <w:t>Conformal Implementation</w:t>
@@ -9970,22 +10093,14 @@
         <w:ind w:firstLine="432"/>
       </w:pPr>
       <w:r>
-        <w:t xml:space="preserve">The conformal.py script loads each trained baseline checkpoint and wraps it with an Inductive Conformal Predictor from the </w:t>
-      </w:r>
-      <w:proofErr w:type="gramStart"/>
-      <w:r>
-        <w:t>crepes</w:t>
-      </w:r>
-      <w:proofErr w:type="gramEnd"/>
-      <w:r>
-        <w:t xml:space="preserve"> library [10]. For regression, it fits a ConformalRegressor on the validation partition using absolute residuals (Equation 4.1) and evaluates prediction intervals on the test set. For classification, it fits a ConformalClassifier using hinge non-conformity scores (Equation 4.2) and evaluates prediction sets. Coverage and efficiency metrics are computed at all five significance levels and logged for analysis in Chapter 6.</w:t>
+        <w:t>The conformal.py script loads each trained baseline checkpoint and wraps it with an Inductive Conformal Predictor from the crepes library [10]. For regression, it fits a ConformalRegressor on the validation partition using absolute residuals (Equation 4.1) and evaluates prediction intervals on the test set. For classification, it fits a ConformalClassifier using hinge non-conformity scores (Equation 4.2) and evaluates prediction sets. Coverage and efficiency metrics are computed at all five significance levels and logged for analysis in Chapter 6.</w:t>
       </w:r>
     </w:p>
     <w:p>
       <w:pPr>
         <w:pStyle w:val="Heading1"/>
       </w:pPr>
-      <w:bookmarkStart w:id="61" w:name="_Toc230349965"/>
+      <w:bookmarkStart w:id="61" w:name="_Toc230709584"/>
       <w:r>
         <w:lastRenderedPageBreak/>
         <w:t>Testing and Evaluation</w:t>
@@ -9998,14 +10113,14 @@
         <w:ind w:firstLine="432"/>
       </w:pPr>
       <w:r>
-        <w:t xml:space="preserve">This chapter reports empirical results for the eighteen experimental configurations defined in Chapter 4, three architectures across six (dataset, target, task) combinations, and synthesises them through a discussion focused on the validity of the conformal coverage guarantee, the accuracy–efficiency relationship, and the fulfilment of the five objectives stated in Section 1.3. All numbers are computed on the participant-independent test partition that was unseen by both the trained baselines and the conformal calibration step.  </w:t>
+        <w:t xml:space="preserve">This chapter reports empirical results for the eighteen experimental configurations defined in Chapter 4. All numbers are computed on the participant-independent test partition that was unseen by both the trained baselines and the conformal calibration step.  </w:t>
       </w:r>
     </w:p>
     <w:p>
       <w:pPr>
         <w:pStyle w:val="Heading2"/>
       </w:pPr>
-      <w:bookmarkStart w:id="62" w:name="_Toc230349966"/>
+      <w:bookmarkStart w:id="62" w:name="_Toc230709585"/>
       <w:r>
         <w:t>Baseline Model Performance</w:t>
       </w:r>
@@ -10036,15 +10151,7 @@
         <w:t xml:space="preserve"> </w:t>
       </w:r>
       <w:r>
-        <w:t xml:space="preserve">(CCC ≈ 0.42), with no meaningful benefit from the recurrent architecture. This is consistent with two factors documented in the literature: the high inter-participant variability identified by Melhart et al. [2] as a defining property of gameplay arousal, and the absence of a strong short-horizon temporal signal in self-reported arousal that the LSTM </w:t>
-      </w:r>
-      <w:proofErr w:type="gramStart"/>
-      <w:r>
-        <w:t>is in a position to</w:t>
-      </w:r>
-      <w:proofErr w:type="gramEnd"/>
-      <w:r>
-        <w:t xml:space="preserve"> exploit. Interestingly, the LSTM has the highest RMSE on AGAIN (0.264 against 0.248 for Linear), an empirical observation that has direct consequences for conformal efficiency in Section 6.2. </w:t>
+        <w:t xml:space="preserve">(CCC ≈ 0.42), with no meaningful benefit from the recurrent architecture. This is consistent with two factors documented in the literature: the high inter-participant variability identified by Melhart et al. [2] as a defining property of gameplay arousal, and the absence of a strong short-horizon temporal signal in self-reported arousal that the LSTM is in a position to exploit. Interestingly, the LSTM has the highest RMSE on AGAIN (0.264 against 0.248 for Linear), an empirical observation that has direct consequences for conformal efficiency in Section 6.2. </w:t>
       </w:r>
     </w:p>
     <w:p>
@@ -10053,11 +10160,7 @@
         <w:ind w:firstLine="0"/>
       </w:pPr>
       <w:r>
-        <w:t xml:space="preserve">Third, valence prediction is uniformly harder than arousal on RECOLA. The best valence regressor (LSTM) achieves CCC = 0.42, half its arousal counterpart, in line with the long-standing finding that valence is poorly recoverable from audio alone [17]. The classification view confirms this pattern: RECOLA valence classification </w:t>
-      </w:r>
-      <w:r>
-        <w:lastRenderedPageBreak/>
-        <w:t>accuracy peaks at 32.5% (LSTM), only 12.5 percentage points above the 20% random baseline, whereas RECOLA arousal classification reaches 51.3%, more than double the random baseline.</w:t>
+        <w:t>Third, valence prediction is uniformly harder than arousal on RECOLA. The best valence regressor (LSTM) achieves CCC = 0.42, half its arousal counterpart, in line with the long-standing finding that valence is poorly recoverable from audio alone [17]. The classification view confirms this pattern: RECOLA valence classification accuracy peaks at 32.5% (LSTM), only 12.5 percentage points above the 20% random baseline, whereas RECOLA arousal classification reaches 51.3%, more than double the random baseline.</w:t>
       </w:r>
     </w:p>
     <w:p>
@@ -10569,21 +10672,12 @@
                 <w:rFonts w:cs="Calibri Light"/>
               </w:rPr>
             </w:pPr>
-            <w:proofErr w:type="gramStart"/>
             <w:r>
               <w:rPr>
                 <w:rFonts w:cs="Calibri Light"/>
                 <w:lang w:val="en-US"/>
               </w:rPr>
-              <w:t>AGAIN</w:t>
-            </w:r>
-            <w:proofErr w:type="gramEnd"/>
-            <w:r>
-              <w:rPr>
-                <w:rFonts w:cs="Calibri Light"/>
-                <w:lang w:val="en-US"/>
-              </w:rPr>
-              <w:t xml:space="preserve"> arousal regression (CCC / RMSE)</w:t>
+              <w:t>AGAIN arousal regression (CCC / RMSE)</w:t>
             </w:r>
           </w:p>
         </w:tc>
@@ -10987,21 +11081,12 @@
                 <w:rFonts w:cs="Calibri Light"/>
               </w:rPr>
             </w:pPr>
-            <w:proofErr w:type="gramStart"/>
             <w:r>
               <w:rPr>
                 <w:rFonts w:cs="Calibri Light"/>
                 <w:lang w:val="en-US"/>
               </w:rPr>
-              <w:t>AGAIN</w:t>
-            </w:r>
-            <w:proofErr w:type="gramEnd"/>
-            <w:r>
-              <w:rPr>
-                <w:rFonts w:cs="Calibri Light"/>
-                <w:lang w:val="en-US"/>
-              </w:rPr>
-              <w:t xml:space="preserve"> arousal classification (accuracy)</w:t>
+              <w:t>AGAIN arousal classification (accuracy)</w:t>
             </w:r>
           </w:p>
         </w:tc>
@@ -11115,7 +11200,7 @@
       <w:pPr>
         <w:pStyle w:val="Heading2"/>
       </w:pPr>
-      <w:bookmarkStart w:id="64" w:name="_Toc230349967"/>
+      <w:bookmarkStart w:id="64" w:name="_Toc230709586"/>
       <w:r>
         <w:t>Conformal Regression Results</w:t>
       </w:r>
@@ -11133,13 +11218,46 @@
         <w:t>3</w:t>
       </w:r>
       <w:r>
-        <w:t>, which reports empirical coverage (%) and the Mean Prediction Interval Width (MPIW) at each of the five significance levels. On RECOLA, empirical coverage tracks the target confidence level closely across all five significance levels and all three models. The largest absolute deviation in the RECOLA rows is 4.7 percentage points (LSTM valence at α = 0.40)</w:t>
+        <w:t>, which reports empirical coverage (%) and the Mean Prediction Interval Width (MPIW) at each of the five significance levels</w:t>
+      </w:r>
+      <w:r>
+        <w:t>, and comparison of e</w:t>
+      </w:r>
+      <w:r>
+        <w:t>mpirical</w:t>
+      </w:r>
+      <w:r>
+        <w:t xml:space="preserve"> and</w:t>
+      </w:r>
+      <w:r>
+        <w:t xml:space="preserve"> target coverage</w:t>
+      </w:r>
+      <w:r>
+        <w:t xml:space="preserve"> is depicted in Figure 4</w:t>
+      </w:r>
+      <w:r>
+        <w:t xml:space="preserve">. On RECOLA, empirical coverage tracks the target confidence level closely across all five significance levels and all three models. </w:t>
+      </w:r>
+      <w:r>
+        <w:t>The largest absolute deviation in the RECOLA rows is 16.1 percentage points (MLP valence at α = 0.40, which achieves 76.1% empirical coverage against a 60% target)</w:t>
+      </w:r>
+      <w:r>
+        <w:t>. H</w:t>
+      </w:r>
+      <w:r>
+        <w:t>owever, all such deviations are overshoots</w:t>
       </w:r>
       <w:r>
         <w:t>,</w:t>
       </w:r>
       <w:r>
-        <w:t xml:space="preserve"> most deviations are within ±2 points. No RECOLA configuration shows a coverage deficit large enough to suggest a meaningful violation of the exchangeability assumption.</w:t>
+        <w:t xml:space="preserve"> the predictor is conservative rather than deficient</w:t>
+      </w:r>
+      <w:r>
+        <w:t>,</w:t>
+      </w:r>
+      <w:r>
+        <w:t xml:space="preserve"> and no RECOLA configuration falls below its nominal coverage level.</w:t>
       </w:r>
     </w:p>
     <w:p>
@@ -11194,7 +11312,7 @@
       <w:pPr>
         <w:pStyle w:val="Caption"/>
       </w:pPr>
-      <w:bookmarkStart w:id="65" w:name="_Toc230349567"/>
+      <w:bookmarkStart w:id="65" w:name="_Toc230695013"/>
       <w:r>
         <w:t xml:space="preserve">Figure </w:t>
       </w:r>
@@ -11231,15 +11349,13 @@
         <w:pStyle w:val="DissertationBody"/>
       </w:pPr>
       <w:r>
-        <w:t xml:space="preserve">On AGAIN, by contrast, coverage falls consistently below target at every significance level and for all three architectures. Averaged across models, the shortfall is 1.1 percentage points at the 99% target, widens to 2.2 points at 95%, reaches 3.3 points at 90% and 3.9 points at 80%, and is 3.2 points at 60%. The monotone broadening of this gap with α and its persistence across architectures is the empirical signature of a systematic exchangeability violation rather than sampling fluctuation: </w:t>
-      </w:r>
-      <w:proofErr w:type="gramStart"/>
-      <w:r>
-        <w:t>AGAIN</w:t>
-      </w:r>
-      <w:proofErr w:type="gramEnd"/>
-      <w:r>
-        <w:t xml:space="preserve"> sessions are continuous gameplay traces with strong intra-session temporal autocorrelation, so the calibration residuals computed on validation participants are not exchangeable with the test residuals at the frame level. To the author’s knowledge, this is the first quantitative report of conformal coverage behaviour on high-frequency gaming arousal data. </w:t>
+        <w:t>On AGAIN, by contrast, coverage falls consistently below target at every significance level and for all three architectures</w:t>
+      </w:r>
+      <w:r>
+        <w:t xml:space="preserve"> (Figure 5)</w:t>
+      </w:r>
+      <w:r>
+        <w:t xml:space="preserve">. Averaged across models, the shortfall is 1.1 percentage points at the 99% target, widens to 2.2 points at 95%, reaches 3.3 points at 90% and 3.9 points at 80%, and is 3.2 points at 60%. The monotone broadening of this gap with α and its persistence across architectures is the empirical signature of a systematic exchangeability violation rather than sampling fluctuation: AGAIN sessions are continuous gameplay traces with strong intra-session temporal autocorrelation, so the calibration residuals computed on validation participants are not exchangeable with the test residuals at the frame level. To the author’s knowledge, this is the first quantitative report of conformal coverage behaviour on high-frequency gaming arousal data. </w:t>
       </w:r>
     </w:p>
     <w:p>
@@ -11298,7 +11414,7 @@
       <w:pPr>
         <w:pStyle w:val="Caption"/>
       </w:pPr>
-      <w:bookmarkStart w:id="66" w:name="_Toc230349568"/>
+      <w:bookmarkStart w:id="66" w:name="_Toc230695014"/>
       <w:r>
         <w:t xml:space="preserve">Figure </w:t>
       </w:r>
@@ -13794,7 +13910,7 @@
       <w:pPr>
         <w:pStyle w:val="Heading2"/>
       </w:pPr>
-      <w:bookmarkStart w:id="68" w:name="_Toc230349968"/>
+      <w:bookmarkStart w:id="68" w:name="_Toc230709587"/>
       <w:r>
         <w:lastRenderedPageBreak/>
         <w:t>Conformal Classification Results</w:t>
@@ -13813,7 +13929,13 @@
         <w:t>4</w:t>
       </w:r>
       <w:r>
-        <w:t>, which reports empirical coverage (%) and Mean Prediction Set Size (MPSS) per cell. The coverage pattern broadly parallels the regression case but the AGAIN shortfall is markedly smaller: averaged across models, the AGAIN classification shortfall is 0.5 points at 99%, 0.9 at 95%, 1.1 at 90%, 1.7 at 80%, and 2.1 at 60%, less than half the regression shortfall at every level. The likely mechanism is that the hinge non-conformity score is bounded in [0, 1] and quantises model output through five discrete softmax peaks, both of which compress the effect of temporal autocorrelation on the calibration distribution. On RECOLA the LSTM classification coverage is within ±3 points of every target</w:t>
+        <w:t>, which reports empirical coverage (%) and Mean Prediction Set Size (MPSS) per cell</w:t>
+      </w:r>
+      <w:r>
+        <w:t>, while Figure 6 illustrates their graph relation</w:t>
+      </w:r>
+      <w:r>
+        <w:t>. The coverage pattern broadly parallels the regression case but the AGAIN shortfall is markedly smaller: averaged across models, the AGAIN classification shortfall is 0.5 points at 99%, 0.9 at 95%, 1.1 at 90%, 1.7 at 80%, and 2.1 at 60%, less than half the regression shortfall at every level. The likely mechanism is that the hinge non-conformity score is bounded in [0, 1] and quantises model output through five discrete softmax peaks, both of which compress the effect of temporal autocorrelation on the calibration distribution. On RECOLA the LSTM classification coverage is within ±3 points of every target</w:t>
       </w:r>
       <w:r>
         <w:t>,</w:t>
@@ -13878,7 +14000,7 @@
       <w:pPr>
         <w:pStyle w:val="Caption"/>
       </w:pPr>
-      <w:bookmarkStart w:id="69" w:name="_Toc230349569"/>
+      <w:bookmarkStart w:id="69" w:name="_Toc230695015"/>
       <w:r>
         <w:t xml:space="preserve">Figure </w:t>
       </w:r>
@@ -13915,15 +14037,7 @@
         <w:pStyle w:val="DissertationBody"/>
       </w:pPr>
       <w:r>
-        <w:t xml:space="preserve">The set-size results are the most diagnostically useful output of the entire pipeline. For RECOLA arousal at α = 0.10 the LSTM produces an average prediction set of 2.94 classes, roughly halving the five-class hypothesis space, and at α = 0.40 the set shrinks to 1.33 classes, meaning that for </w:t>
-      </w:r>
-      <w:proofErr w:type="gramStart"/>
-      <w:r>
-        <w:t>the majority of</w:t>
-      </w:r>
-      <w:proofErr w:type="gramEnd"/>
-      <w:r>
-        <w:t xml:space="preserve"> test windows the conformal classifier confidently selects a single class while still satisfying the requested coverage. By contrast, the same predictor on RECOLA valence yields 4.30 classes at α = 0.10, barely more informative than a uniform set. This is direct </w:t>
+        <w:t xml:space="preserve">The set-size results are the most diagnostically useful output of the entire pipeline. For RECOLA arousal at α = 0.10 the LSTM produces an average prediction set of 2.94 classes, roughly halving the five-class hypothesis space, and at α = 0.40 the set shrinks to 1.33 classes, meaning that for the majority of test windows the conformal classifier confidently selects a single class while still satisfying the requested coverage. By contrast, the same predictor on RECOLA valence yields 4.30 classes at α = 0.10, barely more informative than a uniform set. This is direct </w:t>
       </w:r>
       <w:r>
         <w:lastRenderedPageBreak/>
@@ -16325,166 +16439,11 @@
       <w:pPr>
         <w:pStyle w:val="Heading2"/>
       </w:pPr>
-      <w:bookmarkStart w:id="71" w:name="_Toc230349969"/>
+      <w:bookmarkStart w:id="71" w:name="_Toc230709588"/>
       <w:r>
         <w:t>Discussion</w:t>
       </w:r>
       <w:bookmarkEnd w:id="71"/>
-    </w:p>
-    <w:p>
-      <w:pPr>
-        <w:pStyle w:val="DissertationBodyFirstParagraph"/>
-        <w:ind w:firstLine="720"/>
-      </w:pPr>
-      <w:r>
-        <w:t xml:space="preserve">The five objectives stated in Section 1.3 can now be assessed </w:t>
-      </w:r>
-      <w:proofErr w:type="gramStart"/>
-      <w:r>
-        <w:t>in light of</w:t>
-      </w:r>
-      <w:proofErr w:type="gramEnd"/>
-      <w:r>
-        <w:t xml:space="preserve"> these results. Objectives 1 and 4, data acquisition and the participant-independent evaluation protocol, are evidenced by every reported number, since no participant appears in more than one partition and all metrics therefore characterise generalisation to unseen individuals. Objective 2 (baseline development) is evidenced by Table </w:t>
-      </w:r>
-      <w:r>
-        <w:t>2</w:t>
-      </w:r>
-      <w:r>
-        <w:t xml:space="preserve">: three architectures are trained for each task variant, and all produce </w:t>
-      </w:r>
-      <w:r>
-        <w:lastRenderedPageBreak/>
-        <w:t xml:space="preserve">above-chance performance. The remainder of this section focuses on Objectives 3 (conformal implementation) and 5 (comparative analysis). </w:t>
-      </w:r>
-    </w:p>
-    <w:p>
-      <w:pPr>
-        <w:pStyle w:val="DissertationBody"/>
-      </w:pPr>
-      <w:r>
-        <w:t xml:space="preserve">The central finding is that conformal prediction delivers its theoretical coverage guarantee on RECOLA across both arousal and valence and across both regression and classification, with no modification to the trained baselines. Mean absolute deviations from target are generally below three percentage points and are consistent with finite-sample fluctuation around the nominal rate. This empirically validates the application of Inductive Conformal Prediction to spontaneous laboratory-recorded affect data and supports the framework as an off-the-shelf uncertainty-quantification tool for that class of corpora. </w:t>
-      </w:r>
-    </w:p>
-    <w:p>
-      <w:pPr>
-        <w:pStyle w:val="DissertationBody"/>
-      </w:pPr>
-      <w:r>
-        <w:t xml:space="preserve">On AGAIN, the systematic two-to-four percentage-point coverage shortfall in regression, present at every confidence level, across every architecture, and broadly stable in magnitude, constitutes the most consequential empirical contribution of this dissertation. It shows that the exchangeability assumption is not innocuous for high-frequency gameplay data, and that practitioners deploying CP on interactive affect streams should not assume marginal coverage will hold tightly at the nominal rate. The shortfall is small enough that the framework remains practically useful, a 90% nominal interval still attains approximately 87% empirical coverage, but it must be reported honestly and is the most pressing direction for future work, addressed in Section 7.1. </w:t>
-      </w:r>
-    </w:p>
-    <w:p>
-      <w:pPr>
-        <w:pStyle w:val="DissertationBody"/>
-      </w:pPr>
-      <w:r>
-        <w:t xml:space="preserve">A second key finding concerns the efficiency–accuracy relationship. Across all six task variants, every reduction in baseline RMSE translates monotonically into a narrower MPIW at fixed coverage, with no exceptions in either direction. The cleanest illustration is the LSTM on RECOLA arousal regression, whose 0.81 CCC produces intervals 33% narrower than the static baselines at α = 0.10 while preserving coverage. The same logic operates in reverse on AGAIN: the LSTM’s slightly higher RMSE is faithfully reflected in slightly wider conformal intervals. This relationship has a clear practical implication: any improvement to the underlying point predictor, through hyperparameter tuning, richer features, or multimodal fusion, propagates immediately into tighter prediction intervals or smaller prediction sets without any change to the conformal procedure, a property that makes the framework an attractive complement to any subsequent modelling effort. </w:t>
-      </w:r>
-    </w:p>
-    <w:p>
-      <w:pPr>
-        <w:keepNext/>
-        <w:spacing w:before="120" w:after="60"/>
-        <w:jc w:val="center"/>
-      </w:pPr>
-      <w:r>
-        <w:rPr>
-          <w:noProof/>
-        </w:rPr>
-        <w:lastRenderedPageBreak/>
-        <w:drawing>
-          <wp:inline distT="0" distB="0" distL="0" distR="0" wp14:anchorId="1BDF268C" wp14:editId="5AD6772A">
-            <wp:extent cx="5029200" cy="3744244"/>
-            <wp:effectExtent l="0" t="0" r="0" b="0"/>
-            <wp:docPr id="1581005771" name="Picture 1581005771"/>
-            <wp:cNvGraphicFramePr>
-              <a:graphicFrameLocks xmlns:a="http://schemas.openxmlformats.org/drawingml/2006/main" noChangeAspect="1"/>
-            </wp:cNvGraphicFramePr>
-            <a:graphic xmlns:a="http://schemas.openxmlformats.org/drawingml/2006/main">
-              <a:graphicData uri="http://schemas.openxmlformats.org/drawingml/2006/picture">
-                <pic:pic xmlns:pic="http://schemas.openxmlformats.org/drawingml/2006/picture">
-                  <pic:nvPicPr>
-                    <pic:cNvPr id="0" name="fig_6_3_efficiency_vs_accuracy.png"/>
-                    <pic:cNvPicPr/>
-                  </pic:nvPicPr>
-                  <pic:blipFill>
-                    <a:blip r:embed="rId21"/>
-                    <a:stretch>
-                      <a:fillRect/>
-                    </a:stretch>
-                  </pic:blipFill>
-                  <pic:spPr>
-                    <a:xfrm>
-                      <a:off x="0" y="0"/>
-                      <a:ext cx="5029200" cy="3744244"/>
-                    </a:xfrm>
-                    <a:prstGeom prst="rect">
-                      <a:avLst/>
-                    </a:prstGeom>
-                  </pic:spPr>
-                </pic:pic>
-              </a:graphicData>
-            </a:graphic>
-          </wp:inline>
-        </w:drawing>
-      </w:r>
-    </w:p>
-    <w:p>
-      <w:pPr>
-        <w:pStyle w:val="Caption"/>
-      </w:pPr>
-      <w:bookmarkStart w:id="72" w:name="_Toc230349570"/>
-      <w:r>
-        <w:t xml:space="preserve">Figure </w:t>
-      </w:r>
-      <w:r>
-        <w:fldChar w:fldCharType="begin"/>
-      </w:r>
-      <w:r>
-        <w:instrText xml:space="preserve"> SEQ Figure \* ARABIC </w:instrText>
-      </w:r>
-      <w:r>
-        <w:fldChar w:fldCharType="separate"/>
-      </w:r>
-      <w:r>
-        <w:rPr>
-          <w:noProof/>
-        </w:rPr>
-        <w:t>7</w:t>
-      </w:r>
-      <w:r>
-        <w:fldChar w:fldCharType="end"/>
-      </w:r>
-      <w:r>
-        <w:t xml:space="preserve">: </w:t>
-      </w:r>
-      <w:r>
-        <w:t>MPIW</w:t>
-      </w:r>
-      <w:r>
-        <w:t xml:space="preserve"> versus RMSE at alpha = 0.10 across all 18 configurations</w:t>
-      </w:r>
-      <w:bookmarkEnd w:id="72"/>
-    </w:p>
-    <w:p>
-      <w:pPr>
-        <w:pStyle w:val="DissertationBody"/>
-      </w:pPr>
-    </w:p>
-    <w:p>
-      <w:pPr>
-        <w:pStyle w:val="DissertationBody"/>
-      </w:pPr>
-      <w:r>
-        <w:t>A third observation, less expected, is that conformal classification appears empirically more robust than conformal regression to the AGAIN exchangeability violation: the classification shortfall is less than half the regression shortfall at every confidence level. The likely mechanism is that the bounded hinge score and the discrete five-class output absorb part of the temporal-correlation effect that an unbounded residual would propagate into the calibration distribution. This is a hypothesis suggested by the present data rather than a proof, and a controlled study under varying correlation strength would be required to establish it formally</w:t>
-      </w:r>
-      <w:r>
-        <w:t>,</w:t>
-      </w:r>
-      <w:r>
-        <w:t xml:space="preserve"> nevertheless, it suggests that the classification formulation may be the more conservative choice when exchangeability is in doubt. </w:t>
-      </w:r>
     </w:p>
     <w:p>
       <w:pPr>
@@ -16492,6 +16451,64 @@
         <w:ind w:firstLine="432"/>
       </w:pPr>
       <w:r>
+        <w:t>The five objectives stated in Section 1.3 can now be assessed. Objectives 1 and 4 (data acquisition and participant-independent evaluation) are evidenced by every reported number, since no participant appears in more than one partition. Objective 2 (baseline development) is evidenced by Table 2, where all three architectures produce above-chance performance across every task variant. The remainder of this section addresses Objectives 3 and 5.</w:t>
+      </w:r>
+    </w:p>
+    <w:p>
+      <w:pPr>
+        <w:pStyle w:val="DissertationBody"/>
+        <w:ind w:firstLine="432"/>
+      </w:pPr>
+      <w:r>
+        <w:lastRenderedPageBreak/>
+        <w:t>The central finding is that conformal prediction delivers its theoretical coverage guarantee on RECOLA across both arousal and valence and across both regression and classification, with no modification to the trained baselines. Mean absolute deviations from target are generally below three percentage points, consistent with finite-sample fluctuation, validating ICP as an off-the-shelf uncertainty-quantification tool for laboratory-recorded affect data.</w:t>
+      </w:r>
+    </w:p>
+    <w:p>
+      <w:pPr>
+        <w:pStyle w:val="DissertationBody"/>
+        <w:ind w:firstLine="432"/>
+      </w:pPr>
+      <w:r>
+        <w:t>On AGAIN, the systematic two-to-four percentage-point coverage shortfall in regression</w:t>
+      </w:r>
+      <w:r>
+        <w:t xml:space="preserve">, </w:t>
+      </w:r>
+      <w:r>
+        <w:t>present at every confidence level and across every architecture</w:t>
+      </w:r>
+      <w:r>
+        <w:t xml:space="preserve">, </w:t>
+      </w:r>
+      <w:r>
+        <w:t>constitutes the most consequential empirical contribution of this dissertation. It demonstrates that the exchangeability assumption is not innocuous for high-frequency gameplay data. The shortfall is small enough that the framework remains practically useful (a 90% nominal interval still attains approximately 87% empirical coverage), but it must be reported honestly and motivates the future work in Section 7.1.</w:t>
+      </w:r>
+    </w:p>
+    <w:p>
+      <w:pPr>
+        <w:pStyle w:val="DissertationBody"/>
+        <w:ind w:firstLine="432"/>
+      </w:pPr>
+      <w:r>
+        <w:t>A second key finding is the strict efficiency–accuracy relationship: across all six task variants, every reduction in baseline RMSE translates monotonically into a narrower MPIW at fixed coverage. The LSTM on RECOLA arousal regression most clearly illustrates this, producing intervals 33% narrower than the static baselines at α = 0.10. The practical implication is that any improvement to the underlying point predictor propagates immediately into tighter prediction intervals without any change to the conformal procedure.</w:t>
+      </w:r>
+    </w:p>
+    <w:p>
+      <w:pPr>
+        <w:pStyle w:val="DissertationBody"/>
+        <w:ind w:firstLine="432"/>
+      </w:pPr>
+      <w:r>
+        <w:t>A third, less expected, observation is that conformal classification is empirically more robust than conformal regression to the AGAIN exchangeability violation, with a classification shortfall less than half the regression shortfall at every confidence level. The likely mechanism is that the bounded hinge score and discrete five-class output absorb part of the temporal-correlation effect that an unbounded residual propagates into the calibration distribution, suggesting that the classification formulation may be the more conservative choice when exchangeability is in doubt.</w:t>
+      </w:r>
+    </w:p>
+    <w:p>
+      <w:pPr>
+        <w:pStyle w:val="DissertationBody"/>
+        <w:ind w:firstLine="432"/>
+      </w:pPr>
+      <w:r>
         <w:t>Taken together, these results substantiate the central claim of the dissertation: conformal prediction is a viable, computationally lightweight, and statistically grounded approach to uncertainty quantification in affective computing, with concrete practical benefits and clearly characterised failure modes.</w:t>
       </w:r>
     </w:p>
@@ -16499,12 +16516,12 @@
       <w:pPr>
         <w:pStyle w:val="Heading1"/>
       </w:pPr>
-      <w:bookmarkStart w:id="73" w:name="_Toc230349970"/>
+      <w:bookmarkStart w:id="72" w:name="_Toc230709589"/>
       <w:r>
         <w:lastRenderedPageBreak/>
         <w:t>Future Work</w:t>
       </w:r>
-      <w:bookmarkEnd w:id="73"/>
+      <w:bookmarkEnd w:id="72"/>
     </w:p>
     <w:p>
       <w:pPr>
@@ -16531,10 +16548,34 @@
       <w:pPr>
         <w:pStyle w:val="Heading2"/>
       </w:pPr>
-      <w:bookmarkStart w:id="74" w:name="_Toc230349971"/>
+      <w:bookmarkStart w:id="73" w:name="_Toc230709590"/>
       <w:r>
         <w:t>Addressing the Exchangeability Violation in AGAIN</w:t>
       </w:r>
+      <w:bookmarkEnd w:id="73"/>
+    </w:p>
+    <w:p>
+      <w:pPr>
+        <w:pStyle w:val="DissertationBodyFirstParagraph"/>
+      </w:pPr>
+      <w:r>
+        <w:t>The coverage shortfall on AGAIN regression, a systematic two-to-four percentage-point undershoot at every confidence level, is the most pressing open problem identified by this work. Its root cause is the temporal autocorrelation of self-report annotations, which violates the exchangeability assumption of standard ICP. Two remedies deserve investigation: block-based calibration strategies, which treat contiguous windows of non-conformity scores as a single exchangeable block (analogously to block bootstrapping)</w:t>
+      </w:r>
+      <w:r>
+        <w:t>,</w:t>
+      </w:r>
+      <w:r>
+        <w:t xml:space="preserve"> and Adaptive Conformal Inference [23], which reformulates calibration as an online problem and naturally accommodates non-stationary label dynamics within a gaming session.</w:t>
+      </w:r>
+    </w:p>
+    <w:p>
+      <w:pPr>
+        <w:pStyle w:val="Heading2"/>
+      </w:pPr>
+      <w:bookmarkStart w:id="74" w:name="_Toc230709591"/>
+      <w:r>
+        <w:t>Conditional Coverage</w:t>
+      </w:r>
       <w:bookmarkEnd w:id="74"/>
     </w:p>
     <w:p>
@@ -16542,47 +16583,7 @@
         <w:pStyle w:val="DissertationBodyFirstParagraph"/>
       </w:pPr>
       <w:r>
-        <w:t>The coverage shortfall on AGAIN regression, a systematic two-to-four percentage-point undershoot at every confidence level, is the most pressing open problem identified by this work. Its root cause is the temporal autocorrelation of self-report annotations, which violates the exchangeability assumption of standard ICP. Two remedies deserve investigation: block-based calibration strategies, which treat contiguous windows of non-conformity scores as a single exchangeable block (analogously to block bootstrapping)</w:t>
-      </w:r>
-      <w:r>
-        <w:t>,</w:t>
-      </w:r>
-      <w:r>
-        <w:t xml:space="preserve"> and Adaptive Conformal Inference [23], which reformulates calibration as an online problem and naturally accommodates non-stationary label dynamics within a gaming session.</w:t>
-      </w:r>
-    </w:p>
-    <w:p>
-      <w:pPr>
-        <w:pStyle w:val="Heading2"/>
-      </w:pPr>
-      <w:bookmarkStart w:id="75" w:name="_Toc230349972"/>
-      <w:r>
-        <w:t>Conditional Coverage</w:t>
-      </w:r>
-      <w:bookmarkEnd w:id="75"/>
-    </w:p>
-    <w:p>
-      <w:pPr>
-        <w:pStyle w:val="DissertationBodyFirstParagraph"/>
-      </w:pPr>
-      <w:r>
-        <w:t xml:space="preserve">The Inductive Conformal Predictor evaluated in this dissertation provides marginal coverage: the </w:t>
-      </w:r>
-      <w:proofErr w:type="gramStart"/>
-      <w:r>
-        <w:t>guarantee</w:t>
-      </w:r>
-      <w:proofErr w:type="gramEnd"/>
-      <w:r>
-        <w:t xml:space="preserve"> </w:t>
-      </w:r>
-      <w:proofErr w:type="gramStart"/>
-      <w:r>
-        <w:t>P(</w:t>
-      </w:r>
-      <w:proofErr w:type="gramEnd"/>
-      <w:r>
-        <w:t xml:space="preserve">Y </w:t>
+        <w:t xml:space="preserve">The Inductive Conformal Predictor evaluated in this dissertation provides marginal coverage: the guarantee P(Y </w:t>
       </w:r>
       <w:r>
         <w:rPr>
@@ -16634,12 +16635,12 @@
       <w:pPr>
         <w:pStyle w:val="Heading2"/>
       </w:pPr>
-      <w:bookmarkStart w:id="76" w:name="_Toc230349973"/>
+      <w:bookmarkStart w:id="75" w:name="_Toc230709592"/>
       <w:r>
         <w:lastRenderedPageBreak/>
         <w:t>Stronger Baseline Architectures</w:t>
       </w:r>
-      <w:bookmarkEnd w:id="76"/>
+      <w:bookmarkEnd w:id="75"/>
     </w:p>
     <w:p>
       <w:pPr>
@@ -16655,26 +16656,18 @@
         <w:pStyle w:val="DissertationBody"/>
       </w:pPr>
       <w:r>
-        <w:t>Two directions are particularly promising: replacing the LSTM baseline with a Transformer-based audio encoder (pre-trained or task-specific</w:t>
-      </w:r>
-      <w:proofErr w:type="gramStart"/>
-      <w:r>
-        <w:t>), and</w:t>
-      </w:r>
-      <w:proofErr w:type="gramEnd"/>
-      <w:r>
-        <w:t xml:space="preserve"> incorporating a conformally calibrated wav2vec 2.0 or HuBERT feature extractor. Because conformal prediction wraps any trained model without modification, stronger baselines would directly and proportionally narrow prediction intervals, as the efficiency-accuracy relationship established in Section 6.4 predicts.</w:t>
+        <w:t>Two directions are particularly promising: replacing the LSTM baseline with a Transformer-based audio encoder (pre-trained or task-specific), and incorporating a conformally calibrated wav2vec 2.0 or HuBERT feature extractor. Because conformal prediction wraps any trained model without modification, stronger baselines would directly and proportionally narrow prediction intervals, as the efficiency-accuracy relationship established in Section 6.4 predicts.</w:t>
       </w:r>
     </w:p>
     <w:p>
       <w:pPr>
         <w:pStyle w:val="Heading2"/>
       </w:pPr>
-      <w:bookmarkStart w:id="77" w:name="_Toc230349974"/>
+      <w:bookmarkStart w:id="76" w:name="_Toc230709593"/>
       <w:r>
         <w:t>Real-Time Deployment</w:t>
       </w:r>
-      <w:bookmarkEnd w:id="77"/>
+      <w:bookmarkEnd w:id="76"/>
     </w:p>
     <w:p>
       <w:pPr>
@@ -16682,15 +16675,7 @@
         <w:ind w:firstLine="432"/>
       </w:pPr>
       <w:r>
-        <w:t xml:space="preserve">This dissertation evaluates conformal predictors in an offline setting in which both the calibration </w:t>
-      </w:r>
-      <w:proofErr w:type="gramStart"/>
-      <w:r>
-        <w:t>set</w:t>
-      </w:r>
-      <w:proofErr w:type="gramEnd"/>
-      <w:r>
-        <w:t xml:space="preserve"> and the test set are fixed and available in their entirety. The most impactful practical application of the framework, however, is in real-time interactive systems that act on the uncertainty estimate as it is produced. The motivating example is an adaptive game that increases or decreases its challenge level based on the player’s predicted arousal</w:t>
+        <w:t>This dissertation evaluates conformal predictors in an offline setting in which both the calibration set and the test set are fixed and available in their entirety. The most impactful practical application of the framework, however, is in real-time interactive systems that act on the uncertainty estimate as it is produced. The motivating example is an adaptive game that increases or decreases its challenge level based on the player’s predicted arousal</w:t>
       </w:r>
       <w:r>
         <w:t>.</w:t>
@@ -16709,12 +16694,12 @@
       <w:pPr>
         <w:pStyle w:val="Heading1"/>
       </w:pPr>
-      <w:bookmarkStart w:id="78" w:name="_Toc230349975"/>
+      <w:bookmarkStart w:id="77" w:name="_Toc230709594"/>
       <w:r>
         <w:lastRenderedPageBreak/>
         <w:t>Conclusions</w:t>
       </w:r>
-      <w:bookmarkEnd w:id="78"/>
+      <w:bookmarkEnd w:id="77"/>
     </w:p>
     <w:p>
       <w:pPr>
@@ -16722,34 +16707,18 @@
         <w:ind w:firstLine="432"/>
       </w:pPr>
       <w:r>
-        <w:t xml:space="preserve">This dissertation investigated whether Conformal Prediction </w:t>
-      </w:r>
-      <w:proofErr w:type="gramStart"/>
-      <w:r>
-        <w:t>can</w:t>
-      </w:r>
-      <w:proofErr w:type="gramEnd"/>
-      <w:r>
-        <w:t xml:space="preserve"> provide statistically valid coverage guarantees for affective computing models without modifying their architecture or training procedure. The empirical evidence, gathered across two affective datasets, three baseline architectures, and eighteen experimental configurations, supports an affirmative answer for laboratory-recorded spontaneous affect, qualified by a clearly characterised shortfall in the temporally autocorrelated gaming setting. This chapter summarises the contributions of the work in relation to the five objectives, distils the principal empirical findings, acknowledges the limitations, and closes with brief remarks on the practical value of the framework for the </w:t>
-      </w:r>
-      <w:proofErr w:type="gramStart"/>
-      <w:r>
-        <w:t>affect</w:t>
-      </w:r>
-      <w:proofErr w:type="gramEnd"/>
-      <w:r>
-        <w:t xml:space="preserve"> modelling community.  </w:t>
+        <w:t xml:space="preserve">This dissertation investigated whether Conformal Prediction can provide statistically valid coverage guarantees for affective computing models without modifying their architecture or training procedure. The empirical evidence, gathered across two affective datasets, three baseline architectures, and eighteen experimental configurations, supports an affirmative answer for laboratory-recorded spontaneous affect, qualified by a clearly characterised shortfall in the temporally autocorrelated gaming setting. This chapter summarises the contributions of the work in relation to the five objectives, distils the principal empirical findings, acknowledges the limitations, and closes with brief remarks on the practical value of the framework for the affect modelling community.  </w:t>
       </w:r>
     </w:p>
     <w:p>
       <w:pPr>
         <w:pStyle w:val="Heading2"/>
       </w:pPr>
-      <w:bookmarkStart w:id="79" w:name="_Toc230349976"/>
+      <w:bookmarkStart w:id="78" w:name="_Toc230709595"/>
       <w:r>
         <w:t>Summary of Contributions</w:t>
       </w:r>
-      <w:bookmarkEnd w:id="79"/>
+      <w:bookmarkEnd w:id="78"/>
     </w:p>
     <w:p>
       <w:pPr>
@@ -16777,22 +16746,31 @@
         <w:pStyle w:val="DissertationBody"/>
       </w:pPr>
       <w:r>
-        <w:t xml:space="preserve">In addition to these technical deliverables, the dissertation contributes a comparative evaluation framework that has not, to the author’s knowledge, been applied previously to either RECOLA arousal and valence regression or AGAIN gameplay arousal under participant-independent splits. The full code base, intermediate artefacts, and evaluation logs are released as an open-access GitHub repository accompanying this dissertation, addressing the open-source deliverable </w:t>
+        <w:t xml:space="preserve">In addition to these technical deliverables, the dissertation contributes a comparative evaluation framework that has not, to the author’s knowledge, been applied previously to either RECOLA arousal and valence regression or AGAIN gameplay arousal under participant-independent splits. The full code base, intermediate artefacts, and evaluation logs are released as an open-access GitHub </w:t>
       </w:r>
       <w:r>
         <w:lastRenderedPageBreak/>
-        <w:t>objective stated in Section 1.3 and providing a foundation on which the future work directions identified in Chapter 7 can be built.</w:t>
+        <w:t>repository</w:t>
+      </w:r>
+      <w:r>
+        <w:rPr>
+          <w:rStyle w:val="FootnoteReference"/>
+        </w:rPr>
+        <w:footnoteReference w:id="1"/>
+      </w:r>
+      <w:r>
+        <w:t xml:space="preserve"> accompanying this dissertation, addressing the open-source deliverable objective stated in Section 1.3 and providing a foundation on which the future work directions identified in Chapter 7 can be built.</w:t>
       </w:r>
     </w:p>
     <w:p>
       <w:pPr>
         <w:pStyle w:val="Heading2"/>
       </w:pPr>
-      <w:bookmarkStart w:id="80" w:name="_Toc230349977"/>
+      <w:bookmarkStart w:id="79" w:name="_Toc230709596"/>
       <w:r>
         <w:t>Key Findings</w:t>
       </w:r>
-      <w:bookmarkEnd w:id="80"/>
+      <w:bookmarkEnd w:id="79"/>
     </w:p>
     <w:p>
       <w:pPr>
@@ -16828,22 +16806,28 @@
         <w:pStyle w:val="DissertationBody"/>
       </w:pPr>
       <w:r>
-        <w:t>The third finding is the strict monotonic relationship between baseline accuracy and conformal efficiency: across all eighteen configurations, an improvement in baseline RMSE produces a proportionally narrower Mean Prediction Interval Width at fixed coverage, with no exceptions in either direction. An auxiliary observation, suggested by the present data and worth further investigation, is that conformal classification appears empirically more robust than conformal regression to the AGAIN exchangeability violation, plausibly because the bounded hinge non-conformity score and the discrete five-class output absorb part of the temporal-</w:t>
+        <w:t>The third finding is the strict monotonic relationship between baseline accuracy and conformal efficiency</w:t>
+      </w:r>
+      <w:r>
+        <w:t xml:space="preserve">. </w:t>
+      </w:r>
+      <w:r>
+        <w:t xml:space="preserve">An auxiliary observation, suggested by the present data and worth further investigation, is that conformal classification appears empirically more robust than conformal regression to the AGAIN exchangeability violation, plausibly because the bounded hinge non-conformity score and the discrete </w:t>
       </w:r>
       <w:r>
         <w:lastRenderedPageBreak/>
-        <w:t>correlation effect that an unbounded residual propagates into the calibration distribution.</w:t>
+        <w:t>five-class output absorb part of the temporal-correlation effect that an unbounded residual propagates into the calibration distribution.</w:t>
       </w:r>
     </w:p>
     <w:p>
       <w:pPr>
         <w:pStyle w:val="Heading2"/>
       </w:pPr>
-      <w:bookmarkStart w:id="81" w:name="_Toc230349978"/>
+      <w:bookmarkStart w:id="80" w:name="_Toc230709597"/>
       <w:r>
         <w:t>Limitations</w:t>
       </w:r>
-      <w:bookmarkEnd w:id="81"/>
+      <w:bookmarkEnd w:id="80"/>
     </w:p>
     <w:p>
       <w:pPr>
@@ -16863,15 +16847,7 @@
         <w:t>,</w:t>
       </w:r>
       <w:r>
-        <w:t xml:space="preserve"> no hyperparameter tuning was </w:t>
-      </w:r>
-      <w:proofErr w:type="gramStart"/>
-      <w:r>
-        <w:t>performed</w:t>
-      </w:r>
-      <w:proofErr w:type="gramEnd"/>
-      <w:r>
-        <w:t xml:space="preserve"> and no state-of-the-art comparison was attempted. Stronger architectures, such as the Transformer-based and multimodal-fusion variants identified in Section 7.3, are likely to produce both higher baseline accuracy and proportionally</w:t>
+        <w:t xml:space="preserve"> no hyperparameter tuning was performed and no state-of-the-art comparison was attempted. Stronger architectures, such as the Transformer-based and multimodal-fusion variants identified in Section 7.3, are likely to produce both higher baseline accuracy and proportionally</w:t>
       </w:r>
       <w:r>
         <w:t xml:space="preserve"> </w:t>
@@ -16914,11 +16890,11 @@
       <w:pPr>
         <w:pStyle w:val="Heading2"/>
       </w:pPr>
-      <w:bookmarkStart w:id="82" w:name="_Toc230349979"/>
+      <w:bookmarkStart w:id="81" w:name="_Toc230709598"/>
       <w:r>
         <w:t>Closing Remarks</w:t>
       </w:r>
-      <w:bookmarkEnd w:id="82"/>
+      <w:bookmarkEnd w:id="81"/>
     </w:p>
     <w:p>
       <w:pPr>
@@ -16929,32 +16905,27 @@
       <w:r>
         <w:t>A model that cannot communicate uncertainty is a model that cannot be trusted. The central message of this dissertation is that the long-standing tension between the subjective, distributional nature of human emotion and the deterministic, point-estimate outputs of standard machine learning models can be resolved, at least partially, by a framework that is principled in its guarantees, agnostic to its underlying model, and cheap to deploy. Conformal prediction provides exactly such a framework, and the empirical work reported here demonstrates that it is ready for adoption on laboratory-controlled affect corpora with no modification, while requiring targeted methodological extensions for high-frequency interactive contexts</w:t>
       </w:r>
+      <w:r>
+        <w:t>.</w:t>
+      </w:r>
     </w:p>
     <w:p>
       <w:pPr>
         <w:pStyle w:val="Headings"/>
       </w:pPr>
-      <w:bookmarkStart w:id="83" w:name="_Toc230349980"/>
+      <w:bookmarkStart w:id="82" w:name="_Toc230709599"/>
       <w:r>
         <w:lastRenderedPageBreak/>
         <w:t>References</w:t>
       </w:r>
-      <w:bookmarkEnd w:id="83"/>
+      <w:bookmarkEnd w:id="82"/>
     </w:p>
     <w:p>
       <w:pPr>
         <w:pStyle w:val="References"/>
       </w:pPr>
       <w:r>
-        <w:t>[1</w:t>
-      </w:r>
-      <w:proofErr w:type="gramStart"/>
-      <w:r>
-        <w:t>]  F.</w:t>
-      </w:r>
-      <w:proofErr w:type="gramEnd"/>
-      <w:r>
-        <w:t xml:space="preserve"> Ringeval, A. Sonderegger, J. Sauer, and D. Lalanne, “Introducing the RECOLA multimodal corpus of remote collaborative and affective interactions,” in Proc. 10th IEEE Int. Conf. and Workshops on Automatic Face and Gesture Recognition (FG), IEEE, 2013, pp. 1–8.</w:t>
+        <w:t>[1]  F. Ringeval, A. Sonderegger, J. Sauer, and D. Lalanne, “Introducing the RECOLA multimodal corpus of remote collaborative and affective interactions,” in Proc. 10th IEEE Int. Conf. and Workshops on Automatic Face and Gesture Recognition (FG), IEEE, 2013, pp. 1–8.</w:t>
       </w:r>
     </w:p>
     <w:p>
@@ -16962,15 +16933,7 @@
         <w:pStyle w:val="References"/>
       </w:pPr>
       <w:r>
-        <w:t>[2</w:t>
-      </w:r>
-      <w:proofErr w:type="gramStart"/>
-      <w:r>
-        <w:t>]  D.</w:t>
-      </w:r>
-      <w:proofErr w:type="gramEnd"/>
-      <w:r>
-        <w:t xml:space="preserve"> Melhart, A. Liapis, and G. N. Yannakakis, “The arousal video game annotation (AGAIN) dataset,” IEEE Trans. Affective Computing, vol. 13, no. 4, pp. 2171–2184, 2022.</w:t>
+        <w:t>[2]  D. Melhart, A. Liapis, and G. N. Yannakakis, “The arousal video game annotation (AGAIN) dataset,” IEEE Trans. Affective Computing, vol. 13, no. 4, pp. 2171–2184, 2022.</w:t>
       </w:r>
     </w:p>
     <w:p>
@@ -16978,15 +16941,7 @@
         <w:pStyle w:val="References"/>
       </w:pPr>
       <w:r>
-        <w:t>[3</w:t>
-      </w:r>
-      <w:proofErr w:type="gramStart"/>
-      <w:r>
-        <w:t>]  K.</w:t>
-      </w:r>
-      <w:proofErr w:type="gramEnd"/>
-      <w:r>
-        <w:t xml:space="preserve"> Makantasis, A. Liapis, and G. N. Yannakakis, “The pixels and sounds of emotion: General-purpose representations of arousal in games,” IEEE Trans. Affective Computing, vol. 14, no. 1, pp. 680–693, 2023.</w:t>
+        <w:t>[3]  K. Makantasis, A. Liapis, and G. N. Yannakakis, “The pixels and sounds of emotion: General-purpose representations of arousal in games,” IEEE Trans. Affective Computing, vol. 14, no. 1, pp. 680–693, 2023.</w:t>
       </w:r>
     </w:p>
     <w:p>
@@ -16994,15 +16949,7 @@
         <w:pStyle w:val="References"/>
       </w:pPr>
       <w:r>
-        <w:t>[4</w:t>
-      </w:r>
-      <w:proofErr w:type="gramStart"/>
-      <w:r>
-        <w:t>]  L.</w:t>
-      </w:r>
-      <w:proofErr w:type="gramEnd"/>
-      <w:r>
-        <w:t xml:space="preserve"> Aroyo and C. Welty, “</w:t>
+        <w:t>[4]  L. Aroyo and C. Welty, “</w:t>
       </w:r>
       <w:r>
         <w:t>Truth is a Lie</w:t>
@@ -17025,15 +16972,7 @@
         <w:pStyle w:val="References"/>
       </w:pPr>
       <w:r>
-        <w:t>[5</w:t>
-      </w:r>
-      <w:proofErr w:type="gramStart"/>
-      <w:r>
-        <w:t>]  A.</w:t>
-      </w:r>
-      <w:proofErr w:type="gramEnd"/>
-      <w:r>
-        <w:t xml:space="preserve"> Kendall and Y. Gal, “What uncertainties do we need in Bayesian deep learning for computer vision?” Advances in Neural Information Processing Systems, vol. 30, 2017.</w:t>
+        <w:t>[5]  A. Kendall and Y. Gal, “What uncertainties do we need in Bayesian deep learning for computer vision?” Advances in Neural Information Processing Systems, vol. 30, 2017.</w:t>
       </w:r>
     </w:p>
     <w:p>
@@ -17041,15 +16980,7 @@
         <w:pStyle w:val="References"/>
       </w:pPr>
       <w:r>
-        <w:t>[6</w:t>
-      </w:r>
-      <w:proofErr w:type="gramStart"/>
-      <w:r>
-        <w:t>]  Y.</w:t>
-      </w:r>
-      <w:proofErr w:type="gramEnd"/>
-      <w:r>
-        <w:t xml:space="preserve"> Gal and Z. Ghahramani, “Dropout as a Bayesian approximation: Representing model uncertainty in deep learning,” in Proc. Int. Conf. on Machine Learning (ICML), PMLR, 2016, pp. 1050–1059.</w:t>
+        <w:t>[6]  Y. Gal and Z. Ghahramani, “Dropout as a Bayesian approximation: Representing model uncertainty in deep learning,” in Proc. Int. Conf. on Machine Learning (ICML), PMLR, 2016, pp. 1050–1059.</w:t>
       </w:r>
     </w:p>
     <w:p>
@@ -17057,15 +16988,7 @@
         <w:pStyle w:val="References"/>
       </w:pPr>
       <w:r>
-        <w:t>[7</w:t>
-      </w:r>
-      <w:proofErr w:type="gramStart"/>
-      <w:r>
-        <w:t>]  B.</w:t>
-      </w:r>
-      <w:proofErr w:type="gramEnd"/>
-      <w:r>
-        <w:t xml:space="preserve"> Lakshminarayanan, A. Pritzel, and C. Blundell, “Simple and scalable predictive uncertainty estimation using deep ensembles,” in Advances in Neural Information Processing Systems, vol. 30, 2017.</w:t>
+        <w:t>[7]  B. Lakshminarayanan, A. Pritzel, and C. Blundell, “Simple and scalable predictive uncertainty estimation using deep ensembles,” in Advances in Neural Information Processing Systems, vol. 30, 2017.</w:t>
       </w:r>
     </w:p>
     <w:p>
@@ -17073,15 +16996,7 @@
         <w:pStyle w:val="References"/>
       </w:pPr>
       <w:r>
-        <w:t>[8</w:t>
-      </w:r>
-      <w:proofErr w:type="gramStart"/>
-      <w:r>
-        <w:t>]  G.</w:t>
-      </w:r>
-      <w:proofErr w:type="gramEnd"/>
-      <w:r>
-        <w:t xml:space="preserve"> Shafer and V. Vovk, “A tutorial on conformal prediction,” J. Machine Learning Research, vol. 9, pp. 371–421, 2008.</w:t>
+        <w:t>[8]  G. Shafer and V. Vovk, “A tutorial on conformal prediction,” J. Machine Learning Research, vol. 9, pp. 371–421, 2008.</w:t>
       </w:r>
     </w:p>
     <w:p>
@@ -17089,15 +17004,7 @@
         <w:pStyle w:val="References"/>
       </w:pPr>
       <w:r>
-        <w:t>[9</w:t>
-      </w:r>
-      <w:proofErr w:type="gramStart"/>
-      <w:r>
-        <w:t>]  C.</w:t>
-      </w:r>
-      <w:proofErr w:type="gramEnd"/>
-      <w:r>
-        <w:t xml:space="preserve"> Molnar, Introduction to Conformal Prediction with Python. Christoph Molnar, 2023.</w:t>
+        <w:t>[9]  C. Molnar, Introduction to Conformal Prediction with Python. Christoph Molnar, 2023.</w:t>
       </w:r>
     </w:p>
     <w:p>
@@ -17105,15 +17012,7 @@
         <w:pStyle w:val="References"/>
       </w:pPr>
       <w:r>
-        <w:t>[10</w:t>
-      </w:r>
-      <w:proofErr w:type="gramStart"/>
-      <w:r>
-        <w:t>]  H.</w:t>
-      </w:r>
-      <w:proofErr w:type="gramEnd"/>
-      <w:r>
-        <w:t xml:space="preserve"> Bostrom, “Conformal prediction in Python with crepes,” Proc. Machine Learning Research, vol. 230, pp. </w:t>
+        <w:t xml:space="preserve">[10]  H. Bostrom, “Conformal prediction in Python with crepes,” Proc. Machine Learning Research, vol. 230, pp. </w:t>
       </w:r>
       <w:r>
         <w:t>236-249</w:t>
@@ -17127,75 +17026,59 @@
         <w:pStyle w:val="References"/>
       </w:pPr>
       <w:r>
-        <w:t>[11</w:t>
-      </w:r>
-      <w:proofErr w:type="gramStart"/>
-      <w:r>
-        <w:t xml:space="preserve">]  </w:t>
+        <w:t xml:space="preserve">[11]  </w:t>
       </w:r>
       <w:r>
         <w:t>Y</w:t>
       </w:r>
       <w:r>
+        <w:t>. Li et al., “Conformal depression prediction</w:t>
+      </w:r>
+      <w:r>
+        <w:t xml:space="preserve">,” </w:t>
+      </w:r>
+      <w:r>
+        <w:t>IEEE Trans. Affective Computing, 2025, Early Access.</w:t>
+      </w:r>
+    </w:p>
+    <w:p>
+      <w:pPr>
+        <w:pStyle w:val="References"/>
+      </w:pPr>
+      <w:r>
+        <w:t xml:space="preserve">[12]  </w:t>
+      </w:r>
+      <w:r>
+        <w:t>S. Roohi, R. Skarbez, and H. D. Nguyen</w:t>
+      </w:r>
+      <w:r>
+        <w:t>, “Reliable uncertainty estimation in emotion recognition in conversation using conformal prediction framework,” Natural Language Processing,</w:t>
+      </w:r>
+      <w:r>
+        <w:t xml:space="preserve"> vol. 31,</w:t>
+      </w:r>
+      <w:r>
+        <w:t xml:space="preserve"> pp. </w:t>
+      </w:r>
+      <w:r>
+        <w:t>1163-1186</w:t>
+      </w:r>
+      <w:r>
+        <w:t>, 202</w:t>
+      </w:r>
+      <w:r>
+        <w:t>5</w:t>
+      </w:r>
+      <w:r>
         <w:t>.</w:t>
       </w:r>
-      <w:proofErr w:type="gramEnd"/>
-      <w:r>
-        <w:t xml:space="preserve"> Li et al., “Conformal depression prediction</w:t>
-      </w:r>
-      <w:r>
-        <w:t xml:space="preserve">,” </w:t>
-      </w:r>
-      <w:r>
-        <w:t>IEEE Trans. Affective Computing, 2025, Early Access.</w:t>
-      </w:r>
     </w:p>
     <w:p>
       <w:pPr>
         <w:pStyle w:val="References"/>
       </w:pPr>
       <w:r>
-        <w:t>[12</w:t>
-      </w:r>
-      <w:proofErr w:type="gramStart"/>
-      <w:r>
-        <w:t xml:space="preserve">]  </w:t>
-      </w:r>
-      <w:r>
-        <w:t>S.</w:t>
-      </w:r>
-      <w:proofErr w:type="gramEnd"/>
-      <w:r>
-        <w:t xml:space="preserve"> Roohi, R. </w:t>
-      </w:r>
-      <w:proofErr w:type="spellStart"/>
-      <w:r>
-        <w:t>Skarbez</w:t>
-      </w:r>
-      <w:proofErr w:type="spellEnd"/>
-      <w:r>
-        <w:t>, and H. D. Nguyen</w:t>
-      </w:r>
-      <w:r>
-        <w:t>, “Reliable uncertainty estimation in emotion recognition in conversation using conformal prediction framework,” Natural Language Processing,</w:t>
-      </w:r>
-      <w:r>
-        <w:t xml:space="preserve"> vol. 31,</w:t>
-      </w:r>
-      <w:r>
-        <w:t xml:space="preserve"> pp. </w:t>
-      </w:r>
-      <w:r>
-        <w:t>1163-1186</w:t>
-      </w:r>
-      <w:r>
-        <w:t>, 202</w:t>
-      </w:r>
-      <w:r>
-        <w:t>5</w:t>
-      </w:r>
-      <w:r>
-        <w:t>.</w:t>
+        <w:t xml:space="preserve">[13]  E. Hüllermeier and W. Waegeman, "Aleatoric and epistemic uncertainty in machine learning: An introduction to concepts and methods," Machine Learning, vol. 110, no. 3, pp. 457–506, 2021. </w:t>
       </w:r>
     </w:p>
     <w:p>
@@ -17203,15 +17086,7 @@
         <w:pStyle w:val="References"/>
       </w:pPr>
       <w:r>
-        <w:t>[13</w:t>
-      </w:r>
-      <w:proofErr w:type="gramStart"/>
-      <w:r>
-        <w:t>]  E.</w:t>
-      </w:r>
-      <w:proofErr w:type="gramEnd"/>
-      <w:r>
-        <w:t xml:space="preserve"> Hüllermeier and W. Waegeman, "Aleatoric and epistemic uncertainty in machine learning: An introduction to concepts and methods," Machine Learning, vol. 110, no. 3, pp. 457–506, 2021. </w:t>
+        <w:t xml:space="preserve">[14]  R. W. Picard, Affective Computing, MIT Press, 1997. </w:t>
       </w:r>
     </w:p>
     <w:p>
@@ -17219,15 +17094,14 @@
         <w:pStyle w:val="References"/>
       </w:pPr>
       <w:r>
-        <w:t>[14</w:t>
-      </w:r>
-      <w:proofErr w:type="gramStart"/>
-      <w:r>
-        <w:t>]  R.</w:t>
-      </w:r>
-      <w:proofErr w:type="gramEnd"/>
-      <w:r>
-        <w:t xml:space="preserve"> W. Picard, Affective Computing, MIT Press, 1997. </w:t>
+        <w:lastRenderedPageBreak/>
+        <w:t>[15]  P. Ekman, "Universals and cultural differences in facial expressions of emotion," in Nebraska Symposium on Motivation, J. Cole, Ed., University of Nebraska Press, 197</w:t>
+      </w:r>
+      <w:r>
+        <w:t>2</w:t>
+      </w:r>
+      <w:r>
+        <w:t xml:space="preserve">, vol. 19, pp. 207–283. </w:t>
       </w:r>
     </w:p>
     <w:p>
@@ -17235,22 +17109,7 @@
         <w:pStyle w:val="References"/>
       </w:pPr>
       <w:r>
-        <w:lastRenderedPageBreak/>
-        <w:t>[15</w:t>
-      </w:r>
-      <w:proofErr w:type="gramStart"/>
-      <w:r>
-        <w:t>]  P.</w:t>
-      </w:r>
-      <w:proofErr w:type="gramEnd"/>
-      <w:r>
-        <w:t xml:space="preserve"> Ekman, "Universals and cultural differences in facial expressions of emotion," in Nebraska Symposium on Motivation, J. Cole, Ed., University of Nebraska Press, 197</w:t>
-      </w:r>
-      <w:r>
-        <w:t>2</w:t>
-      </w:r>
-      <w:r>
-        <w:t xml:space="preserve">, vol. 19, pp. 207–283. </w:t>
+        <w:t xml:space="preserve">[16]  J. A. Russell, "A circumplex model of affect," Journal of Personality and Social Psychology, vol. 39, no. 6, pp. 1161–1178, 1980. </w:t>
       </w:r>
     </w:p>
     <w:p>
@@ -17258,15 +17117,7 @@
         <w:pStyle w:val="References"/>
       </w:pPr>
       <w:r>
-        <w:t>[16</w:t>
-      </w:r>
-      <w:proofErr w:type="gramStart"/>
-      <w:r>
-        <w:t>]  J.</w:t>
-      </w:r>
-      <w:proofErr w:type="gramEnd"/>
-      <w:r>
-        <w:t xml:space="preserve"> A. Russell, "A circumplex model of affect," Journal of Personality and Social Psychology, vol. 39, no. 6, pp. 1161–1178, 1980. </w:t>
+        <w:t xml:space="preserve">[17]  M. Soleymani, S. Asghari-Esfeden, Y. Fu, and M. Pantic, "Analysis of EEG signals and facial expressions for continuous emotion detection," IEEE Trans. Affective Computing, vol. 7, no. 1, pp. 17–28, 2016. </w:t>
       </w:r>
     </w:p>
     <w:p>
@@ -17274,15 +17125,7 @@
         <w:pStyle w:val="References"/>
       </w:pPr>
       <w:r>
-        <w:t>[17</w:t>
-      </w:r>
-      <w:proofErr w:type="gramStart"/>
-      <w:r>
-        <w:t>]  M.</w:t>
-      </w:r>
-      <w:proofErr w:type="gramEnd"/>
-      <w:r>
-        <w:t xml:space="preserve"> Soleymani, S. Asghari-Esfeden, Y. Fu, and M. Pantic, "Analysis of EEG signals and facial expressions for continuous emotion detection," IEEE Trans. Affective Computing, vol. 7, no. 1, pp. 17–28, 2016. </w:t>
+        <w:t xml:space="preserve">[18]  B. Schuller et al., "The INTERSPEECH 2013 Computational Paralinguistics Challenge: Social signals, conflict, emotion, autism," in Proc. INTERSPEECH, 2013, pp. 148–152. </w:t>
       </w:r>
     </w:p>
     <w:p>
@@ -17290,15 +17133,7 @@
         <w:pStyle w:val="References"/>
       </w:pPr>
       <w:r>
-        <w:t>[18</w:t>
-      </w:r>
-      <w:proofErr w:type="gramStart"/>
-      <w:r>
-        <w:t>]  B.</w:t>
-      </w:r>
-      <w:proofErr w:type="gramEnd"/>
-      <w:r>
-        <w:t xml:space="preserve"> Schuller et al., "The INTERSPEECH 2013 Computational Paralinguistics Challenge: Social signals, conflict, emotion, autism," in Proc. INTERSPEECH, 2013, pp. 148–152. </w:t>
+        <w:t xml:space="preserve">[19]  S. Hochreiter and J. Schmidhuber, "Long short-term memory," Neural Computation, vol. 9, no. 8, pp. 1735–1780, 1997. </w:t>
       </w:r>
     </w:p>
     <w:p>
@@ -17306,15 +17141,7 @@
         <w:pStyle w:val="References"/>
       </w:pPr>
       <w:r>
-        <w:t>[19</w:t>
-      </w:r>
-      <w:proofErr w:type="gramStart"/>
-      <w:r>
-        <w:t>]  S.</w:t>
-      </w:r>
-      <w:proofErr w:type="gramEnd"/>
-      <w:r>
-        <w:t xml:space="preserve"> Hochreiter and J. Schmidhuber, "Long short-term memory," Neural Computation, vol. 9, no. 8, pp. 1735–1780, 1997. </w:t>
+        <w:t xml:space="preserve">[20]  L. I.-K. Lin, "A concordance correlation coefficient to evaluate reproducibility," Biometrics, vol. 45, no. 1, pp. 255–268, 1989. </w:t>
       </w:r>
     </w:p>
     <w:p>
@@ -17322,15 +17149,7 @@
         <w:pStyle w:val="References"/>
       </w:pPr>
       <w:r>
-        <w:t>[20</w:t>
-      </w:r>
-      <w:proofErr w:type="gramStart"/>
-      <w:r>
-        <w:t>]  L.</w:t>
-      </w:r>
-      <w:proofErr w:type="gramEnd"/>
-      <w:r>
-        <w:t xml:space="preserve"> I.-K. Lin, "A concordance correlation coefficient to evaluate reproducibility," Biometrics, vol. 45, no. 1, pp. 255–268, 1989. </w:t>
+        <w:t xml:space="preserve">[21]  C. Guo, G. Pleiss, Y. Sun, and K. Q. Weinberger, "On calibration of modern neural networks," in Proc. Int. Conf. on Machine Learning (ICML), PMLR, 2017, pp. 1321–1330. </w:t>
       </w:r>
     </w:p>
     <w:p>
@@ -17338,15 +17157,7 @@
         <w:pStyle w:val="References"/>
       </w:pPr>
       <w:r>
-        <w:t>[21</w:t>
-      </w:r>
-      <w:proofErr w:type="gramStart"/>
-      <w:r>
-        <w:t>]  C.</w:t>
-      </w:r>
-      <w:proofErr w:type="gramEnd"/>
-      <w:r>
-        <w:t xml:space="preserve"> Guo, G. Pleiss, Y. Sun, and K. Q. Weinberger, "On calibration of modern neural networks," in Proc. Int. Conf. on Machine Learning (ICML), PMLR, 2017, pp. 1321–1330. </w:t>
+        <w:t xml:space="preserve">[22]  R. M. Neal, Bayesian Learning for Neural Networks, Lecture Notes in Statistics, vol. 118, Springer, 1996. </w:t>
       </w:r>
     </w:p>
     <w:p>
@@ -17354,37 +17165,13 @@
         <w:pStyle w:val="References"/>
       </w:pPr>
       <w:r>
-        <w:t>[22</w:t>
-      </w:r>
-      <w:proofErr w:type="gramStart"/>
-      <w:r>
-        <w:t>]  R.</w:t>
-      </w:r>
-      <w:proofErr w:type="gramEnd"/>
-      <w:r>
-        <w:t xml:space="preserve"> M. Neal, Bayesian Learning for Neural Networks, Lecture Notes in Statistics, vol. 118, Springer, 1996. </w:t>
-      </w:r>
-    </w:p>
-    <w:p>
-      <w:pPr>
-        <w:pStyle w:val="References"/>
-      </w:pPr>
-      <w:r>
-        <w:t>[23</w:t>
-      </w:r>
-      <w:proofErr w:type="gramStart"/>
-      <w:r>
-        <w:t>]  A.</w:t>
-      </w:r>
-      <w:proofErr w:type="gramEnd"/>
-      <w:r>
-        <w:t xml:space="preserve"> N. Angelopoulos and S. Bates, "A gentle introduction to conformal prediction and distribution-free uncertainty quantification," arXiv:2107.07511, 2021.</w:t>
+        <w:t>[23]  A. N. Angelopoulos and S. Bates, "A gentle introduction to conformal prediction and distribution-free uncertainty quantification," arXiv:2107.07511, 2021.</w:t>
       </w:r>
     </w:p>
     <w:sectPr>
-      <w:headerReference w:type="default" r:id="rId22"/>
-      <w:headerReference w:type="first" r:id="rId23"/>
-      <w:footerReference w:type="first" r:id="rId24"/>
+      <w:headerReference w:type="default" r:id="rId21"/>
+      <w:headerReference w:type="first" r:id="rId22"/>
+      <w:footerReference w:type="first" r:id="rId23"/>
       <w:pgSz w:w="11900" w:h="16840" w:code="9"/>
       <w:pgMar w:top="1440" w:right="1134" w:bottom="1440" w:left="1134" w:header="709" w:footer="709" w:gutter="567"/>
       <w:pgNumType w:start="1"/>
@@ -17538,6 +17325,31 @@
     <w:p>
       <w:r>
         <w:continuationSeparator/>
+      </w:r>
+    </w:p>
+  </w:footnote>
+  <w:footnote w:id="1">
+    <w:p>
+      <w:pPr>
+        <w:pStyle w:val="FootnoteText"/>
+      </w:pPr>
+      <w:r>
+        <w:rPr>
+          <w:rStyle w:val="FootnoteReference"/>
+        </w:rPr>
+        <w:footnoteRef/>
+      </w:r>
+      <w:r>
+        <w:t xml:space="preserve"> </w:t>
+      </w:r>
+      <w:r>
+        <w:t>The full source code, data artefacts, and evaluation logs are publicly available at:</w:t>
+      </w:r>
+      <w:r>
+        <w:t xml:space="preserve"> </w:t>
+      </w:r>
+      <w:r>
+        <w:t>https://github.com/romvasil/FYP</w:t>
       </w:r>
     </w:p>
   </w:footnote>
@@ -22475,7 +22287,6 @@
   <w:style w:type="character" w:default="1" w:styleId="DefaultParagraphFont">
     <w:name w:val="Default Paragraph Font"/>
     <w:uiPriority w:val="1"/>
-    <w:semiHidden/>
     <w:unhideWhenUsed/>
   </w:style>
   <w:style w:type="table" w:default="1" w:styleId="TableNormal">
@@ -23447,6 +23258,44 @@
       </w:numPr>
     </w:pPr>
   </w:style>
+  <w:style w:type="paragraph" w:styleId="EndnoteText">
+    <w:name w:val="endnote text"/>
+    <w:basedOn w:val="Normal"/>
+    <w:link w:val="EndnoteTextChar"/>
+    <w:uiPriority w:val="99"/>
+    <w:semiHidden/>
+    <w:unhideWhenUsed/>
+    <w:rsid w:val="00C161FB"/>
+    <w:rPr>
+      <w:sz w:val="20"/>
+      <w:szCs w:val="20"/>
+    </w:rPr>
+  </w:style>
+  <w:style w:type="character" w:customStyle="1" w:styleId="EndnoteTextChar">
+    <w:name w:val="Endnote Text Char"/>
+    <w:basedOn w:val="DefaultParagraphFont"/>
+    <w:link w:val="EndnoteText"/>
+    <w:uiPriority w:val="99"/>
+    <w:semiHidden/>
+    <w:rsid w:val="00C161FB"/>
+    <w:rPr>
+      <w:rFonts w:ascii="Lato" w:eastAsia="Times New Roman" w:hAnsi="Lato" w:cs="Times New Roman"/>
+      <w:sz w:val="20"/>
+      <w:szCs w:val="20"/>
+      <w:lang w:val="en-GB"/>
+    </w:rPr>
+  </w:style>
+  <w:style w:type="character" w:styleId="EndnoteReference">
+    <w:name w:val="endnote reference"/>
+    <w:basedOn w:val="DefaultParagraphFont"/>
+    <w:uiPriority w:val="99"/>
+    <w:semiHidden/>
+    <w:unhideWhenUsed/>
+    <w:rsid w:val="00C161FB"/>
+    <w:rPr>
+      <w:vertAlign w:val="superscript"/>
+    </w:rPr>
+  </w:style>
 </w:styles>
 </file>
 
